--- a/report_template/template_main/HRDComplete_CustomEdition_LYZL_v1.0.0.docx
+++ b/report_template/template_main/HRDComplete_CustomEdition_LYZL_v1.0.0.docx
@@ -56,21 +56,12 @@
               <w:t>{{</w:t>
             </w:r>
             <w:proofErr w:type="spellStart"/>
-            <w:proofErr w:type="gramStart"/>
             <w:r>
               <w:rPr>
                 <w:sz w:val="24"/>
                 <w:szCs w:val="24"/>
               </w:rPr>
-              <w:t>sample.patient</w:t>
-            </w:r>
-            <w:proofErr w:type="gramEnd"/>
-            <w:r>
-              <w:rPr>
-                <w:sz w:val="24"/>
-                <w:szCs w:val="24"/>
-              </w:rPr>
-              <w:t>_name</w:t>
+              <w:t>sample.patient_name</w:t>
             </w:r>
             <w:proofErr w:type="spellEnd"/>
             <w:r>
@@ -113,7 +104,6 @@
               <w:t>{{</w:t>
             </w:r>
             <w:proofErr w:type="spellStart"/>
-            <w:proofErr w:type="gramStart"/>
             <w:r>
               <w:rPr>
                 <w:sz w:val="24"/>
@@ -122,7 +112,6 @@
               <w:t>sample.gender</w:t>
             </w:r>
             <w:proofErr w:type="spellEnd"/>
-            <w:proofErr w:type="gramEnd"/>
             <w:r>
               <w:rPr>
                 <w:sz w:val="24"/>
@@ -417,21 +406,12 @@
               <w:t>{{</w:t>
             </w:r>
             <w:proofErr w:type="spellStart"/>
-            <w:proofErr w:type="gramStart"/>
             <w:r>
               <w:rPr>
                 <w:sz w:val="24"/>
                 <w:szCs w:val="24"/>
               </w:rPr>
-              <w:t>sample.pathological</w:t>
-            </w:r>
-            <w:proofErr w:type="gramEnd"/>
-            <w:r>
-              <w:rPr>
-                <w:sz w:val="24"/>
-                <w:szCs w:val="24"/>
-              </w:rPr>
-              <w:t>_id</w:t>
+              <w:t>sample.pathological_id</w:t>
             </w:r>
             <w:proofErr w:type="spellEnd"/>
             <w:r>
@@ -642,47 +622,7 @@
           <w:iCs/>
           <w:szCs w:val="21"/>
         </w:rPr>
-        <w:t>==</w:t>
-      </w:r>
-      <w:proofErr w:type="gramStart"/>
-      <w:r>
-        <w:rPr>
-          <w:rFonts w:ascii="仿宋" w:eastAsia="仿宋" w:hAnsi="仿宋" w:cs="宋体"/>
-          <w:bCs/>
-          <w:iCs/>
-          <w:szCs w:val="21"/>
-        </w:rPr>
-        <w:t>”</w:t>
-      </w:r>
-      <w:proofErr w:type="gramEnd"/>
-      <w:r>
-        <w:rPr>
-          <w:rFonts w:ascii="仿宋" w:eastAsia="仿宋" w:hAnsi="仿宋" w:cs="宋体"/>
-          <w:bCs/>
-          <w:iCs/>
-          <w:szCs w:val="21"/>
-        </w:rPr>
-        <w:t>HRD+</w:t>
-      </w:r>
-      <w:proofErr w:type="gramStart"/>
-      <w:r>
-        <w:rPr>
-          <w:rFonts w:ascii="仿宋" w:eastAsia="仿宋" w:hAnsi="仿宋" w:cs="宋体"/>
-          <w:bCs/>
-          <w:iCs/>
-          <w:szCs w:val="21"/>
-        </w:rPr>
-        <w:t>”</w:t>
-      </w:r>
-      <w:proofErr w:type="gramEnd"/>
-      <w:r>
-        <w:rPr>
-          <w:rFonts w:ascii="仿宋" w:eastAsia="仿宋" w:hAnsi="仿宋" w:cs="宋体"/>
-          <w:bCs/>
-          <w:iCs/>
-          <w:szCs w:val="21"/>
-        </w:rPr>
-        <w:t>%}</w:t>
+        <w:t>==”HRD+”%}</w:t>
       </w:r>
       <w:r>
         <w:rPr>
@@ -1592,27 +1532,7 @@
                 <w:sz w:val="17"/>
                 <w:szCs w:val="17"/>
               </w:rPr>
-              <w:t>=</w:t>
-            </w:r>
-            <w:proofErr w:type="gramStart"/>
-            <w:r>
-              <w:rPr>
-                <w:rFonts w:ascii="思源黑体 CN Bold" w:eastAsia="思源黑体 CN Bold" w:hAnsi="思源黑体 CN Bold"/>
-                <w:color w:val="000000" w:themeColor="text1"/>
-                <w:sz w:val="17"/>
-                <w:szCs w:val="17"/>
-              </w:rPr>
-              <w:t>=”HRD</w:t>
-            </w:r>
-            <w:proofErr w:type="gramEnd"/>
-            <w:r>
-              <w:rPr>
-                <w:rFonts w:ascii="思源黑体 CN Bold" w:eastAsia="思源黑体 CN Bold" w:hAnsi="思源黑体 CN Bold"/>
-                <w:color w:val="000000" w:themeColor="text1"/>
-                <w:sz w:val="17"/>
-                <w:szCs w:val="17"/>
-              </w:rPr>
-              <w:t>+”%}</w:t>
+              <w:t>==”HRD+”%}</w:t>
             </w:r>
           </w:p>
           <w:p>
@@ -1805,67 +1725,27 @@
                 <w:sz w:val="17"/>
                 <w:szCs w:val="17"/>
               </w:rPr>
-              <w:t>{%p if var.ec_type.BRCA1_level12+var.ec_</w:t>
-            </w:r>
-            <w:proofErr w:type="gramStart"/>
-            <w:r>
-              <w:rPr>
-                <w:rFonts w:ascii="思源黑体 CN Normal" w:eastAsia="思源黑体 CN Normal" w:hAnsi="思源黑体 CN Normal"/>
-                <w:color w:val="000000" w:themeColor="text1"/>
-                <w:sz w:val="17"/>
-                <w:szCs w:val="17"/>
-              </w:rPr>
-              <w:t>type.BRCA</w:t>
-            </w:r>
-            <w:proofErr w:type="gramEnd"/>
-            <w:r>
-              <w:rPr>
-                <w:rFonts w:ascii="思源黑体 CN Normal" w:eastAsia="思源黑体 CN Normal" w:hAnsi="思源黑体 CN Normal"/>
-                <w:color w:val="000000" w:themeColor="text1"/>
-                <w:sz w:val="17"/>
-                <w:szCs w:val="17"/>
-              </w:rPr>
-              <w:t>2_level12%}</w:t>
-            </w:r>
-          </w:p>
-          <w:p>
-            <w:pPr>
-              <w:jc w:val="center"/>
-              <w:rPr>
-                <w:rFonts w:ascii="思源黑体 CN Normal" w:eastAsia="思源黑体 CN Normal" w:hAnsi="思源黑体 CN Normal"/>
-                <w:color w:val="000000" w:themeColor="text1"/>
-                <w:sz w:val="17"/>
-                <w:szCs w:val="17"/>
-              </w:rPr>
-            </w:pPr>
-            <w:r>
-              <w:rPr>
-                <w:rFonts w:ascii="思源黑体 CN Normal" w:eastAsia="思源黑体 CN Normal" w:hAnsi="思源黑体 CN Normal"/>
-                <w:color w:val="000000" w:themeColor="text1"/>
-                <w:sz w:val="17"/>
-                <w:szCs w:val="17"/>
-              </w:rPr>
-              <w:t>{%p for a in var.ec_type.BRCA1_level12+var.ec_</w:t>
-            </w:r>
-            <w:proofErr w:type="gramStart"/>
-            <w:r>
-              <w:rPr>
-                <w:rFonts w:ascii="思源黑体 CN Normal" w:eastAsia="思源黑体 CN Normal" w:hAnsi="思源黑体 CN Normal"/>
-                <w:color w:val="000000" w:themeColor="text1"/>
-                <w:sz w:val="17"/>
-                <w:szCs w:val="17"/>
-              </w:rPr>
-              <w:t>type.BRCA</w:t>
-            </w:r>
-            <w:proofErr w:type="gramEnd"/>
-            <w:r>
-              <w:rPr>
-                <w:rFonts w:ascii="思源黑体 CN Normal" w:eastAsia="思源黑体 CN Normal" w:hAnsi="思源黑体 CN Normal"/>
-                <w:color w:val="000000" w:themeColor="text1"/>
-                <w:sz w:val="17"/>
-                <w:szCs w:val="17"/>
-              </w:rPr>
-              <w:t>2_level12%}</w:t>
+              <w:t>{%p if var.ec_type.BRCA1_level12+var.ec_type.BRCA2_level12%}</w:t>
+            </w:r>
+          </w:p>
+          <w:p>
+            <w:pPr>
+              <w:jc w:val="center"/>
+              <w:rPr>
+                <w:rFonts w:ascii="思源黑体 CN Normal" w:eastAsia="思源黑体 CN Normal" w:hAnsi="思源黑体 CN Normal"/>
+                <w:color w:val="000000" w:themeColor="text1"/>
+                <w:sz w:val="17"/>
+                <w:szCs w:val="17"/>
+              </w:rPr>
+            </w:pPr>
+            <w:r>
+              <w:rPr>
+                <w:rFonts w:ascii="思源黑体 CN Normal" w:eastAsia="思源黑体 CN Normal" w:hAnsi="思源黑体 CN Normal"/>
+                <w:color w:val="000000" w:themeColor="text1"/>
+                <w:sz w:val="17"/>
+                <w:szCs w:val="17"/>
+              </w:rPr>
+              <w:t>{%p for a in var.ec_type.BRCA1_level12+var.ec_type.BRCA2_level12%}</w:t>
             </w:r>
           </w:p>
           <w:p>
@@ -1890,7 +1770,6 @@
               <w:t>{{</w:t>
             </w:r>
             <w:proofErr w:type="spellStart"/>
-            <w:proofErr w:type="gramStart"/>
             <w:r>
               <w:rPr>
                 <w:rFonts w:ascii="思源黑体 CN Normal" w:eastAsia="思源黑体 CN Normal" w:hAnsi="思源黑体 CN Normal" w:hint="eastAsia"/>
@@ -1900,19 +1779,7 @@
                 <w:sz w:val="17"/>
                 <w:szCs w:val="17"/>
               </w:rPr>
-              <w:t>a.gene</w:t>
-            </w:r>
-            <w:proofErr w:type="gramEnd"/>
-            <w:r>
-              <w:rPr>
-                <w:rFonts w:ascii="思源黑体 CN Normal" w:eastAsia="思源黑体 CN Normal" w:hAnsi="思源黑体 CN Normal" w:hint="eastAsia"/>
-                <w:i/>
-                <w:iCs/>
-                <w:color w:val="000000" w:themeColor="text1"/>
-                <w:sz w:val="17"/>
-                <w:szCs w:val="17"/>
-              </w:rPr>
-              <w:t>_symbol</w:t>
+              <w:t>a.gene_symbol</w:t>
             </w:r>
             <w:proofErr w:type="spellEnd"/>
             <w:r>
@@ -2146,67 +2013,27 @@
                 <w:sz w:val="17"/>
                 <w:szCs w:val="17"/>
               </w:rPr>
-              <w:t>{%p if var.ec_type.BRCA1_level12+var.ec_</w:t>
-            </w:r>
-            <w:proofErr w:type="gramStart"/>
-            <w:r>
-              <w:rPr>
-                <w:rFonts w:ascii="思源黑体 CN Normal" w:eastAsia="思源黑体 CN Normal" w:hAnsi="思源黑体 CN Normal"/>
-                <w:color w:val="000000" w:themeColor="text1"/>
-                <w:sz w:val="17"/>
-                <w:szCs w:val="17"/>
-              </w:rPr>
-              <w:t>type.BRCA</w:t>
-            </w:r>
-            <w:proofErr w:type="gramEnd"/>
-            <w:r>
-              <w:rPr>
-                <w:rFonts w:ascii="思源黑体 CN Normal" w:eastAsia="思源黑体 CN Normal" w:hAnsi="思源黑体 CN Normal"/>
-                <w:color w:val="000000" w:themeColor="text1"/>
-                <w:sz w:val="17"/>
-                <w:szCs w:val="17"/>
-              </w:rPr>
-              <w:t>2_level12%}</w:t>
-            </w:r>
-          </w:p>
-          <w:p>
-            <w:pPr>
-              <w:jc w:val="center"/>
-              <w:rPr>
-                <w:rFonts w:ascii="思源黑体 CN Normal" w:eastAsia="思源黑体 CN Normal" w:hAnsi="思源黑体 CN Normal"/>
-                <w:color w:val="000000" w:themeColor="text1"/>
-                <w:sz w:val="17"/>
-                <w:szCs w:val="17"/>
-              </w:rPr>
-            </w:pPr>
-            <w:r>
-              <w:rPr>
-                <w:rFonts w:ascii="思源黑体 CN Normal" w:eastAsia="思源黑体 CN Normal" w:hAnsi="思源黑体 CN Normal"/>
-                <w:color w:val="000000" w:themeColor="text1"/>
-                <w:sz w:val="17"/>
-                <w:szCs w:val="17"/>
-              </w:rPr>
-              <w:t>{%p for a in var.ec_type.BRCA1_level12+var.ec_</w:t>
-            </w:r>
-            <w:proofErr w:type="gramStart"/>
-            <w:r>
-              <w:rPr>
-                <w:rFonts w:ascii="思源黑体 CN Normal" w:eastAsia="思源黑体 CN Normal" w:hAnsi="思源黑体 CN Normal"/>
-                <w:color w:val="000000" w:themeColor="text1"/>
-                <w:sz w:val="17"/>
-                <w:szCs w:val="17"/>
-              </w:rPr>
-              <w:t>type.BRCA</w:t>
-            </w:r>
-            <w:proofErr w:type="gramEnd"/>
-            <w:r>
-              <w:rPr>
-                <w:rFonts w:ascii="思源黑体 CN Normal" w:eastAsia="思源黑体 CN Normal" w:hAnsi="思源黑体 CN Normal"/>
-                <w:color w:val="000000" w:themeColor="text1"/>
-                <w:sz w:val="17"/>
-                <w:szCs w:val="17"/>
-              </w:rPr>
-              <w:t>2_level12%}</w:t>
+              <w:t>{%p if var.ec_type.BRCA1_level12+var.ec_type.BRCA2_level12%}</w:t>
+            </w:r>
+          </w:p>
+          <w:p>
+            <w:pPr>
+              <w:jc w:val="center"/>
+              <w:rPr>
+                <w:rFonts w:ascii="思源黑体 CN Normal" w:eastAsia="思源黑体 CN Normal" w:hAnsi="思源黑体 CN Normal"/>
+                <w:color w:val="000000" w:themeColor="text1"/>
+                <w:sz w:val="17"/>
+                <w:szCs w:val="17"/>
+              </w:rPr>
+            </w:pPr>
+            <w:r>
+              <w:rPr>
+                <w:rFonts w:ascii="思源黑体 CN Normal" w:eastAsia="思源黑体 CN Normal" w:hAnsi="思源黑体 CN Normal"/>
+                <w:color w:val="000000" w:themeColor="text1"/>
+                <w:sz w:val="17"/>
+                <w:szCs w:val="17"/>
+              </w:rPr>
+              <w:t>{%p for a in var.ec_type.BRCA1_level12+var.ec_type.BRCA2_level12%}</w:t>
             </w:r>
           </w:p>
           <w:p>
@@ -2229,25 +2056,14 @@
               <w:t>{{</w:t>
             </w:r>
             <w:proofErr w:type="spellStart"/>
-            <w:proofErr w:type="gramStart"/>
-            <w:r>
-              <w:rPr>
-                <w:rFonts w:ascii="思源黑体 CN Normal" w:eastAsia="思源黑体 CN Normal" w:hAnsi="思源黑体 CN Normal"/>
-                <w:color w:val="000000" w:themeColor="text1"/>
-                <w:sz w:val="17"/>
-                <w:szCs w:val="17"/>
-              </w:rPr>
-              <w:t>a.freq</w:t>
-            </w:r>
-            <w:proofErr w:type="gramEnd"/>
-            <w:r>
-              <w:rPr>
-                <w:rFonts w:ascii="思源黑体 CN Normal" w:eastAsia="思源黑体 CN Normal" w:hAnsi="思源黑体 CN Normal"/>
-                <w:color w:val="000000" w:themeColor="text1"/>
-                <w:sz w:val="17"/>
-                <w:szCs w:val="17"/>
-              </w:rPr>
-              <w:t>_str</w:t>
+            <w:r>
+              <w:rPr>
+                <w:rFonts w:ascii="思源黑体 CN Normal" w:eastAsia="思源黑体 CN Normal" w:hAnsi="思源黑体 CN Normal"/>
+                <w:color w:val="000000" w:themeColor="text1"/>
+                <w:sz w:val="17"/>
+                <w:szCs w:val="17"/>
+              </w:rPr>
+              <w:t>a.freq_str</w:t>
             </w:r>
             <w:proofErr w:type="spellEnd"/>
             <w:r>
@@ -2390,67 +2206,27 @@
                 <w:sz w:val="17"/>
                 <w:szCs w:val="17"/>
               </w:rPr>
-              <w:t>{%p if var.ec_type.BRCA1_level12+var.ec_</w:t>
-            </w:r>
-            <w:proofErr w:type="gramStart"/>
-            <w:r>
-              <w:rPr>
-                <w:rFonts w:ascii="思源黑体 CN Normal" w:eastAsia="思源黑体 CN Normal" w:hAnsi="思源黑体 CN Normal"/>
-                <w:color w:val="000000" w:themeColor="text1"/>
-                <w:sz w:val="17"/>
-                <w:szCs w:val="17"/>
-              </w:rPr>
-              <w:t>type.BRCA</w:t>
-            </w:r>
-            <w:proofErr w:type="gramEnd"/>
-            <w:r>
-              <w:rPr>
-                <w:rFonts w:ascii="思源黑体 CN Normal" w:eastAsia="思源黑体 CN Normal" w:hAnsi="思源黑体 CN Normal"/>
-                <w:color w:val="000000" w:themeColor="text1"/>
-                <w:sz w:val="17"/>
-                <w:szCs w:val="17"/>
-              </w:rPr>
-              <w:t>2_level12%}</w:t>
-            </w:r>
-          </w:p>
-          <w:p>
-            <w:pPr>
-              <w:jc w:val="center"/>
-              <w:rPr>
-                <w:rFonts w:ascii="思源黑体 CN Normal" w:eastAsia="思源黑体 CN Normal" w:hAnsi="思源黑体 CN Normal"/>
-                <w:color w:val="000000" w:themeColor="text1"/>
-                <w:sz w:val="17"/>
-                <w:szCs w:val="17"/>
-              </w:rPr>
-            </w:pPr>
-            <w:r>
-              <w:rPr>
-                <w:rFonts w:ascii="思源黑体 CN Normal" w:eastAsia="思源黑体 CN Normal" w:hAnsi="思源黑体 CN Normal"/>
-                <w:color w:val="000000" w:themeColor="text1"/>
-                <w:sz w:val="17"/>
-                <w:szCs w:val="17"/>
-              </w:rPr>
-              <w:t>{%p for a in var.ec_type.BRCA1_level12+var.ec_</w:t>
-            </w:r>
-            <w:proofErr w:type="gramStart"/>
-            <w:r>
-              <w:rPr>
-                <w:rFonts w:ascii="思源黑体 CN Normal" w:eastAsia="思源黑体 CN Normal" w:hAnsi="思源黑体 CN Normal"/>
-                <w:color w:val="000000" w:themeColor="text1"/>
-                <w:sz w:val="17"/>
-                <w:szCs w:val="17"/>
-              </w:rPr>
-              <w:t>type.BRCA</w:t>
-            </w:r>
-            <w:proofErr w:type="gramEnd"/>
-            <w:r>
-              <w:rPr>
-                <w:rFonts w:ascii="思源黑体 CN Normal" w:eastAsia="思源黑体 CN Normal" w:hAnsi="思源黑体 CN Normal"/>
-                <w:color w:val="000000" w:themeColor="text1"/>
-                <w:sz w:val="17"/>
-                <w:szCs w:val="17"/>
-              </w:rPr>
-              <w:t>2_level12%}</w:t>
+              <w:t>{%p if var.ec_type.BRCA1_level12+var.ec_type.BRCA2_level12%}</w:t>
+            </w:r>
+          </w:p>
+          <w:p>
+            <w:pPr>
+              <w:jc w:val="center"/>
+              <w:rPr>
+                <w:rFonts w:ascii="思源黑体 CN Normal" w:eastAsia="思源黑体 CN Normal" w:hAnsi="思源黑体 CN Normal"/>
+                <w:color w:val="000000" w:themeColor="text1"/>
+                <w:sz w:val="17"/>
+                <w:szCs w:val="17"/>
+              </w:rPr>
+            </w:pPr>
+            <w:r>
+              <w:rPr>
+                <w:rFonts w:ascii="思源黑体 CN Normal" w:eastAsia="思源黑体 CN Normal" w:hAnsi="思源黑体 CN Normal"/>
+                <w:color w:val="000000" w:themeColor="text1"/>
+                <w:sz w:val="17"/>
+                <w:szCs w:val="17"/>
+              </w:rPr>
+              <w:t>{%p for a in var.ec_type.BRCA1_level12+var.ec_type.BRCA2_level12%}</w:t>
             </w:r>
           </w:p>
           <w:p>
@@ -2689,25 +2465,14 @@
               <w:t xml:space="preserve">{%p if </w:t>
             </w:r>
             <w:proofErr w:type="spellStart"/>
-            <w:proofErr w:type="gramStart"/>
-            <w:r>
-              <w:rPr>
-                <w:rFonts w:ascii="思源黑体 CN Normal" w:eastAsia="思源黑体 CN Normal" w:hAnsi="思源黑体 CN Normal"/>
-                <w:color w:val="000000" w:themeColor="text1"/>
-                <w:sz w:val="17"/>
-                <w:szCs w:val="17"/>
-              </w:rPr>
-              <w:t>var.gss.gss.gsscore</w:t>
-            </w:r>
-            <w:proofErr w:type="gramEnd"/>
-            <w:r>
-              <w:rPr>
-                <w:rFonts w:ascii="思源黑体 CN Normal" w:eastAsia="思源黑体 CN Normal" w:hAnsi="思源黑体 CN Normal"/>
-                <w:color w:val="000000" w:themeColor="text1"/>
-                <w:sz w:val="17"/>
-                <w:szCs w:val="17"/>
-              </w:rPr>
-              <w:t>|float</w:t>
+            <w:r>
+              <w:rPr>
+                <w:rFonts w:ascii="思源黑体 CN Normal" w:eastAsia="思源黑体 CN Normal" w:hAnsi="思源黑体 CN Normal"/>
+                <w:color w:val="000000" w:themeColor="text1"/>
+                <w:sz w:val="17"/>
+                <w:szCs w:val="17"/>
+              </w:rPr>
+              <w:t>var.gss.gss.gsscore|float</w:t>
             </w:r>
             <w:proofErr w:type="spellEnd"/>
             <w:r>
@@ -3007,27 +2772,7 @@
                 <w:sz w:val="17"/>
                 <w:szCs w:val="17"/>
               </w:rPr>
-              <w:t>var.var_</w:t>
-            </w:r>
-            <w:proofErr w:type="gramStart"/>
-            <w:r>
-              <w:rPr>
-                <w:rFonts w:ascii="思源黑体 CN Normal" w:eastAsia="思源黑体 CN Normal" w:hAnsi="思源黑体 CN Normal"/>
-                <w:color w:val="000000" w:themeColor="text1"/>
-                <w:sz w:val="17"/>
-                <w:szCs w:val="17"/>
-              </w:rPr>
-              <w:t>somatic.level</w:t>
-            </w:r>
-            <w:proofErr w:type="gramEnd"/>
-            <w:r>
-              <w:rPr>
-                <w:rFonts w:ascii="思源黑体 CN Normal" w:eastAsia="思源黑体 CN Normal" w:hAnsi="思源黑体 CN Normal"/>
-                <w:color w:val="000000" w:themeColor="text1"/>
-                <w:sz w:val="17"/>
-                <w:szCs w:val="17"/>
-              </w:rPr>
-              <w:t>_I+var.var_somatic.level_II</w:t>
+              <w:t>var.var_somatic.level_I+var.var_somatic.level_II</w:t>
             </w:r>
             <w:r>
               <w:rPr>
@@ -3112,27 +2857,7 @@
                 <w:sz w:val="17"/>
                 <w:szCs w:val="17"/>
               </w:rPr>
-              <w:t>var.var_</w:t>
-            </w:r>
-            <w:proofErr w:type="gramStart"/>
-            <w:r>
-              <w:rPr>
-                <w:rFonts w:ascii="思源黑体 CN Normal" w:eastAsia="思源黑体 CN Normal" w:hAnsi="思源黑体 CN Normal"/>
-                <w:color w:val="000000" w:themeColor="text1"/>
-                <w:sz w:val="17"/>
-                <w:szCs w:val="17"/>
-              </w:rPr>
-              <w:t>somatic.level</w:t>
-            </w:r>
-            <w:proofErr w:type="gramEnd"/>
-            <w:r>
-              <w:rPr>
-                <w:rFonts w:ascii="思源黑体 CN Normal" w:eastAsia="思源黑体 CN Normal" w:hAnsi="思源黑体 CN Normal"/>
-                <w:color w:val="000000" w:themeColor="text1"/>
-                <w:sz w:val="17"/>
-                <w:szCs w:val="17"/>
-              </w:rPr>
-              <w:t>_I+var.var_somatic.level_II</w:t>
+              <w:t>var.var_somatic.level_I+var.var_somatic.level_II</w:t>
             </w:r>
             <w:r>
               <w:rPr>
@@ -3175,7 +2900,6 @@
               <w:t>{{</w:t>
             </w:r>
             <w:proofErr w:type="spellStart"/>
-            <w:proofErr w:type="gramStart"/>
             <w:r>
               <w:rPr>
                 <w:rFonts w:ascii="思源黑体 CN Normal" w:eastAsia="思源黑体 CN Normal" w:hAnsi="思源黑体 CN Normal"/>
@@ -3185,19 +2909,7 @@
                 <w:sz w:val="17"/>
                 <w:szCs w:val="17"/>
               </w:rPr>
-              <w:t>a.gene</w:t>
-            </w:r>
-            <w:proofErr w:type="gramEnd"/>
-            <w:r>
-              <w:rPr>
-                <w:rFonts w:ascii="思源黑体 CN Normal" w:eastAsia="思源黑体 CN Normal" w:hAnsi="思源黑体 CN Normal"/>
-                <w:i/>
-                <w:iCs/>
-                <w:color w:val="000000" w:themeColor="text1"/>
-                <w:sz w:val="17"/>
-                <w:szCs w:val="17"/>
-              </w:rPr>
-              <w:t>_symbol</w:t>
+              <w:t>a.gene_symbol</w:t>
             </w:r>
             <w:proofErr w:type="spellEnd"/>
             <w:r>
@@ -3449,27 +3161,7 @@
                 <w:sz w:val="17"/>
                 <w:szCs w:val="17"/>
               </w:rPr>
-              <w:t>var.var_</w:t>
-            </w:r>
-            <w:proofErr w:type="gramStart"/>
-            <w:r>
-              <w:rPr>
-                <w:rFonts w:ascii="思源黑体 CN Normal" w:eastAsia="思源黑体 CN Normal" w:hAnsi="思源黑体 CN Normal"/>
-                <w:color w:val="000000" w:themeColor="text1"/>
-                <w:sz w:val="17"/>
-                <w:szCs w:val="17"/>
-              </w:rPr>
-              <w:t>somatic.level</w:t>
-            </w:r>
-            <w:proofErr w:type="gramEnd"/>
-            <w:r>
-              <w:rPr>
-                <w:rFonts w:ascii="思源黑体 CN Normal" w:eastAsia="思源黑体 CN Normal" w:hAnsi="思源黑体 CN Normal"/>
-                <w:color w:val="000000" w:themeColor="text1"/>
-                <w:sz w:val="17"/>
-                <w:szCs w:val="17"/>
-              </w:rPr>
-              <w:t>_I+var.var_somatic.level_II</w:t>
+              <w:t>var.var_somatic.level_I+var.var_somatic.level_II</w:t>
             </w:r>
             <w:r>
               <w:rPr>
@@ -3554,27 +3246,7 @@
                 <w:sz w:val="17"/>
                 <w:szCs w:val="17"/>
               </w:rPr>
-              <w:t>var.var_</w:t>
-            </w:r>
-            <w:proofErr w:type="gramStart"/>
-            <w:r>
-              <w:rPr>
-                <w:rFonts w:ascii="思源黑体 CN Normal" w:eastAsia="思源黑体 CN Normal" w:hAnsi="思源黑体 CN Normal"/>
-                <w:color w:val="000000" w:themeColor="text1"/>
-                <w:sz w:val="17"/>
-                <w:szCs w:val="17"/>
-              </w:rPr>
-              <w:t>somatic.level</w:t>
-            </w:r>
-            <w:proofErr w:type="gramEnd"/>
-            <w:r>
-              <w:rPr>
-                <w:rFonts w:ascii="思源黑体 CN Normal" w:eastAsia="思源黑体 CN Normal" w:hAnsi="思源黑体 CN Normal"/>
-                <w:color w:val="000000" w:themeColor="text1"/>
-                <w:sz w:val="17"/>
-                <w:szCs w:val="17"/>
-              </w:rPr>
-              <w:t>_I+var.var_somatic.level_II</w:t>
+              <w:t>var.var_somatic.level_I+var.var_somatic.level_II</w:t>
             </w:r>
             <w:r>
               <w:rPr>
@@ -3625,25 +3297,14 @@
               <w:t>{{</w:t>
             </w:r>
             <w:proofErr w:type="spellStart"/>
-            <w:proofErr w:type="gramStart"/>
-            <w:r>
-              <w:rPr>
-                <w:rFonts w:ascii="思源黑体 CN Normal" w:eastAsia="思源黑体 CN Normal" w:hAnsi="思源黑体 CN Normal"/>
-                <w:color w:val="000000" w:themeColor="text1"/>
-                <w:sz w:val="17"/>
-                <w:szCs w:val="17"/>
-              </w:rPr>
-              <w:t>a.freq</w:t>
-            </w:r>
-            <w:proofErr w:type="gramEnd"/>
-            <w:r>
-              <w:rPr>
-                <w:rFonts w:ascii="思源黑体 CN Normal" w:eastAsia="思源黑体 CN Normal" w:hAnsi="思源黑体 CN Normal"/>
-                <w:color w:val="000000" w:themeColor="text1"/>
-                <w:sz w:val="17"/>
-                <w:szCs w:val="17"/>
-              </w:rPr>
-              <w:t>_str</w:t>
+            <w:r>
+              <w:rPr>
+                <w:rFonts w:ascii="思源黑体 CN Normal" w:eastAsia="思源黑体 CN Normal" w:hAnsi="思源黑体 CN Normal"/>
+                <w:color w:val="000000" w:themeColor="text1"/>
+                <w:sz w:val="17"/>
+                <w:szCs w:val="17"/>
+              </w:rPr>
+              <w:t>a.freq_str</w:t>
             </w:r>
             <w:proofErr w:type="spellEnd"/>
             <w:r>
@@ -3804,27 +3465,7 @@
                 <w:sz w:val="17"/>
                 <w:szCs w:val="17"/>
               </w:rPr>
-              <w:t>var.var_</w:t>
-            </w:r>
-            <w:proofErr w:type="gramStart"/>
-            <w:r>
-              <w:rPr>
-                <w:rFonts w:ascii="思源黑体 CN Normal" w:eastAsia="思源黑体 CN Normal" w:hAnsi="思源黑体 CN Normal"/>
-                <w:color w:val="000000" w:themeColor="text1"/>
-                <w:sz w:val="17"/>
-                <w:szCs w:val="17"/>
-              </w:rPr>
-              <w:t>somatic.level</w:t>
-            </w:r>
-            <w:proofErr w:type="gramEnd"/>
-            <w:r>
-              <w:rPr>
-                <w:rFonts w:ascii="思源黑体 CN Normal" w:eastAsia="思源黑体 CN Normal" w:hAnsi="思源黑体 CN Normal"/>
-                <w:color w:val="000000" w:themeColor="text1"/>
-                <w:sz w:val="17"/>
-                <w:szCs w:val="17"/>
-              </w:rPr>
-              <w:t>_I+var.var_somatic.level_II</w:t>
+              <w:t>var.var_somatic.level_I+var.var_somatic.level_II</w:t>
             </w:r>
             <w:r>
               <w:rPr>
@@ -3909,27 +3550,7 @@
                 <w:sz w:val="17"/>
                 <w:szCs w:val="17"/>
               </w:rPr>
-              <w:t>var.var_</w:t>
-            </w:r>
-            <w:proofErr w:type="gramStart"/>
-            <w:r>
-              <w:rPr>
-                <w:rFonts w:ascii="思源黑体 CN Normal" w:eastAsia="思源黑体 CN Normal" w:hAnsi="思源黑体 CN Normal"/>
-                <w:color w:val="000000" w:themeColor="text1"/>
-                <w:sz w:val="17"/>
-                <w:szCs w:val="17"/>
-              </w:rPr>
-              <w:t>somatic.level</w:t>
-            </w:r>
-            <w:proofErr w:type="gramEnd"/>
-            <w:r>
-              <w:rPr>
-                <w:rFonts w:ascii="思源黑体 CN Normal" w:eastAsia="思源黑体 CN Normal" w:hAnsi="思源黑体 CN Normal"/>
-                <w:color w:val="000000" w:themeColor="text1"/>
-                <w:sz w:val="17"/>
-                <w:szCs w:val="17"/>
-              </w:rPr>
-              <w:t>_I+var.var_somatic.level_II</w:t>
+              <w:t>var.var_somatic.level_I+var.var_somatic.level_II</w:t>
             </w:r>
             <w:r>
               <w:rPr>
@@ -5443,27 +5064,7 @@
                 <w:sz w:val="17"/>
                 <w:szCs w:val="17"/>
               </w:rPr>
-              <w:t>=</w:t>
-            </w:r>
-            <w:proofErr w:type="gramStart"/>
-            <w:r>
-              <w:rPr>
-                <w:rFonts w:ascii="思源黑体 CN Normal" w:eastAsia="思源黑体 CN Normal" w:hAnsi="思源黑体 CN Normal"/>
-                <w:color w:val="000000" w:themeColor="text1"/>
-                <w:sz w:val="17"/>
-                <w:szCs w:val="17"/>
-              </w:rPr>
-              <w:t>=”HRD</w:t>
-            </w:r>
-            <w:proofErr w:type="gramEnd"/>
-            <w:r>
-              <w:rPr>
-                <w:rFonts w:ascii="思源黑体 CN Normal" w:eastAsia="思源黑体 CN Normal" w:hAnsi="思源黑体 CN Normal"/>
-                <w:color w:val="000000" w:themeColor="text1"/>
-                <w:sz w:val="17"/>
-                <w:szCs w:val="17"/>
-              </w:rPr>
-              <w:t>+”%}</w:t>
+              <w:t>==”HRD+”%}</w:t>
             </w:r>
           </w:p>
           <w:p>
@@ -5604,27 +5205,7 @@
                 <w:sz w:val="17"/>
                 <w:szCs w:val="17"/>
               </w:rPr>
-              <w:t>%p if var.ec_type.BRCA1_level12+var.ec_</w:t>
-            </w:r>
-            <w:proofErr w:type="gramStart"/>
-            <w:r>
-              <w:rPr>
-                <w:rFonts w:ascii="思源黑体 CN Normal" w:eastAsia="思源黑体 CN Normal" w:hAnsi="思源黑体 CN Normal"/>
-                <w:color w:val="000000" w:themeColor="text1"/>
-                <w:sz w:val="17"/>
-                <w:szCs w:val="17"/>
-              </w:rPr>
-              <w:t>type.BRCA</w:t>
-            </w:r>
-            <w:proofErr w:type="gramEnd"/>
-            <w:r>
-              <w:rPr>
-                <w:rFonts w:ascii="思源黑体 CN Normal" w:eastAsia="思源黑体 CN Normal" w:hAnsi="思源黑体 CN Normal"/>
-                <w:color w:val="000000" w:themeColor="text1"/>
-                <w:sz w:val="17"/>
-                <w:szCs w:val="17"/>
-              </w:rPr>
-              <w:t>2_level12%}</w:t>
+              <w:t>%p if var.ec_type.BRCA1_level12+var.ec_type.BRCA2_level12%}</w:t>
             </w:r>
           </w:p>
           <w:p>
@@ -5815,67 +5396,27 @@
                 <w:sz w:val="17"/>
                 <w:szCs w:val="17"/>
               </w:rPr>
-              <w:t>{%p if var.ec_</w:t>
-            </w:r>
-            <w:proofErr w:type="gramStart"/>
-            <w:r>
-              <w:rPr>
-                <w:rFonts w:ascii="思源黑体 CN Normal" w:eastAsia="思源黑体 CN Normal" w:hAnsi="思源黑体 CN Normal"/>
-                <w:color w:val="000000" w:themeColor="text1"/>
-                <w:sz w:val="17"/>
-                <w:szCs w:val="17"/>
-              </w:rPr>
-              <w:t>type.BRCA</w:t>
-            </w:r>
-            <w:proofErr w:type="gramEnd"/>
-            <w:r>
-              <w:rPr>
-                <w:rFonts w:ascii="思源黑体 CN Normal" w:eastAsia="思源黑体 CN Normal" w:hAnsi="思源黑体 CN Normal"/>
-                <w:color w:val="000000" w:themeColor="text1"/>
-                <w:sz w:val="17"/>
-                <w:szCs w:val="17"/>
-              </w:rPr>
-              <w:t>1_level12%}</w:t>
-            </w:r>
-          </w:p>
-          <w:p>
-            <w:pPr>
-              <w:jc w:val="center"/>
-              <w:rPr>
-                <w:rFonts w:ascii="思源黑体 CN Normal" w:eastAsia="思源黑体 CN Normal" w:hAnsi="思源黑体 CN Normal"/>
-                <w:color w:val="000000" w:themeColor="text1"/>
-                <w:sz w:val="17"/>
-                <w:szCs w:val="17"/>
-              </w:rPr>
-            </w:pPr>
-            <w:r>
-              <w:rPr>
-                <w:rFonts w:ascii="思源黑体 CN Normal" w:eastAsia="思源黑体 CN Normal" w:hAnsi="思源黑体 CN Normal"/>
-                <w:color w:val="000000" w:themeColor="text1"/>
-                <w:sz w:val="17"/>
-                <w:szCs w:val="17"/>
-              </w:rPr>
-              <w:t>{%p for a in var.ec_</w:t>
-            </w:r>
-            <w:proofErr w:type="gramStart"/>
-            <w:r>
-              <w:rPr>
-                <w:rFonts w:ascii="思源黑体 CN Normal" w:eastAsia="思源黑体 CN Normal" w:hAnsi="思源黑体 CN Normal"/>
-                <w:color w:val="000000" w:themeColor="text1"/>
-                <w:sz w:val="17"/>
-                <w:szCs w:val="17"/>
-              </w:rPr>
-              <w:t>type.BRCA</w:t>
-            </w:r>
-            <w:proofErr w:type="gramEnd"/>
-            <w:r>
-              <w:rPr>
-                <w:rFonts w:ascii="思源黑体 CN Normal" w:eastAsia="思源黑体 CN Normal" w:hAnsi="思源黑体 CN Normal"/>
-                <w:color w:val="000000" w:themeColor="text1"/>
-                <w:sz w:val="17"/>
-                <w:szCs w:val="17"/>
-              </w:rPr>
-              <w:t>1_level12%}</w:t>
+              <w:t>{%p if var.ec_type.BRCA1_level12%}</w:t>
+            </w:r>
+          </w:p>
+          <w:p>
+            <w:pPr>
+              <w:jc w:val="center"/>
+              <w:rPr>
+                <w:rFonts w:ascii="思源黑体 CN Normal" w:eastAsia="思源黑体 CN Normal" w:hAnsi="思源黑体 CN Normal"/>
+                <w:color w:val="000000" w:themeColor="text1"/>
+                <w:sz w:val="17"/>
+                <w:szCs w:val="17"/>
+              </w:rPr>
+            </w:pPr>
+            <w:r>
+              <w:rPr>
+                <w:rFonts w:ascii="思源黑体 CN Normal" w:eastAsia="思源黑体 CN Normal" w:hAnsi="思源黑体 CN Normal"/>
+                <w:color w:val="000000" w:themeColor="text1"/>
+                <w:sz w:val="17"/>
+                <w:szCs w:val="17"/>
+              </w:rPr>
+              <w:t>{%p for a in var.ec_type.BRCA1_level12%}</w:t>
             </w:r>
           </w:p>
           <w:p>
@@ -5898,25 +5439,14 @@
               <w:t>{{</w:t>
             </w:r>
             <w:proofErr w:type="spellStart"/>
-            <w:proofErr w:type="gramStart"/>
-            <w:r>
-              <w:rPr>
-                <w:rFonts w:ascii="思源黑体 CN Normal" w:eastAsia="思源黑体 CN Normal" w:hAnsi="思源黑体 CN Normal"/>
-                <w:color w:val="000000" w:themeColor="text1"/>
-                <w:sz w:val="17"/>
-                <w:szCs w:val="17"/>
-              </w:rPr>
-              <w:t>a.gene</w:t>
-            </w:r>
-            <w:proofErr w:type="gramEnd"/>
-            <w:r>
-              <w:rPr>
-                <w:rFonts w:ascii="思源黑体 CN Normal" w:eastAsia="思源黑体 CN Normal" w:hAnsi="思源黑体 CN Normal"/>
-                <w:color w:val="000000" w:themeColor="text1"/>
-                <w:sz w:val="17"/>
-                <w:szCs w:val="17"/>
-              </w:rPr>
-              <w:t>_region</w:t>
+            <w:r>
+              <w:rPr>
+                <w:rFonts w:ascii="思源黑体 CN Normal" w:eastAsia="思源黑体 CN Normal" w:hAnsi="思源黑体 CN Normal"/>
+                <w:color w:val="000000" w:themeColor="text1"/>
+                <w:sz w:val="17"/>
+                <w:szCs w:val="17"/>
+              </w:rPr>
+              <w:t>a.gene_region</w:t>
             </w:r>
             <w:proofErr w:type="spellEnd"/>
             <w:r>
@@ -6127,7 +5657,6 @@
               <w:t xml:space="preserve">{%p if </w:t>
             </w:r>
             <w:proofErr w:type="spellStart"/>
-            <w:proofErr w:type="gramStart"/>
             <w:r>
               <w:rPr>
                 <w:rFonts w:ascii="思源黑体 CN Normal" w:eastAsia="思源黑体 CN Normal" w:hAnsi="思源黑体 CN Normal" w:cs="思源黑体 CN Light"/>
@@ -6140,7 +5669,6 @@
               <w:t>var.gss.gss.regimen</w:t>
             </w:r>
             <w:proofErr w:type="spellEnd"/>
-            <w:proofErr w:type="gramEnd"/>
             <w:r>
               <w:rPr>
                 <w:rFonts w:ascii="思源黑体 CN Normal" w:eastAsia="思源黑体 CN Normal" w:hAnsi="思源黑体 CN Normal" w:cs="思源黑体 CN Light"/>
@@ -6203,7 +5731,6 @@
               <w:t xml:space="preserve">{%p for a in </w:t>
             </w:r>
             <w:proofErr w:type="spellStart"/>
-            <w:proofErr w:type="gramStart"/>
             <w:r>
               <w:rPr>
                 <w:rFonts w:ascii="思源黑体 CN Normal" w:eastAsia="思源黑体 CN Normal" w:hAnsi="思源黑体 CN Normal" w:cs="思源黑体 CN Light"/>
@@ -6213,19 +5740,7 @@
                 <w:sz w:val="17"/>
                 <w:szCs w:val="17"/>
               </w:rPr>
-              <w:t>var.gss.gss.regimen</w:t>
-            </w:r>
-            <w:proofErr w:type="gramEnd"/>
-            <w:r>
-              <w:rPr>
-                <w:rFonts w:ascii="思源黑体 CN Normal" w:eastAsia="思源黑体 CN Normal" w:hAnsi="思源黑体 CN Normal" w:cs="思源黑体 CN Light"/>
-                <w:bCs/>
-                <w:iCs/>
-                <w:color w:val="000000"/>
-                <w:sz w:val="17"/>
-                <w:szCs w:val="17"/>
-              </w:rPr>
-              <w:t>.Predictive</w:t>
+              <w:t>var.gss.gss.regimen.Predictive</w:t>
             </w:r>
             <w:proofErr w:type="spellEnd"/>
             <w:r>
@@ -6598,67 +6113,27 @@
                 <w:sz w:val="17"/>
                 <w:szCs w:val="17"/>
               </w:rPr>
-              <w:t>{%p if var.ec_</w:t>
-            </w:r>
-            <w:proofErr w:type="gramStart"/>
-            <w:r>
-              <w:rPr>
-                <w:rFonts w:ascii="思源黑体 CN Normal" w:eastAsia="思源黑体 CN Normal" w:hAnsi="思源黑体 CN Normal"/>
-                <w:color w:val="000000" w:themeColor="text1"/>
-                <w:sz w:val="17"/>
-                <w:szCs w:val="17"/>
-              </w:rPr>
-              <w:t>type.BRCA</w:t>
-            </w:r>
-            <w:proofErr w:type="gramEnd"/>
-            <w:r>
-              <w:rPr>
-                <w:rFonts w:ascii="思源黑体 CN Normal" w:eastAsia="思源黑体 CN Normal" w:hAnsi="思源黑体 CN Normal"/>
-                <w:color w:val="000000" w:themeColor="text1"/>
-                <w:sz w:val="17"/>
-                <w:szCs w:val="17"/>
-              </w:rPr>
-              <w:t>2_level12%}</w:t>
-            </w:r>
-          </w:p>
-          <w:p>
-            <w:pPr>
-              <w:jc w:val="center"/>
-              <w:rPr>
-                <w:rFonts w:ascii="思源黑体 CN Normal" w:eastAsia="思源黑体 CN Normal" w:hAnsi="思源黑体 CN Normal"/>
-                <w:color w:val="000000" w:themeColor="text1"/>
-                <w:sz w:val="17"/>
-                <w:szCs w:val="17"/>
-              </w:rPr>
-            </w:pPr>
-            <w:r>
-              <w:rPr>
-                <w:rFonts w:ascii="思源黑体 CN Normal" w:eastAsia="思源黑体 CN Normal" w:hAnsi="思源黑体 CN Normal"/>
-                <w:color w:val="000000" w:themeColor="text1"/>
-                <w:sz w:val="17"/>
-                <w:szCs w:val="17"/>
-              </w:rPr>
-              <w:t>{%p for a in var.ec_</w:t>
-            </w:r>
-            <w:proofErr w:type="gramStart"/>
-            <w:r>
-              <w:rPr>
-                <w:rFonts w:ascii="思源黑体 CN Normal" w:eastAsia="思源黑体 CN Normal" w:hAnsi="思源黑体 CN Normal"/>
-                <w:color w:val="000000" w:themeColor="text1"/>
-                <w:sz w:val="17"/>
-                <w:szCs w:val="17"/>
-              </w:rPr>
-              <w:t>type.BRCA</w:t>
-            </w:r>
-            <w:proofErr w:type="gramEnd"/>
-            <w:r>
-              <w:rPr>
-                <w:rFonts w:ascii="思源黑体 CN Normal" w:eastAsia="思源黑体 CN Normal" w:hAnsi="思源黑体 CN Normal"/>
-                <w:color w:val="000000" w:themeColor="text1"/>
-                <w:sz w:val="17"/>
-                <w:szCs w:val="17"/>
-              </w:rPr>
-              <w:t>2_level12%}</w:t>
+              <w:t>{%p if var.ec_type.BRCA2_level12%}</w:t>
+            </w:r>
+          </w:p>
+          <w:p>
+            <w:pPr>
+              <w:jc w:val="center"/>
+              <w:rPr>
+                <w:rFonts w:ascii="思源黑体 CN Normal" w:eastAsia="思源黑体 CN Normal" w:hAnsi="思源黑体 CN Normal"/>
+                <w:color w:val="000000" w:themeColor="text1"/>
+                <w:sz w:val="17"/>
+                <w:szCs w:val="17"/>
+              </w:rPr>
+            </w:pPr>
+            <w:r>
+              <w:rPr>
+                <w:rFonts w:ascii="思源黑体 CN Normal" w:eastAsia="思源黑体 CN Normal" w:hAnsi="思源黑体 CN Normal"/>
+                <w:color w:val="000000" w:themeColor="text1"/>
+                <w:sz w:val="17"/>
+                <w:szCs w:val="17"/>
+              </w:rPr>
+              <w:t>{%p for a in var.ec_type.BRCA2_level12%}</w:t>
             </w:r>
           </w:p>
           <w:p>
@@ -6681,25 +6156,14 @@
               <w:t>{{</w:t>
             </w:r>
             <w:proofErr w:type="spellStart"/>
-            <w:proofErr w:type="gramStart"/>
-            <w:r>
-              <w:rPr>
-                <w:rFonts w:ascii="思源黑体 CN Normal" w:eastAsia="思源黑体 CN Normal" w:hAnsi="思源黑体 CN Normal"/>
-                <w:color w:val="000000" w:themeColor="text1"/>
-                <w:sz w:val="17"/>
-                <w:szCs w:val="17"/>
-              </w:rPr>
-              <w:t>a.gene</w:t>
-            </w:r>
-            <w:proofErr w:type="gramEnd"/>
-            <w:r>
-              <w:rPr>
-                <w:rFonts w:ascii="思源黑体 CN Normal" w:eastAsia="思源黑体 CN Normal" w:hAnsi="思源黑体 CN Normal"/>
-                <w:color w:val="000000" w:themeColor="text1"/>
-                <w:sz w:val="17"/>
-                <w:szCs w:val="17"/>
-              </w:rPr>
-              <w:t>_region</w:t>
+            <w:r>
+              <w:rPr>
+                <w:rFonts w:ascii="思源黑体 CN Normal" w:eastAsia="思源黑体 CN Normal" w:hAnsi="思源黑体 CN Normal"/>
+                <w:color w:val="000000" w:themeColor="text1"/>
+                <w:sz w:val="17"/>
+                <w:szCs w:val="17"/>
+              </w:rPr>
+              <w:t>a.gene_region</w:t>
             </w:r>
             <w:proofErr w:type="spellEnd"/>
             <w:r>
@@ -6976,23 +6440,13 @@
               <w:t xml:space="preserve">%p if </w:t>
             </w:r>
             <w:proofErr w:type="spellStart"/>
-            <w:proofErr w:type="gramStart"/>
-            <w:r>
-              <w:rPr>
-                <w:rFonts w:ascii="思源黑体 CN Normal" w:eastAsia="思源黑体 CN Normal" w:hAnsi="思源黑体 CN Normal"/>
-                <w:sz w:val="17"/>
-                <w:szCs w:val="17"/>
-              </w:rPr>
-              <w:t>var.gss.gss.gsscore</w:t>
-            </w:r>
-            <w:proofErr w:type="gramEnd"/>
-            <w:r>
-              <w:rPr>
-                <w:rFonts w:ascii="思源黑体 CN Normal" w:eastAsia="思源黑体 CN Normal" w:hAnsi="思源黑体 CN Normal"/>
-                <w:sz w:val="17"/>
-                <w:szCs w:val="17"/>
-              </w:rPr>
-              <w:t>|float</w:t>
+            <w:r>
+              <w:rPr>
+                <w:rFonts w:ascii="思源黑体 CN Normal" w:eastAsia="思源黑体 CN Normal" w:hAnsi="思源黑体 CN Normal"/>
+                <w:sz w:val="17"/>
+                <w:szCs w:val="17"/>
+              </w:rPr>
+              <w:t>var.gss.gss.gsscore|float</w:t>
             </w:r>
             <w:proofErr w:type="spellEnd"/>
             <w:r>
@@ -7190,7 +6644,6 @@
               <w:t>{{</w:t>
             </w:r>
             <w:proofErr w:type="spellStart"/>
-            <w:proofErr w:type="gramStart"/>
             <w:r>
               <w:rPr>
                 <w:rFonts w:ascii="思源黑体 CN Normal" w:eastAsia="思源黑体 CN Normal" w:hAnsi="思源黑体 CN Normal"/>
@@ -7200,7 +6653,6 @@
               <w:t>var.gss.gss.gsscore</w:t>
             </w:r>
             <w:proofErr w:type="spellEnd"/>
-            <w:proofErr w:type="gramEnd"/>
             <w:r>
               <w:rPr>
                 <w:rFonts w:ascii="思源黑体 CN Normal" w:eastAsia="思源黑体 CN Normal" w:hAnsi="思源黑体 CN Normal" w:hint="eastAsia"/>
@@ -7510,29 +6962,7 @@
                 <w:sz w:val="17"/>
                 <w:szCs w:val="17"/>
               </w:rPr>
-              <w:t>var.var_</w:t>
-            </w:r>
-            <w:proofErr w:type="gramStart"/>
-            <w:r>
-              <w:rPr>
-                <w:rFonts w:ascii="思源黑体 CN Normal" w:eastAsia="思源黑体 CN Normal" w:hAnsi="思源黑体 CN Normal" w:cs="思源黑体 CN Light"/>
-                <w:bCs/>
-                <w:iCs/>
-                <w:sz w:val="17"/>
-                <w:szCs w:val="17"/>
-              </w:rPr>
-              <w:t>somatic.level</w:t>
-            </w:r>
-            <w:proofErr w:type="gramEnd"/>
-            <w:r>
-              <w:rPr>
-                <w:rFonts w:ascii="思源黑体 CN Normal" w:eastAsia="思源黑体 CN Normal" w:hAnsi="思源黑体 CN Normal" w:cs="思源黑体 CN Light"/>
-                <w:bCs/>
-                <w:iCs/>
-                <w:sz w:val="17"/>
-                <w:szCs w:val="17"/>
-              </w:rPr>
-              <w:t>_I</w:t>
+              <w:t>var.var_somatic.level_I</w:t>
             </w:r>
             <w:proofErr w:type="spellEnd"/>
             <w:r>
@@ -7612,29 +7042,7 @@
                 <w:sz w:val="17"/>
                 <w:szCs w:val="17"/>
               </w:rPr>
-              <w:t>var.var_</w:t>
-            </w:r>
-            <w:proofErr w:type="gramStart"/>
-            <w:r>
-              <w:rPr>
-                <w:rFonts w:ascii="思源黑体 CN Normal" w:eastAsia="思源黑体 CN Normal" w:hAnsi="思源黑体 CN Normal" w:cs="思源黑体 CN Light"/>
-                <w:bCs/>
-                <w:iCs/>
-                <w:sz w:val="17"/>
-                <w:szCs w:val="17"/>
-              </w:rPr>
-              <w:t>somatic.level</w:t>
-            </w:r>
-            <w:proofErr w:type="gramEnd"/>
-            <w:r>
-              <w:rPr>
-                <w:rFonts w:ascii="思源黑体 CN Normal" w:eastAsia="思源黑体 CN Normal" w:hAnsi="思源黑体 CN Normal" w:cs="思源黑体 CN Light"/>
-                <w:bCs/>
-                <w:iCs/>
-                <w:sz w:val="17"/>
-                <w:szCs w:val="17"/>
-              </w:rPr>
-              <w:t>_I</w:t>
+              <w:t>var.var_somatic.level_I</w:t>
             </w:r>
             <w:proofErr w:type="spellEnd"/>
             <w:r>
@@ -7700,7 +7108,6 @@
               <w:t>{{</w:t>
             </w:r>
             <w:proofErr w:type="spellStart"/>
-            <w:proofErr w:type="gramStart"/>
             <w:r>
               <w:rPr>
                 <w:rFonts w:ascii="思源黑体 CN Normal" w:eastAsia="思源黑体 CN Normal" w:hAnsi="思源黑体 CN Normal"/>
@@ -7708,9 +7115,9 @@
                 <w:sz w:val="17"/>
                 <w:szCs w:val="17"/>
               </w:rPr>
-              <w:t>a.gene</w:t>
-            </w:r>
-            <w:proofErr w:type="gramEnd"/>
+              <w:t>a.gene_symbol</w:t>
+            </w:r>
+            <w:proofErr w:type="spellEnd"/>
             <w:r>
               <w:rPr>
                 <w:rFonts w:ascii="思源黑体 CN Normal" w:eastAsia="思源黑体 CN Normal" w:hAnsi="思源黑体 CN Normal"/>
@@ -7718,424 +7125,349 @@
                 <w:sz w:val="17"/>
                 <w:szCs w:val="17"/>
               </w:rPr>
-              <w:t>_symbol</w:t>
+              <w:t>}}</w:t>
+            </w:r>
+          </w:p>
+        </w:tc>
+        <w:tc>
+          <w:tcPr>
+            <w:tcW w:w="3451" w:type="dxa"/>
+          </w:tcPr>
+          <w:p>
+            <w:pPr>
+              <w:jc w:val="center"/>
+              <w:rPr>
+                <w:rFonts w:ascii="思源黑体 CN Normal" w:eastAsia="思源黑体 CN Normal" w:hAnsi="思源黑体 CN Normal"/>
+                <w:color w:val="000000" w:themeColor="text1"/>
+                <w:sz w:val="17"/>
+                <w:szCs w:val="17"/>
+              </w:rPr>
+            </w:pPr>
+            <w:r>
+              <w:rPr>
+                <w:rFonts w:ascii="思源黑体 CN Normal" w:eastAsia="思源黑体 CN Normal" w:hAnsi="思源黑体 CN Normal"/>
+                <w:color w:val="000000" w:themeColor="text1"/>
+                <w:sz w:val="17"/>
+                <w:szCs w:val="17"/>
+              </w:rPr>
+              <w:t xml:space="preserve">{%p if </w:t>
+            </w:r>
+            <w:proofErr w:type="spellStart"/>
+            <w:r>
+              <w:rPr>
+                <w:rFonts w:ascii="思源黑体 CN Normal" w:eastAsia="思源黑体 CN Normal" w:hAnsi="思源黑体 CN Normal"/>
+                <w:color w:val="000000" w:themeColor="text1"/>
+                <w:sz w:val="17"/>
+                <w:szCs w:val="17"/>
+              </w:rPr>
+              <w:t>a.hgvs_p</w:t>
             </w:r>
             <w:proofErr w:type="spellEnd"/>
             <w:r>
               <w:rPr>
                 <w:rFonts w:ascii="思源黑体 CN Normal" w:eastAsia="思源黑体 CN Normal" w:hAnsi="思源黑体 CN Normal"/>
-                <w:i/>
+                <w:color w:val="000000" w:themeColor="text1"/>
+                <w:sz w:val="17"/>
+                <w:szCs w:val="17"/>
+              </w:rPr>
+              <w:t>!=”p.?”%}</w:t>
+            </w:r>
+          </w:p>
+          <w:p>
+            <w:pPr>
+              <w:jc w:val="center"/>
+              <w:rPr>
+                <w:rFonts w:ascii="思源黑体 CN Normal" w:eastAsia="思源黑体 CN Normal" w:hAnsi="思源黑体 CN Normal"/>
+                <w:color w:val="000000" w:themeColor="text1"/>
+                <w:sz w:val="17"/>
+                <w:szCs w:val="17"/>
+              </w:rPr>
+            </w:pPr>
+            <w:r>
+              <w:rPr>
+                <w:rFonts w:ascii="思源黑体 CN Normal" w:eastAsia="思源黑体 CN Normal" w:hAnsi="思源黑体 CN Normal"/>
+                <w:color w:val="000000" w:themeColor="text1"/>
+                <w:sz w:val="17"/>
+                <w:szCs w:val="17"/>
+              </w:rPr>
+              <w:t>{{</w:t>
+            </w:r>
+            <w:proofErr w:type="spellStart"/>
+            <w:r>
+              <w:rPr>
+                <w:rFonts w:ascii="思源黑体 CN Normal" w:eastAsia="思源黑体 CN Normal" w:hAnsi="思源黑体 CN Normal"/>
+                <w:color w:val="000000" w:themeColor="text1"/>
+                <w:sz w:val="17"/>
+                <w:szCs w:val="17"/>
+              </w:rPr>
+              <w:t>a.gene_region</w:t>
+            </w:r>
+            <w:proofErr w:type="spellEnd"/>
+            <w:r>
+              <w:rPr>
+                <w:rFonts w:ascii="思源黑体 CN Normal" w:eastAsia="思源黑体 CN Normal" w:hAnsi="思源黑体 CN Normal"/>
+                <w:color w:val="000000" w:themeColor="text1"/>
+                <w:sz w:val="17"/>
+                <w:szCs w:val="17"/>
+              </w:rPr>
+              <w:t>}} {{</w:t>
+            </w:r>
+            <w:proofErr w:type="spellStart"/>
+            <w:r>
+              <w:rPr>
+                <w:rFonts w:ascii="思源黑体 CN Normal" w:eastAsia="思源黑体 CN Normal" w:hAnsi="思源黑体 CN Normal"/>
+                <w:color w:val="000000" w:themeColor="text1"/>
+                <w:sz w:val="17"/>
+                <w:szCs w:val="17"/>
+              </w:rPr>
+              <w:t>a.hgvs_c</w:t>
+            </w:r>
+            <w:proofErr w:type="spellEnd"/>
+            <w:r>
+              <w:rPr>
+                <w:rFonts w:ascii="思源黑体 CN Normal" w:eastAsia="思源黑体 CN Normal" w:hAnsi="思源黑体 CN Normal"/>
+                <w:color w:val="000000" w:themeColor="text1"/>
+                <w:sz w:val="17"/>
+                <w:szCs w:val="17"/>
+              </w:rPr>
+              <w:t>}} {{</w:t>
+            </w:r>
+            <w:proofErr w:type="spellStart"/>
+            <w:r>
+              <w:rPr>
+                <w:rFonts w:ascii="思源黑体 CN Normal" w:eastAsia="思源黑体 CN Normal" w:hAnsi="思源黑体 CN Normal"/>
+                <w:color w:val="000000" w:themeColor="text1"/>
+                <w:sz w:val="17"/>
+                <w:szCs w:val="17"/>
+              </w:rPr>
+              <w:t>a.hgvs_p</w:t>
+            </w:r>
+            <w:proofErr w:type="spellEnd"/>
+            <w:r>
+              <w:rPr>
+                <w:rFonts w:ascii="思源黑体 CN Normal" w:eastAsia="思源黑体 CN Normal" w:hAnsi="思源黑体 CN Normal"/>
+                <w:color w:val="000000" w:themeColor="text1"/>
                 <w:sz w:val="17"/>
                 <w:szCs w:val="17"/>
               </w:rPr>
               <w:t>}}</w:t>
             </w:r>
           </w:p>
-        </w:tc>
-        <w:tc>
-          <w:tcPr>
-            <w:tcW w:w="3451" w:type="dxa"/>
-          </w:tcPr>
-          <w:p>
-            <w:pPr>
-              <w:jc w:val="center"/>
-              <w:rPr>
-                <w:rFonts w:ascii="思源黑体 CN Normal" w:eastAsia="思源黑体 CN Normal" w:hAnsi="思源黑体 CN Normal"/>
-                <w:color w:val="000000" w:themeColor="text1"/>
-                <w:sz w:val="17"/>
-                <w:szCs w:val="17"/>
-              </w:rPr>
-            </w:pPr>
-            <w:r>
-              <w:rPr>
-                <w:rFonts w:ascii="思源黑体 CN Normal" w:eastAsia="思源黑体 CN Normal" w:hAnsi="思源黑体 CN Normal"/>
-                <w:color w:val="000000" w:themeColor="text1"/>
+          <w:p>
+            <w:pPr>
+              <w:jc w:val="center"/>
+              <w:rPr>
+                <w:rFonts w:ascii="思源黑体 CN Normal" w:eastAsia="思源黑体 CN Normal" w:hAnsi="思源黑体 CN Normal"/>
+                <w:color w:val="000000" w:themeColor="text1"/>
+                <w:sz w:val="17"/>
+                <w:szCs w:val="17"/>
+              </w:rPr>
+            </w:pPr>
+            <w:r>
+              <w:rPr>
+                <w:rFonts w:ascii="思源黑体 CN Normal" w:eastAsia="思源黑体 CN Normal" w:hAnsi="思源黑体 CN Normal"/>
+                <w:color w:val="000000" w:themeColor="text1"/>
+                <w:sz w:val="17"/>
+                <w:szCs w:val="17"/>
+              </w:rPr>
+              <w:t>{%p else%}</w:t>
+            </w:r>
+          </w:p>
+          <w:p>
+            <w:pPr>
+              <w:jc w:val="center"/>
+              <w:rPr>
+                <w:rFonts w:ascii="思源黑体 CN Normal" w:eastAsia="思源黑体 CN Normal" w:hAnsi="思源黑体 CN Normal"/>
+                <w:color w:val="000000" w:themeColor="text1"/>
+                <w:sz w:val="17"/>
+                <w:szCs w:val="17"/>
+              </w:rPr>
+            </w:pPr>
+            <w:r>
+              <w:rPr>
+                <w:rFonts w:ascii="思源黑体 CN Normal" w:eastAsia="思源黑体 CN Normal" w:hAnsi="思源黑体 CN Normal"/>
+                <w:color w:val="000000" w:themeColor="text1"/>
+                <w:sz w:val="17"/>
+                <w:szCs w:val="17"/>
+              </w:rPr>
+              <w:t>{{</w:t>
+            </w:r>
+            <w:proofErr w:type="spellStart"/>
+            <w:r>
+              <w:rPr>
+                <w:rFonts w:ascii="思源黑体 CN Normal" w:eastAsia="思源黑体 CN Normal" w:hAnsi="思源黑体 CN Normal"/>
+                <w:color w:val="000000" w:themeColor="text1"/>
+                <w:sz w:val="17"/>
+                <w:szCs w:val="17"/>
+              </w:rPr>
+              <w:t>a.gene_region</w:t>
+            </w:r>
+            <w:proofErr w:type="spellEnd"/>
+            <w:r>
+              <w:rPr>
+                <w:rFonts w:ascii="思源黑体 CN Normal" w:eastAsia="思源黑体 CN Normal" w:hAnsi="思源黑体 CN Normal"/>
+                <w:color w:val="000000" w:themeColor="text1"/>
+                <w:sz w:val="17"/>
+                <w:szCs w:val="17"/>
+              </w:rPr>
+              <w:t>}} {{</w:t>
+            </w:r>
+            <w:proofErr w:type="spellStart"/>
+            <w:r>
+              <w:rPr>
+                <w:rFonts w:ascii="思源黑体 CN Normal" w:eastAsia="思源黑体 CN Normal" w:hAnsi="思源黑体 CN Normal"/>
+                <w:color w:val="000000" w:themeColor="text1"/>
+                <w:sz w:val="17"/>
+                <w:szCs w:val="17"/>
+              </w:rPr>
+              <w:t>a.hgvs_c</w:t>
+            </w:r>
+            <w:proofErr w:type="spellEnd"/>
+            <w:r>
+              <w:rPr>
+                <w:rFonts w:ascii="思源黑体 CN Normal" w:eastAsia="思源黑体 CN Normal" w:hAnsi="思源黑体 CN Normal"/>
+                <w:color w:val="000000" w:themeColor="text1"/>
+                <w:sz w:val="17"/>
+                <w:szCs w:val="17"/>
+              </w:rPr>
+              <w:t>}}</w:t>
+            </w:r>
+          </w:p>
+          <w:p>
+            <w:pPr>
+              <w:jc w:val="center"/>
+              <w:rPr>
+                <w:rFonts w:ascii="思源黑体 CN Normal" w:eastAsia="思源黑体 CN Normal" w:hAnsi="思源黑体 CN Normal"/>
+                <w:color w:val="000000" w:themeColor="text1"/>
+                <w:sz w:val="17"/>
+                <w:szCs w:val="17"/>
+              </w:rPr>
+            </w:pPr>
+            <w:r>
+              <w:rPr>
+                <w:rFonts w:ascii="思源黑体 CN Normal" w:eastAsia="思源黑体 CN Normal" w:hAnsi="思源黑体 CN Normal"/>
+                <w:color w:val="000000" w:themeColor="text1"/>
+                <w:sz w:val="17"/>
+                <w:szCs w:val="17"/>
+              </w:rPr>
+              <w:t>{%p endif%}</w:t>
+            </w:r>
+          </w:p>
+          <w:p>
+            <w:pPr>
+              <w:jc w:val="center"/>
+              <w:rPr>
+                <w:rFonts w:ascii="思源黑体 CN Normal" w:eastAsia="思源黑体 CN Normal" w:hAnsi="思源黑体 CN Normal"/>
+                <w:color w:val="000000" w:themeColor="text1"/>
+                <w:sz w:val="17"/>
+                <w:szCs w:val="17"/>
+              </w:rPr>
+            </w:pPr>
+            <w:r>
+              <w:rPr>
+                <w:rFonts w:ascii="思源黑体 CN Normal" w:eastAsia="思源黑体 CN Normal" w:hAnsi="思源黑体 CN Normal"/>
+                <w:color w:val="000000" w:themeColor="text1"/>
+                <w:sz w:val="17"/>
+                <w:szCs w:val="17"/>
+              </w:rPr>
+              <w:t>{{</w:t>
+            </w:r>
+            <w:proofErr w:type="spellStart"/>
+            <w:r>
+              <w:rPr>
+                <w:rFonts w:ascii="思源黑体 CN Normal" w:eastAsia="思源黑体 CN Normal" w:hAnsi="思源黑体 CN Normal"/>
+                <w:color w:val="000000" w:themeColor="text1"/>
+                <w:sz w:val="17"/>
+                <w:szCs w:val="17"/>
+              </w:rPr>
+              <w:t>a.transcript_primary</w:t>
+            </w:r>
+            <w:proofErr w:type="spellEnd"/>
+            <w:r>
+              <w:rPr>
+                <w:rFonts w:ascii="思源黑体 CN Normal" w:eastAsia="思源黑体 CN Normal" w:hAnsi="思源黑体 CN Normal"/>
+                <w:color w:val="000000" w:themeColor="text1"/>
+                <w:sz w:val="17"/>
+                <w:szCs w:val="17"/>
+              </w:rPr>
+              <w:t>}}</w:t>
+            </w:r>
+          </w:p>
+        </w:tc>
+        <w:tc>
+          <w:tcPr>
+            <w:tcW w:w="942" w:type="dxa"/>
+          </w:tcPr>
+          <w:p>
+            <w:pPr>
+              <w:jc w:val="center"/>
+              <w:rPr>
+                <w:rFonts w:ascii="思源黑体 CN Normal" w:eastAsia="思源黑体 CN Normal" w:hAnsi="思源黑体 CN Normal"/>
+                <w:color w:val="000000" w:themeColor="text1"/>
+                <w:sz w:val="17"/>
+                <w:szCs w:val="17"/>
+              </w:rPr>
+            </w:pPr>
+            <w:r>
+              <w:rPr>
+                <w:rFonts w:ascii="思源黑体 CN Normal" w:eastAsia="思源黑体 CN Normal" w:hAnsi="思源黑体 CN Normal"/>
+                <w:color w:val="000000" w:themeColor="text1"/>
+                <w:sz w:val="17"/>
+                <w:szCs w:val="17"/>
+              </w:rPr>
+              <w:t>{{</w:t>
+            </w:r>
+            <w:proofErr w:type="spellStart"/>
+            <w:r>
+              <w:rPr>
+                <w:rFonts w:ascii="思源黑体 CN Normal" w:eastAsia="思源黑体 CN Normal" w:hAnsi="思源黑体 CN Normal"/>
+                <w:color w:val="000000" w:themeColor="text1"/>
+                <w:sz w:val="17"/>
+                <w:szCs w:val="17"/>
+              </w:rPr>
+              <w:t>a.freq_str</w:t>
+            </w:r>
+            <w:proofErr w:type="spellEnd"/>
+            <w:r>
+              <w:rPr>
+                <w:rFonts w:ascii="思源黑体 CN Normal" w:eastAsia="思源黑体 CN Normal" w:hAnsi="思源黑体 CN Normal"/>
+                <w:color w:val="000000" w:themeColor="text1"/>
+                <w:sz w:val="17"/>
+                <w:szCs w:val="17"/>
+              </w:rPr>
+              <w:t>}}</w:t>
+            </w:r>
+          </w:p>
+        </w:tc>
+        <w:tc>
+          <w:tcPr>
+            <w:tcW w:w="1253" w:type="dxa"/>
+          </w:tcPr>
+          <w:p>
+            <w:pPr>
+              <w:jc w:val="center"/>
+              <w:rPr>
+                <w:rFonts w:ascii="思源黑体 CN Normal" w:eastAsia="思源黑体 CN Normal" w:hAnsi="思源黑体 CN Normal"/>
+                <w:sz w:val="17"/>
+                <w:szCs w:val="17"/>
+              </w:rPr>
+            </w:pPr>
+            <w:r>
+              <w:rPr>
+                <w:rFonts w:ascii="思源黑体 CN Normal" w:eastAsia="思源黑体 CN Normal" w:hAnsi="思源黑体 CN Normal"/>
                 <w:sz w:val="17"/>
                 <w:szCs w:val="17"/>
               </w:rPr>
               <w:t xml:space="preserve">{%p if </w:t>
             </w:r>
             <w:proofErr w:type="spellStart"/>
-            <w:proofErr w:type="gramStart"/>
-            <w:r>
-              <w:rPr>
-                <w:rFonts w:ascii="思源黑体 CN Normal" w:eastAsia="思源黑体 CN Normal" w:hAnsi="思源黑体 CN Normal"/>
-                <w:color w:val="000000" w:themeColor="text1"/>
-                <w:sz w:val="17"/>
-                <w:szCs w:val="17"/>
-              </w:rPr>
-              <w:t>a.hgvs</w:t>
-            </w:r>
-            <w:proofErr w:type="gramEnd"/>
-            <w:r>
-              <w:rPr>
-                <w:rFonts w:ascii="思源黑体 CN Normal" w:eastAsia="思源黑体 CN Normal" w:hAnsi="思源黑体 CN Normal"/>
-                <w:color w:val="000000" w:themeColor="text1"/>
-                <w:sz w:val="17"/>
-                <w:szCs w:val="17"/>
-              </w:rPr>
-              <w:t>_p</w:t>
-            </w:r>
-            <w:proofErr w:type="spellEnd"/>
-            <w:r>
-              <w:rPr>
-                <w:rFonts w:ascii="思源黑体 CN Normal" w:eastAsia="思源黑体 CN Normal" w:hAnsi="思源黑体 CN Normal"/>
-                <w:color w:val="000000" w:themeColor="text1"/>
-                <w:sz w:val="17"/>
-                <w:szCs w:val="17"/>
-              </w:rPr>
-              <w:t>!=”p.?”%}</w:t>
-            </w:r>
-          </w:p>
-          <w:p>
-            <w:pPr>
-              <w:jc w:val="center"/>
-              <w:rPr>
-                <w:rFonts w:ascii="思源黑体 CN Normal" w:eastAsia="思源黑体 CN Normal" w:hAnsi="思源黑体 CN Normal"/>
-                <w:color w:val="000000" w:themeColor="text1"/>
-                <w:sz w:val="17"/>
-                <w:szCs w:val="17"/>
-              </w:rPr>
-            </w:pPr>
-            <w:r>
-              <w:rPr>
-                <w:rFonts w:ascii="思源黑体 CN Normal" w:eastAsia="思源黑体 CN Normal" w:hAnsi="思源黑体 CN Normal"/>
-                <w:color w:val="000000" w:themeColor="text1"/>
-                <w:sz w:val="17"/>
-                <w:szCs w:val="17"/>
-              </w:rPr>
-              <w:t>{{</w:t>
-            </w:r>
-            <w:proofErr w:type="spellStart"/>
-            <w:proofErr w:type="gramStart"/>
-            <w:r>
-              <w:rPr>
-                <w:rFonts w:ascii="思源黑体 CN Normal" w:eastAsia="思源黑体 CN Normal" w:hAnsi="思源黑体 CN Normal"/>
-                <w:color w:val="000000" w:themeColor="text1"/>
-                <w:sz w:val="17"/>
-                <w:szCs w:val="17"/>
-              </w:rPr>
-              <w:t>a.gene</w:t>
-            </w:r>
-            <w:proofErr w:type="gramEnd"/>
-            <w:r>
-              <w:rPr>
-                <w:rFonts w:ascii="思源黑体 CN Normal" w:eastAsia="思源黑体 CN Normal" w:hAnsi="思源黑体 CN Normal"/>
-                <w:color w:val="000000" w:themeColor="text1"/>
-                <w:sz w:val="17"/>
-                <w:szCs w:val="17"/>
-              </w:rPr>
-              <w:t>_region</w:t>
-            </w:r>
-            <w:proofErr w:type="spellEnd"/>
-            <w:r>
-              <w:rPr>
-                <w:rFonts w:ascii="思源黑体 CN Normal" w:eastAsia="思源黑体 CN Normal" w:hAnsi="思源黑体 CN Normal"/>
-                <w:color w:val="000000" w:themeColor="text1"/>
-                <w:sz w:val="17"/>
-                <w:szCs w:val="17"/>
-              </w:rPr>
-              <w:t>}} {{</w:t>
-            </w:r>
-            <w:proofErr w:type="spellStart"/>
-            <w:r>
-              <w:rPr>
-                <w:rFonts w:ascii="思源黑体 CN Normal" w:eastAsia="思源黑体 CN Normal" w:hAnsi="思源黑体 CN Normal"/>
-                <w:color w:val="000000" w:themeColor="text1"/>
-                <w:sz w:val="17"/>
-                <w:szCs w:val="17"/>
-              </w:rPr>
-              <w:t>a.hgvs_c</w:t>
-            </w:r>
-            <w:proofErr w:type="spellEnd"/>
-            <w:r>
-              <w:rPr>
-                <w:rFonts w:ascii="思源黑体 CN Normal" w:eastAsia="思源黑体 CN Normal" w:hAnsi="思源黑体 CN Normal"/>
-                <w:color w:val="000000" w:themeColor="text1"/>
-                <w:sz w:val="17"/>
-                <w:szCs w:val="17"/>
-              </w:rPr>
-              <w:t>}} {{</w:t>
-            </w:r>
-            <w:proofErr w:type="spellStart"/>
-            <w:r>
-              <w:rPr>
-                <w:rFonts w:ascii="思源黑体 CN Normal" w:eastAsia="思源黑体 CN Normal" w:hAnsi="思源黑体 CN Normal"/>
-                <w:color w:val="000000" w:themeColor="text1"/>
-                <w:sz w:val="17"/>
-                <w:szCs w:val="17"/>
-              </w:rPr>
-              <w:t>a.hgvs_p</w:t>
-            </w:r>
-            <w:proofErr w:type="spellEnd"/>
-            <w:r>
-              <w:rPr>
-                <w:rFonts w:ascii="思源黑体 CN Normal" w:eastAsia="思源黑体 CN Normal" w:hAnsi="思源黑体 CN Normal"/>
-                <w:color w:val="000000" w:themeColor="text1"/>
-                <w:sz w:val="17"/>
-                <w:szCs w:val="17"/>
-              </w:rPr>
-              <w:t>}}</w:t>
-            </w:r>
-          </w:p>
-          <w:p>
-            <w:pPr>
-              <w:jc w:val="center"/>
-              <w:rPr>
-                <w:rFonts w:ascii="思源黑体 CN Normal" w:eastAsia="思源黑体 CN Normal" w:hAnsi="思源黑体 CN Normal"/>
-                <w:color w:val="000000" w:themeColor="text1"/>
-                <w:sz w:val="17"/>
-                <w:szCs w:val="17"/>
-              </w:rPr>
-            </w:pPr>
-            <w:r>
-              <w:rPr>
-                <w:rFonts w:ascii="思源黑体 CN Normal" w:eastAsia="思源黑体 CN Normal" w:hAnsi="思源黑体 CN Normal"/>
-                <w:color w:val="000000" w:themeColor="text1"/>
-                <w:sz w:val="17"/>
-                <w:szCs w:val="17"/>
-              </w:rPr>
-              <w:t>{%p else%}</w:t>
-            </w:r>
-          </w:p>
-          <w:p>
-            <w:pPr>
-              <w:jc w:val="center"/>
-              <w:rPr>
-                <w:rFonts w:ascii="思源黑体 CN Normal" w:eastAsia="思源黑体 CN Normal" w:hAnsi="思源黑体 CN Normal"/>
-                <w:color w:val="000000" w:themeColor="text1"/>
-                <w:sz w:val="17"/>
-                <w:szCs w:val="17"/>
-              </w:rPr>
-            </w:pPr>
-            <w:r>
-              <w:rPr>
-                <w:rFonts w:ascii="思源黑体 CN Normal" w:eastAsia="思源黑体 CN Normal" w:hAnsi="思源黑体 CN Normal"/>
-                <w:color w:val="000000" w:themeColor="text1"/>
-                <w:sz w:val="17"/>
-                <w:szCs w:val="17"/>
-              </w:rPr>
-              <w:t>{{</w:t>
-            </w:r>
-            <w:proofErr w:type="spellStart"/>
-            <w:proofErr w:type="gramStart"/>
-            <w:r>
-              <w:rPr>
-                <w:rFonts w:ascii="思源黑体 CN Normal" w:eastAsia="思源黑体 CN Normal" w:hAnsi="思源黑体 CN Normal"/>
-                <w:color w:val="000000" w:themeColor="text1"/>
-                <w:sz w:val="17"/>
-                <w:szCs w:val="17"/>
-              </w:rPr>
-              <w:t>a.gene</w:t>
-            </w:r>
-            <w:proofErr w:type="gramEnd"/>
-            <w:r>
-              <w:rPr>
-                <w:rFonts w:ascii="思源黑体 CN Normal" w:eastAsia="思源黑体 CN Normal" w:hAnsi="思源黑体 CN Normal"/>
-                <w:color w:val="000000" w:themeColor="text1"/>
-                <w:sz w:val="17"/>
-                <w:szCs w:val="17"/>
-              </w:rPr>
-              <w:t>_region</w:t>
-            </w:r>
-            <w:proofErr w:type="spellEnd"/>
-            <w:r>
-              <w:rPr>
-                <w:rFonts w:ascii="思源黑体 CN Normal" w:eastAsia="思源黑体 CN Normal" w:hAnsi="思源黑体 CN Normal"/>
-                <w:color w:val="000000" w:themeColor="text1"/>
-                <w:sz w:val="17"/>
-                <w:szCs w:val="17"/>
-              </w:rPr>
-              <w:t>}} {{</w:t>
-            </w:r>
-            <w:proofErr w:type="spellStart"/>
-            <w:r>
-              <w:rPr>
-                <w:rFonts w:ascii="思源黑体 CN Normal" w:eastAsia="思源黑体 CN Normal" w:hAnsi="思源黑体 CN Normal"/>
-                <w:color w:val="000000" w:themeColor="text1"/>
-                <w:sz w:val="17"/>
-                <w:szCs w:val="17"/>
-              </w:rPr>
-              <w:t>a.hgvs_c</w:t>
-            </w:r>
-            <w:proofErr w:type="spellEnd"/>
-            <w:r>
-              <w:rPr>
-                <w:rFonts w:ascii="思源黑体 CN Normal" w:eastAsia="思源黑体 CN Normal" w:hAnsi="思源黑体 CN Normal"/>
-                <w:color w:val="000000" w:themeColor="text1"/>
-                <w:sz w:val="17"/>
-                <w:szCs w:val="17"/>
-              </w:rPr>
-              <w:t>}}</w:t>
-            </w:r>
-          </w:p>
-          <w:p>
-            <w:pPr>
-              <w:jc w:val="center"/>
-              <w:rPr>
-                <w:rFonts w:ascii="思源黑体 CN Normal" w:eastAsia="思源黑体 CN Normal" w:hAnsi="思源黑体 CN Normal"/>
-                <w:color w:val="000000" w:themeColor="text1"/>
-                <w:sz w:val="17"/>
-                <w:szCs w:val="17"/>
-              </w:rPr>
-            </w:pPr>
-            <w:r>
-              <w:rPr>
-                <w:rFonts w:ascii="思源黑体 CN Normal" w:eastAsia="思源黑体 CN Normal" w:hAnsi="思源黑体 CN Normal"/>
-                <w:color w:val="000000" w:themeColor="text1"/>
-                <w:sz w:val="17"/>
-                <w:szCs w:val="17"/>
-              </w:rPr>
-              <w:t>{%p endif%}</w:t>
-            </w:r>
-          </w:p>
-          <w:p>
-            <w:pPr>
-              <w:jc w:val="center"/>
-              <w:rPr>
-                <w:rFonts w:ascii="思源黑体 CN Normal" w:eastAsia="思源黑体 CN Normal" w:hAnsi="思源黑体 CN Normal"/>
-                <w:color w:val="000000" w:themeColor="text1"/>
-                <w:sz w:val="17"/>
-                <w:szCs w:val="17"/>
-              </w:rPr>
-            </w:pPr>
-            <w:r>
-              <w:rPr>
-                <w:rFonts w:ascii="思源黑体 CN Normal" w:eastAsia="思源黑体 CN Normal" w:hAnsi="思源黑体 CN Normal"/>
-                <w:color w:val="000000" w:themeColor="text1"/>
-                <w:sz w:val="17"/>
-                <w:szCs w:val="17"/>
-              </w:rPr>
-              <w:t>{{</w:t>
-            </w:r>
-            <w:proofErr w:type="spellStart"/>
-            <w:proofErr w:type="gramStart"/>
-            <w:r>
-              <w:rPr>
-                <w:rFonts w:ascii="思源黑体 CN Normal" w:eastAsia="思源黑体 CN Normal" w:hAnsi="思源黑体 CN Normal"/>
-                <w:color w:val="000000" w:themeColor="text1"/>
-                <w:sz w:val="17"/>
-                <w:szCs w:val="17"/>
-              </w:rPr>
-              <w:t>a.transcript</w:t>
-            </w:r>
-            <w:proofErr w:type="gramEnd"/>
-            <w:r>
-              <w:rPr>
-                <w:rFonts w:ascii="思源黑体 CN Normal" w:eastAsia="思源黑体 CN Normal" w:hAnsi="思源黑体 CN Normal"/>
-                <w:color w:val="000000" w:themeColor="text1"/>
-                <w:sz w:val="17"/>
-                <w:szCs w:val="17"/>
-              </w:rPr>
-              <w:t>_primary</w:t>
-            </w:r>
-            <w:proofErr w:type="spellEnd"/>
-            <w:r>
-              <w:rPr>
-                <w:rFonts w:ascii="思源黑体 CN Normal" w:eastAsia="思源黑体 CN Normal" w:hAnsi="思源黑体 CN Normal"/>
-                <w:color w:val="000000" w:themeColor="text1"/>
-                <w:sz w:val="17"/>
-                <w:szCs w:val="17"/>
-              </w:rPr>
-              <w:t>}}</w:t>
-            </w:r>
-          </w:p>
-        </w:tc>
-        <w:tc>
-          <w:tcPr>
-            <w:tcW w:w="942" w:type="dxa"/>
-          </w:tcPr>
-          <w:p>
-            <w:pPr>
-              <w:jc w:val="center"/>
-              <w:rPr>
-                <w:rFonts w:ascii="思源黑体 CN Normal" w:eastAsia="思源黑体 CN Normal" w:hAnsi="思源黑体 CN Normal"/>
-                <w:color w:val="000000" w:themeColor="text1"/>
-                <w:sz w:val="17"/>
-                <w:szCs w:val="17"/>
-              </w:rPr>
-            </w:pPr>
-            <w:r>
-              <w:rPr>
-                <w:rFonts w:ascii="思源黑体 CN Normal" w:eastAsia="思源黑体 CN Normal" w:hAnsi="思源黑体 CN Normal"/>
-                <w:color w:val="000000" w:themeColor="text1"/>
-                <w:sz w:val="17"/>
-                <w:szCs w:val="17"/>
-              </w:rPr>
-              <w:t>{{</w:t>
-            </w:r>
-            <w:proofErr w:type="spellStart"/>
-            <w:proofErr w:type="gramStart"/>
-            <w:r>
-              <w:rPr>
-                <w:rFonts w:ascii="思源黑体 CN Normal" w:eastAsia="思源黑体 CN Normal" w:hAnsi="思源黑体 CN Normal"/>
-                <w:color w:val="000000" w:themeColor="text1"/>
-                <w:sz w:val="17"/>
-                <w:szCs w:val="17"/>
-              </w:rPr>
-              <w:t>a.freq</w:t>
-            </w:r>
-            <w:proofErr w:type="gramEnd"/>
-            <w:r>
-              <w:rPr>
-                <w:rFonts w:ascii="思源黑体 CN Normal" w:eastAsia="思源黑体 CN Normal" w:hAnsi="思源黑体 CN Normal"/>
-                <w:color w:val="000000" w:themeColor="text1"/>
-                <w:sz w:val="17"/>
-                <w:szCs w:val="17"/>
-              </w:rPr>
-              <w:t>_str</w:t>
-            </w:r>
-            <w:proofErr w:type="spellEnd"/>
-            <w:r>
-              <w:rPr>
-                <w:rFonts w:ascii="思源黑体 CN Normal" w:eastAsia="思源黑体 CN Normal" w:hAnsi="思源黑体 CN Normal"/>
-                <w:color w:val="000000" w:themeColor="text1"/>
-                <w:sz w:val="17"/>
-                <w:szCs w:val="17"/>
-              </w:rPr>
-              <w:t>}}</w:t>
-            </w:r>
-          </w:p>
-        </w:tc>
-        <w:tc>
-          <w:tcPr>
-            <w:tcW w:w="1253" w:type="dxa"/>
-          </w:tcPr>
-          <w:p>
-            <w:pPr>
-              <w:jc w:val="center"/>
-              <w:rPr>
-                <w:rFonts w:ascii="思源黑体 CN Normal" w:eastAsia="思源黑体 CN Normal" w:hAnsi="思源黑体 CN Normal"/>
-                <w:sz w:val="17"/>
-                <w:szCs w:val="17"/>
-              </w:rPr>
-            </w:pPr>
-            <w:r>
-              <w:rPr>
-                <w:rFonts w:ascii="思源黑体 CN Normal" w:eastAsia="思源黑体 CN Normal" w:hAnsi="思源黑体 CN Normal"/>
-                <w:sz w:val="17"/>
-                <w:szCs w:val="17"/>
-              </w:rPr>
-              <w:t xml:space="preserve">{%p if </w:t>
-            </w:r>
-            <w:proofErr w:type="spellStart"/>
-            <w:proofErr w:type="gramStart"/>
-            <w:r>
-              <w:rPr>
-                <w:rFonts w:ascii="思源黑体 CN Normal" w:eastAsia="思源黑体 CN Normal" w:hAnsi="思源黑体 CN Normal"/>
-                <w:sz w:val="17"/>
-                <w:szCs w:val="17"/>
-              </w:rPr>
-              <w:t>a.clinic</w:t>
-            </w:r>
-            <w:proofErr w:type="gramEnd"/>
-            <w:r>
-              <w:rPr>
-                <w:rFonts w:ascii="思源黑体 CN Normal" w:eastAsia="思源黑体 CN Normal" w:hAnsi="思源黑体 CN Normal"/>
-                <w:sz w:val="17"/>
-                <w:szCs w:val="17"/>
-              </w:rPr>
-              <w:t>_num_s</w:t>
+            <w:r>
+              <w:rPr>
+                <w:rFonts w:ascii="思源黑体 CN Normal" w:eastAsia="思源黑体 CN Normal" w:hAnsi="思源黑体 CN Normal"/>
+                <w:sz w:val="17"/>
+                <w:szCs w:val="17"/>
+              </w:rPr>
+              <w:t>a.clinic_num_s</w:t>
             </w:r>
             <w:proofErr w:type="spellEnd"/>
             <w:r>
@@ -8256,21 +7588,9 @@
                 <w:sz w:val="17"/>
                 <w:szCs w:val="17"/>
               </w:rPr>
-              <w:t>a.evi_sum.evi_</w:t>
-            </w:r>
-            <w:proofErr w:type="gramStart"/>
-            <w:r>
-              <w:rPr>
-                <w:rFonts w:ascii="思源黑体 CN Normal" w:eastAsia="思源黑体 CN Normal" w:hAnsi="思源黑体 CN Normal" w:cs="思源黑体 CN Light"/>
-                <w:bCs/>
-                <w:iCs/>
-                <w:sz w:val="17"/>
-                <w:szCs w:val="17"/>
-              </w:rPr>
-              <w:t>split.Predictive</w:t>
+              <w:t>a.evi_sum.evi_split.Predictive</w:t>
             </w:r>
             <w:proofErr w:type="spellEnd"/>
-            <w:proofErr w:type="gramEnd"/>
             <w:r>
               <w:rPr>
                 <w:rFonts w:ascii="思源黑体 CN Normal" w:eastAsia="思源黑体 CN Normal" w:hAnsi="思源黑体 CN Normal" w:cs="思源黑体 CN Light"/>
@@ -8314,21 +7634,9 @@
                 <w:sz w:val="17"/>
                 <w:szCs w:val="17"/>
               </w:rPr>
-              <w:t>a.evi_sum.evi_</w:t>
-            </w:r>
-            <w:proofErr w:type="gramStart"/>
-            <w:r>
-              <w:rPr>
-                <w:rFonts w:ascii="思源黑体 CN Normal" w:eastAsia="思源黑体 CN Normal" w:hAnsi="思源黑体 CN Normal" w:cs="思源黑体 CN Light"/>
-                <w:bCs/>
-                <w:iCs/>
-                <w:sz w:val="17"/>
-                <w:szCs w:val="17"/>
-              </w:rPr>
-              <w:t>split.Predictive</w:t>
+              <w:t>a.evi_sum.evi_split.Predictive</w:t>
             </w:r>
             <w:proofErr w:type="spellEnd"/>
-            <w:proofErr w:type="gramEnd"/>
             <w:r>
               <w:rPr>
                 <w:rFonts w:ascii="思源黑体 CN Normal" w:eastAsia="思源黑体 CN Normal" w:hAnsi="思源黑体 CN Normal" w:cs="思源黑体 CN Light"/>
@@ -8532,21 +7840,9 @@
                 <w:sz w:val="17"/>
                 <w:szCs w:val="17"/>
               </w:rPr>
-              <w:t>a.evi_sum.evi_</w:t>
-            </w:r>
-            <w:proofErr w:type="gramStart"/>
-            <w:r>
-              <w:rPr>
-                <w:rFonts w:ascii="思源黑体 CN Normal" w:eastAsia="思源黑体 CN Normal" w:hAnsi="思源黑体 CN Normal" w:cs="思源黑体 CN Light"/>
-                <w:bCs/>
-                <w:iCs/>
-                <w:sz w:val="17"/>
-                <w:szCs w:val="17"/>
-              </w:rPr>
-              <w:t>split.Prognostic</w:t>
+              <w:t>a.evi_sum.evi_split.Prognostic</w:t>
             </w:r>
             <w:proofErr w:type="spellEnd"/>
-            <w:proofErr w:type="gramEnd"/>
             <w:r>
               <w:rPr>
                 <w:rFonts w:ascii="思源黑体 CN Normal" w:eastAsia="思源黑体 CN Normal" w:hAnsi="思源黑体 CN Normal" w:cs="思源黑体 CN Light"/>
@@ -8590,21 +7886,9 @@
                 <w:sz w:val="17"/>
                 <w:szCs w:val="17"/>
               </w:rPr>
-              <w:t>a.evi_sum.evi_</w:t>
-            </w:r>
-            <w:proofErr w:type="gramStart"/>
-            <w:r>
-              <w:rPr>
-                <w:rFonts w:ascii="思源黑体 CN Normal" w:eastAsia="思源黑体 CN Normal" w:hAnsi="思源黑体 CN Normal" w:cs="思源黑体 CN Light"/>
-                <w:bCs/>
-                <w:iCs/>
-                <w:sz w:val="17"/>
-                <w:szCs w:val="17"/>
-              </w:rPr>
-              <w:t>split.Prognostic</w:t>
+              <w:t>a.evi_sum.evi_split.Prognostic</w:t>
             </w:r>
             <w:proofErr w:type="spellEnd"/>
-            <w:proofErr w:type="gramEnd"/>
             <w:r>
               <w:rPr>
                 <w:rFonts w:ascii="思源黑体 CN Normal" w:eastAsia="思源黑体 CN Normal" w:hAnsi="思源黑体 CN Normal" w:cs="思源黑体 CN Light"/>
@@ -8786,21 +8070,9 @@
                 <w:sz w:val="17"/>
                 <w:szCs w:val="17"/>
               </w:rPr>
-              <w:t>a.evi_sum.evi_</w:t>
-            </w:r>
-            <w:proofErr w:type="gramStart"/>
-            <w:r>
-              <w:rPr>
-                <w:rFonts w:ascii="思源黑体 CN Normal" w:eastAsia="思源黑体 CN Normal" w:hAnsi="思源黑体 CN Normal" w:cs="思源黑体 CN Light"/>
-                <w:bCs/>
-                <w:iCs/>
-                <w:sz w:val="17"/>
-                <w:szCs w:val="17"/>
-              </w:rPr>
-              <w:t>split.Diagnostic</w:t>
+              <w:t>a.evi_sum.evi_split.Diagnostic</w:t>
             </w:r>
             <w:proofErr w:type="spellEnd"/>
-            <w:proofErr w:type="gramEnd"/>
             <w:r>
               <w:rPr>
                 <w:rFonts w:ascii="思源黑体 CN Normal" w:eastAsia="思源黑体 CN Normal" w:hAnsi="思源黑体 CN Normal" w:cs="思源黑体 CN Light"/>
@@ -8844,21 +8116,9 @@
                 <w:sz w:val="17"/>
                 <w:szCs w:val="17"/>
               </w:rPr>
-              <w:t>a.evi_sum.evi_</w:t>
-            </w:r>
-            <w:proofErr w:type="gramStart"/>
-            <w:r>
-              <w:rPr>
-                <w:rFonts w:ascii="思源黑体 CN Normal" w:eastAsia="思源黑体 CN Normal" w:hAnsi="思源黑体 CN Normal" w:cs="思源黑体 CN Light"/>
-                <w:bCs/>
-                <w:iCs/>
-                <w:sz w:val="17"/>
-                <w:szCs w:val="17"/>
-              </w:rPr>
-              <w:t>split.Diagnostic</w:t>
+              <w:t>a.evi_sum.evi_split.Diagnostic</w:t>
             </w:r>
             <w:proofErr w:type="spellEnd"/>
-            <w:proofErr w:type="gramEnd"/>
             <w:r>
               <w:rPr>
                 <w:rFonts w:ascii="思源黑体 CN Normal" w:eastAsia="思源黑体 CN Normal" w:hAnsi="思源黑体 CN Normal" w:cs="思源黑体 CN Light"/>
@@ -9351,27 +8611,7 @@
                 <w:sz w:val="17"/>
                 <w:szCs w:val="17"/>
               </w:rPr>
-              <w:t>var.var_</w:t>
-            </w:r>
-            <w:proofErr w:type="gramStart"/>
-            <w:r>
-              <w:rPr>
-                <w:rFonts w:ascii="思源黑体 CN Normal" w:eastAsia="思源黑体 CN Normal" w:hAnsi="思源黑体 CN Normal"/>
-                <w:color w:val="000000" w:themeColor="text1"/>
-                <w:sz w:val="17"/>
-                <w:szCs w:val="17"/>
-              </w:rPr>
-              <w:t>somatic.level</w:t>
-            </w:r>
-            <w:proofErr w:type="gramEnd"/>
-            <w:r>
-              <w:rPr>
-                <w:rFonts w:ascii="思源黑体 CN Normal" w:eastAsia="思源黑体 CN Normal" w:hAnsi="思源黑体 CN Normal"/>
-                <w:color w:val="000000" w:themeColor="text1"/>
-                <w:sz w:val="17"/>
-                <w:szCs w:val="17"/>
-              </w:rPr>
-              <w:t>_onco_nodrug</w:t>
+              <w:t>var.var_somatic.level_onco_nodrug</w:t>
             </w:r>
             <w:proofErr w:type="spellEnd"/>
             <w:r>
@@ -9422,27 +8662,7 @@
                 <w:sz w:val="17"/>
                 <w:szCs w:val="17"/>
               </w:rPr>
-              <w:t>var.var_</w:t>
-            </w:r>
-            <w:proofErr w:type="gramStart"/>
-            <w:r>
-              <w:rPr>
-                <w:rFonts w:ascii="思源黑体 CN Normal" w:eastAsia="思源黑体 CN Normal" w:hAnsi="思源黑体 CN Normal"/>
-                <w:color w:val="000000" w:themeColor="text1"/>
-                <w:sz w:val="17"/>
-                <w:szCs w:val="17"/>
-              </w:rPr>
-              <w:t>somatic.level</w:t>
-            </w:r>
-            <w:proofErr w:type="gramEnd"/>
-            <w:r>
-              <w:rPr>
-                <w:rFonts w:ascii="思源黑体 CN Normal" w:eastAsia="思源黑体 CN Normal" w:hAnsi="思源黑体 CN Normal"/>
-                <w:color w:val="000000" w:themeColor="text1"/>
-                <w:sz w:val="17"/>
-                <w:szCs w:val="17"/>
-              </w:rPr>
-              <w:t>_onco_nodrug</w:t>
+              <w:t>var.var_somatic.level_onco_nodrug</w:t>
             </w:r>
             <w:proofErr w:type="spellEnd"/>
             <w:r>
@@ -9485,7 +8705,6 @@
               <w:t>{{</w:t>
             </w:r>
             <w:proofErr w:type="spellStart"/>
-            <w:proofErr w:type="gramStart"/>
             <w:r>
               <w:rPr>
                 <w:rFonts w:ascii="思源黑体 CN Normal" w:eastAsia="思源黑体 CN Normal" w:hAnsi="思源黑体 CN Normal"/>
@@ -9493,9 +8712,9 @@
                 <w:sz w:val="17"/>
                 <w:szCs w:val="17"/>
               </w:rPr>
-              <w:t>a.gene</w:t>
-            </w:r>
-            <w:proofErr w:type="gramEnd"/>
+              <w:t>a.gene_symbol</w:t>
+            </w:r>
+            <w:proofErr w:type="spellEnd"/>
             <w:r>
               <w:rPr>
                 <w:rFonts w:ascii="思源黑体 CN Normal" w:eastAsia="思源黑体 CN Normal" w:hAnsi="思源黑体 CN Normal"/>
@@ -9503,63 +8722,182 @@
                 <w:sz w:val="17"/>
                 <w:szCs w:val="17"/>
               </w:rPr>
-              <w:t>_symbol</w:t>
+              <w:t>}}</w:t>
+            </w:r>
+          </w:p>
+        </w:tc>
+        <w:tc>
+          <w:tcPr>
+            <w:tcW w:w="6237" w:type="dxa"/>
+          </w:tcPr>
+          <w:p>
+            <w:pPr>
+              <w:jc w:val="center"/>
+              <w:rPr>
+                <w:rFonts w:ascii="思源黑体 CN Normal" w:eastAsia="思源黑体 CN Normal" w:hAnsi="思源黑体 CN Normal"/>
+                <w:color w:val="000000" w:themeColor="text1"/>
+                <w:sz w:val="17"/>
+                <w:szCs w:val="17"/>
+              </w:rPr>
+            </w:pPr>
+            <w:r>
+              <w:rPr>
+                <w:rFonts w:ascii="思源黑体 CN Normal" w:eastAsia="思源黑体 CN Normal" w:hAnsi="思源黑体 CN Normal"/>
+                <w:color w:val="000000" w:themeColor="text1"/>
+                <w:sz w:val="17"/>
+                <w:szCs w:val="17"/>
+              </w:rPr>
+              <w:t xml:space="preserve">{%p if </w:t>
+            </w:r>
+            <w:proofErr w:type="spellStart"/>
+            <w:r>
+              <w:rPr>
+                <w:rFonts w:ascii="思源黑体 CN Normal" w:eastAsia="思源黑体 CN Normal" w:hAnsi="思源黑体 CN Normal"/>
+                <w:color w:val="000000" w:themeColor="text1"/>
+                <w:sz w:val="17"/>
+                <w:szCs w:val="17"/>
+              </w:rPr>
+              <w:t>a.hgvs_p</w:t>
             </w:r>
             <w:proofErr w:type="spellEnd"/>
             <w:r>
               <w:rPr>
                 <w:rFonts w:ascii="思源黑体 CN Normal" w:eastAsia="思源黑体 CN Normal" w:hAnsi="思源黑体 CN Normal"/>
-                <w:i/>
+                <w:color w:val="000000" w:themeColor="text1"/>
+                <w:sz w:val="17"/>
+                <w:szCs w:val="17"/>
+              </w:rPr>
+              <w:t>!=”p.?”%}</w:t>
+            </w:r>
+          </w:p>
+          <w:p>
+            <w:pPr>
+              <w:jc w:val="center"/>
+              <w:rPr>
+                <w:rFonts w:ascii="思源黑体 CN Normal" w:eastAsia="思源黑体 CN Normal" w:hAnsi="思源黑体 CN Normal"/>
+                <w:color w:val="000000" w:themeColor="text1"/>
+                <w:sz w:val="17"/>
+                <w:szCs w:val="17"/>
+              </w:rPr>
+            </w:pPr>
+            <w:r>
+              <w:rPr>
+                <w:rFonts w:ascii="思源黑体 CN Normal" w:eastAsia="思源黑体 CN Normal" w:hAnsi="思源黑体 CN Normal"/>
+                <w:color w:val="000000" w:themeColor="text1"/>
+                <w:sz w:val="17"/>
+                <w:szCs w:val="17"/>
+              </w:rPr>
+              <w:t>{{</w:t>
+            </w:r>
+            <w:proofErr w:type="spellStart"/>
+            <w:r>
+              <w:rPr>
+                <w:rFonts w:ascii="思源黑体 CN Normal" w:eastAsia="思源黑体 CN Normal" w:hAnsi="思源黑体 CN Normal"/>
+                <w:color w:val="000000" w:themeColor="text1"/>
+                <w:sz w:val="17"/>
+                <w:szCs w:val="17"/>
+              </w:rPr>
+              <w:t>a.gene_region</w:t>
+            </w:r>
+            <w:proofErr w:type="spellEnd"/>
+            <w:r>
+              <w:rPr>
+                <w:rFonts w:ascii="思源黑体 CN Normal" w:eastAsia="思源黑体 CN Normal" w:hAnsi="思源黑体 CN Normal"/>
+                <w:color w:val="000000" w:themeColor="text1"/>
+                <w:sz w:val="17"/>
+                <w:szCs w:val="17"/>
+              </w:rPr>
+              <w:t>}} {{</w:t>
+            </w:r>
+            <w:proofErr w:type="spellStart"/>
+            <w:r>
+              <w:rPr>
+                <w:rFonts w:ascii="思源黑体 CN Normal" w:eastAsia="思源黑体 CN Normal" w:hAnsi="思源黑体 CN Normal"/>
+                <w:color w:val="000000" w:themeColor="text1"/>
+                <w:sz w:val="17"/>
+                <w:szCs w:val="17"/>
+              </w:rPr>
+              <w:t>a.hgvs_c</w:t>
+            </w:r>
+            <w:proofErr w:type="spellEnd"/>
+            <w:r>
+              <w:rPr>
+                <w:rFonts w:ascii="思源黑体 CN Normal" w:eastAsia="思源黑体 CN Normal" w:hAnsi="思源黑体 CN Normal"/>
+                <w:color w:val="000000" w:themeColor="text1"/>
+                <w:sz w:val="17"/>
+                <w:szCs w:val="17"/>
+              </w:rPr>
+              <w:t>}} {{</w:t>
+            </w:r>
+            <w:proofErr w:type="spellStart"/>
+            <w:r>
+              <w:rPr>
+                <w:rFonts w:ascii="思源黑体 CN Normal" w:eastAsia="思源黑体 CN Normal" w:hAnsi="思源黑体 CN Normal"/>
+                <w:color w:val="000000" w:themeColor="text1"/>
+                <w:sz w:val="17"/>
+                <w:szCs w:val="17"/>
+              </w:rPr>
+              <w:t>a.hgvs_p</w:t>
+            </w:r>
+            <w:proofErr w:type="spellEnd"/>
+            <w:r>
+              <w:rPr>
+                <w:rFonts w:ascii="思源黑体 CN Normal" w:eastAsia="思源黑体 CN Normal" w:hAnsi="思源黑体 CN Normal"/>
+                <w:color w:val="000000" w:themeColor="text1"/>
                 <w:sz w:val="17"/>
                 <w:szCs w:val="17"/>
               </w:rPr>
               <w:t>}}</w:t>
             </w:r>
           </w:p>
-        </w:tc>
-        <w:tc>
-          <w:tcPr>
-            <w:tcW w:w="6237" w:type="dxa"/>
-          </w:tcPr>
-          <w:p>
-            <w:pPr>
-              <w:jc w:val="center"/>
-              <w:rPr>
-                <w:rFonts w:ascii="思源黑体 CN Normal" w:eastAsia="思源黑体 CN Normal" w:hAnsi="思源黑体 CN Normal"/>
-                <w:color w:val="000000" w:themeColor="text1"/>
-                <w:sz w:val="17"/>
-                <w:szCs w:val="17"/>
-              </w:rPr>
-            </w:pPr>
-            <w:r>
-              <w:rPr>
-                <w:rFonts w:ascii="思源黑体 CN Normal" w:eastAsia="思源黑体 CN Normal" w:hAnsi="思源黑体 CN Normal"/>
-                <w:color w:val="000000" w:themeColor="text1"/>
-                <w:sz w:val="17"/>
-                <w:szCs w:val="17"/>
-              </w:rPr>
-              <w:t xml:space="preserve">{%p if </w:t>
+          <w:p>
+            <w:pPr>
+              <w:jc w:val="center"/>
+              <w:rPr>
+                <w:rFonts w:ascii="思源黑体 CN Normal" w:eastAsia="思源黑体 CN Normal" w:hAnsi="思源黑体 CN Normal"/>
+                <w:color w:val="000000" w:themeColor="text1"/>
+                <w:sz w:val="17"/>
+                <w:szCs w:val="17"/>
+              </w:rPr>
+            </w:pPr>
+            <w:r>
+              <w:rPr>
+                <w:rFonts w:ascii="思源黑体 CN Normal" w:eastAsia="思源黑体 CN Normal" w:hAnsi="思源黑体 CN Normal"/>
+                <w:color w:val="000000" w:themeColor="text1"/>
+                <w:sz w:val="17"/>
+                <w:szCs w:val="17"/>
+              </w:rPr>
+              <w:t>{%p else%}</w:t>
+            </w:r>
+          </w:p>
+          <w:p>
+            <w:pPr>
+              <w:jc w:val="center"/>
+              <w:rPr>
+                <w:rFonts w:ascii="思源黑体 CN Normal" w:eastAsia="思源黑体 CN Normal" w:hAnsi="思源黑体 CN Normal"/>
+                <w:color w:val="000000" w:themeColor="text1"/>
+                <w:sz w:val="17"/>
+                <w:szCs w:val="17"/>
+              </w:rPr>
+            </w:pPr>
+            <w:r>
+              <w:rPr>
+                <w:rFonts w:ascii="思源黑体 CN Normal" w:eastAsia="思源黑体 CN Normal" w:hAnsi="思源黑体 CN Normal"/>
+                <w:color w:val="000000" w:themeColor="text1"/>
+                <w:sz w:val="17"/>
+                <w:szCs w:val="17"/>
+              </w:rPr>
+              <w:t>{{</w:t>
             </w:r>
             <w:proofErr w:type="spellStart"/>
-            <w:proofErr w:type="gramStart"/>
-            <w:r>
-              <w:rPr>
-                <w:rFonts w:ascii="思源黑体 CN Normal" w:eastAsia="思源黑体 CN Normal" w:hAnsi="思源黑体 CN Normal"/>
-                <w:color w:val="000000" w:themeColor="text1"/>
-                <w:sz w:val="17"/>
-                <w:szCs w:val="17"/>
-              </w:rPr>
-              <w:t>a.hgvs</w:t>
-            </w:r>
-            <w:proofErr w:type="gramEnd"/>
-            <w:r>
-              <w:rPr>
-                <w:rFonts w:ascii="思源黑体 CN Normal" w:eastAsia="思源黑体 CN Normal" w:hAnsi="思源黑体 CN Normal"/>
-                <w:color w:val="000000" w:themeColor="text1"/>
-                <w:sz w:val="17"/>
-                <w:szCs w:val="17"/>
-              </w:rPr>
-              <w:t>_p</w:t>
+            <w:r>
+              <w:rPr>
+                <w:rFonts w:ascii="思源黑体 CN Normal" w:eastAsia="思源黑体 CN Normal" w:hAnsi="思源黑体 CN Normal"/>
+                <w:color w:val="000000" w:themeColor="text1"/>
+                <w:sz w:val="17"/>
+                <w:szCs w:val="17"/>
+              </w:rPr>
+              <w:t>a.gene_region</w:t>
             </w:r>
             <w:proofErr w:type="spellEnd"/>
             <w:r>
@@ -9569,7 +8907,47 @@
                 <w:sz w:val="17"/>
                 <w:szCs w:val="17"/>
               </w:rPr>
-              <w:t>!=”p.?”%}</w:t>
+              <w:t>}} {{</w:t>
+            </w:r>
+            <w:proofErr w:type="spellStart"/>
+            <w:r>
+              <w:rPr>
+                <w:rFonts w:ascii="思源黑体 CN Normal" w:eastAsia="思源黑体 CN Normal" w:hAnsi="思源黑体 CN Normal"/>
+                <w:color w:val="000000" w:themeColor="text1"/>
+                <w:sz w:val="17"/>
+                <w:szCs w:val="17"/>
+              </w:rPr>
+              <w:t>a.hgvs_c</w:t>
+            </w:r>
+            <w:proofErr w:type="spellEnd"/>
+            <w:r>
+              <w:rPr>
+                <w:rFonts w:ascii="思源黑体 CN Normal" w:eastAsia="思源黑体 CN Normal" w:hAnsi="思源黑体 CN Normal"/>
+                <w:color w:val="000000" w:themeColor="text1"/>
+                <w:sz w:val="17"/>
+                <w:szCs w:val="17"/>
+              </w:rPr>
+              <w:t>}}</w:t>
+            </w:r>
+          </w:p>
+          <w:p>
+            <w:pPr>
+              <w:jc w:val="center"/>
+              <w:rPr>
+                <w:rFonts w:ascii="思源黑体 CN Normal" w:eastAsia="思源黑体 CN Normal" w:hAnsi="思源黑体 CN Normal"/>
+                <w:color w:val="000000" w:themeColor="text1"/>
+                <w:sz w:val="17"/>
+                <w:szCs w:val="17"/>
+              </w:rPr>
+            </w:pPr>
+            <w:r>
+              <w:rPr>
+                <w:rFonts w:ascii="思源黑体 CN Normal" w:eastAsia="思源黑体 CN Normal" w:hAnsi="思源黑体 CN Normal"/>
+                <w:color w:val="000000" w:themeColor="text1"/>
+                <w:sz w:val="17"/>
+                <w:szCs w:val="17"/>
+              </w:rPr>
+              <w:t>{%p endif%}</w:t>
             </w:r>
           </w:p>
           <w:p>
@@ -9592,25 +8970,14 @@
               <w:t>{{</w:t>
             </w:r>
             <w:proofErr w:type="spellStart"/>
-            <w:proofErr w:type="gramStart"/>
-            <w:r>
-              <w:rPr>
-                <w:rFonts w:ascii="思源黑体 CN Normal" w:eastAsia="思源黑体 CN Normal" w:hAnsi="思源黑体 CN Normal"/>
-                <w:color w:val="000000" w:themeColor="text1"/>
-                <w:sz w:val="17"/>
-                <w:szCs w:val="17"/>
-              </w:rPr>
-              <w:t>a.gene</w:t>
-            </w:r>
-            <w:proofErr w:type="gramEnd"/>
-            <w:r>
-              <w:rPr>
-                <w:rFonts w:ascii="思源黑体 CN Normal" w:eastAsia="思源黑体 CN Normal" w:hAnsi="思源黑体 CN Normal"/>
-                <w:color w:val="000000" w:themeColor="text1"/>
-                <w:sz w:val="17"/>
-                <w:szCs w:val="17"/>
-              </w:rPr>
-              <w:t>_region</w:t>
+            <w:r>
+              <w:rPr>
+                <w:rFonts w:ascii="思源黑体 CN Normal" w:eastAsia="思源黑体 CN Normal" w:hAnsi="思源黑体 CN Normal"/>
+                <w:color w:val="000000" w:themeColor="text1"/>
+                <w:sz w:val="17"/>
+                <w:szCs w:val="17"/>
+              </w:rPr>
+              <w:t>a.transcript_primary</w:t>
             </w:r>
             <w:proofErr w:type="spellEnd"/>
             <w:r>
@@ -9620,7 +8987,32 @@
                 <w:sz w:val="17"/>
                 <w:szCs w:val="17"/>
               </w:rPr>
-              <w:t>}} {{</w:t>
+              <w:t>}}</w:t>
+            </w:r>
+          </w:p>
+        </w:tc>
+        <w:tc>
+          <w:tcPr>
+            <w:tcW w:w="1837" w:type="dxa"/>
+          </w:tcPr>
+          <w:p>
+            <w:pPr>
+              <w:jc w:val="center"/>
+              <w:rPr>
+                <w:rFonts w:ascii="思源黑体 CN Normal" w:eastAsia="思源黑体 CN Normal" w:hAnsi="思源黑体 CN Normal"/>
+                <w:color w:val="000000" w:themeColor="text1"/>
+                <w:sz w:val="17"/>
+                <w:szCs w:val="17"/>
+              </w:rPr>
+            </w:pPr>
+            <w:r>
+              <w:rPr>
+                <w:rFonts w:ascii="思源黑体 CN Normal" w:eastAsia="思源黑体 CN Normal" w:hAnsi="思源黑体 CN Normal"/>
+                <w:color w:val="000000" w:themeColor="text1"/>
+                <w:sz w:val="17"/>
+                <w:szCs w:val="17"/>
+              </w:rPr>
+              <w:t>{{</w:t>
             </w:r>
             <w:proofErr w:type="spellStart"/>
             <w:r>
@@ -9630,245 +9022,7 @@
                 <w:sz w:val="17"/>
                 <w:szCs w:val="17"/>
               </w:rPr>
-              <w:t>a.hgvs_c</w:t>
-            </w:r>
-            <w:proofErr w:type="spellEnd"/>
-            <w:r>
-              <w:rPr>
-                <w:rFonts w:ascii="思源黑体 CN Normal" w:eastAsia="思源黑体 CN Normal" w:hAnsi="思源黑体 CN Normal"/>
-                <w:color w:val="000000" w:themeColor="text1"/>
-                <w:sz w:val="17"/>
-                <w:szCs w:val="17"/>
-              </w:rPr>
-              <w:t>}} {{</w:t>
-            </w:r>
-            <w:proofErr w:type="spellStart"/>
-            <w:r>
-              <w:rPr>
-                <w:rFonts w:ascii="思源黑体 CN Normal" w:eastAsia="思源黑体 CN Normal" w:hAnsi="思源黑体 CN Normal"/>
-                <w:color w:val="000000" w:themeColor="text1"/>
-                <w:sz w:val="17"/>
-                <w:szCs w:val="17"/>
-              </w:rPr>
-              <w:t>a.hgvs_p</w:t>
-            </w:r>
-            <w:proofErr w:type="spellEnd"/>
-            <w:r>
-              <w:rPr>
-                <w:rFonts w:ascii="思源黑体 CN Normal" w:eastAsia="思源黑体 CN Normal" w:hAnsi="思源黑体 CN Normal"/>
-                <w:color w:val="000000" w:themeColor="text1"/>
-                <w:sz w:val="17"/>
-                <w:szCs w:val="17"/>
-              </w:rPr>
-              <w:t>}}</w:t>
-            </w:r>
-          </w:p>
-          <w:p>
-            <w:pPr>
-              <w:jc w:val="center"/>
-              <w:rPr>
-                <w:rFonts w:ascii="思源黑体 CN Normal" w:eastAsia="思源黑体 CN Normal" w:hAnsi="思源黑体 CN Normal"/>
-                <w:color w:val="000000" w:themeColor="text1"/>
-                <w:sz w:val="17"/>
-                <w:szCs w:val="17"/>
-              </w:rPr>
-            </w:pPr>
-            <w:r>
-              <w:rPr>
-                <w:rFonts w:ascii="思源黑体 CN Normal" w:eastAsia="思源黑体 CN Normal" w:hAnsi="思源黑体 CN Normal"/>
-                <w:color w:val="000000" w:themeColor="text1"/>
-                <w:sz w:val="17"/>
-                <w:szCs w:val="17"/>
-              </w:rPr>
-              <w:t>{%p else%}</w:t>
-            </w:r>
-          </w:p>
-          <w:p>
-            <w:pPr>
-              <w:jc w:val="center"/>
-              <w:rPr>
-                <w:rFonts w:ascii="思源黑体 CN Normal" w:eastAsia="思源黑体 CN Normal" w:hAnsi="思源黑体 CN Normal"/>
-                <w:color w:val="000000" w:themeColor="text1"/>
-                <w:sz w:val="17"/>
-                <w:szCs w:val="17"/>
-              </w:rPr>
-            </w:pPr>
-            <w:r>
-              <w:rPr>
-                <w:rFonts w:ascii="思源黑体 CN Normal" w:eastAsia="思源黑体 CN Normal" w:hAnsi="思源黑体 CN Normal"/>
-                <w:color w:val="000000" w:themeColor="text1"/>
-                <w:sz w:val="17"/>
-                <w:szCs w:val="17"/>
-              </w:rPr>
-              <w:t>{{</w:t>
-            </w:r>
-            <w:proofErr w:type="spellStart"/>
-            <w:proofErr w:type="gramStart"/>
-            <w:r>
-              <w:rPr>
-                <w:rFonts w:ascii="思源黑体 CN Normal" w:eastAsia="思源黑体 CN Normal" w:hAnsi="思源黑体 CN Normal"/>
-                <w:color w:val="000000" w:themeColor="text1"/>
-                <w:sz w:val="17"/>
-                <w:szCs w:val="17"/>
-              </w:rPr>
-              <w:t>a.gene</w:t>
-            </w:r>
-            <w:proofErr w:type="gramEnd"/>
-            <w:r>
-              <w:rPr>
-                <w:rFonts w:ascii="思源黑体 CN Normal" w:eastAsia="思源黑体 CN Normal" w:hAnsi="思源黑体 CN Normal"/>
-                <w:color w:val="000000" w:themeColor="text1"/>
-                <w:sz w:val="17"/>
-                <w:szCs w:val="17"/>
-              </w:rPr>
-              <w:t>_region</w:t>
-            </w:r>
-            <w:proofErr w:type="spellEnd"/>
-            <w:r>
-              <w:rPr>
-                <w:rFonts w:ascii="思源黑体 CN Normal" w:eastAsia="思源黑体 CN Normal" w:hAnsi="思源黑体 CN Normal"/>
-                <w:color w:val="000000" w:themeColor="text1"/>
-                <w:sz w:val="17"/>
-                <w:szCs w:val="17"/>
-              </w:rPr>
-              <w:t>}} {{</w:t>
-            </w:r>
-            <w:proofErr w:type="spellStart"/>
-            <w:r>
-              <w:rPr>
-                <w:rFonts w:ascii="思源黑体 CN Normal" w:eastAsia="思源黑体 CN Normal" w:hAnsi="思源黑体 CN Normal"/>
-                <w:color w:val="000000" w:themeColor="text1"/>
-                <w:sz w:val="17"/>
-                <w:szCs w:val="17"/>
-              </w:rPr>
-              <w:t>a.hgvs_c</w:t>
-            </w:r>
-            <w:proofErr w:type="spellEnd"/>
-            <w:r>
-              <w:rPr>
-                <w:rFonts w:ascii="思源黑体 CN Normal" w:eastAsia="思源黑体 CN Normal" w:hAnsi="思源黑体 CN Normal"/>
-                <w:color w:val="000000" w:themeColor="text1"/>
-                <w:sz w:val="17"/>
-                <w:szCs w:val="17"/>
-              </w:rPr>
-              <w:t>}}</w:t>
-            </w:r>
-          </w:p>
-          <w:p>
-            <w:pPr>
-              <w:jc w:val="center"/>
-              <w:rPr>
-                <w:rFonts w:ascii="思源黑体 CN Normal" w:eastAsia="思源黑体 CN Normal" w:hAnsi="思源黑体 CN Normal"/>
-                <w:color w:val="000000" w:themeColor="text1"/>
-                <w:sz w:val="17"/>
-                <w:szCs w:val="17"/>
-              </w:rPr>
-            </w:pPr>
-            <w:r>
-              <w:rPr>
-                <w:rFonts w:ascii="思源黑体 CN Normal" w:eastAsia="思源黑体 CN Normal" w:hAnsi="思源黑体 CN Normal"/>
-                <w:color w:val="000000" w:themeColor="text1"/>
-                <w:sz w:val="17"/>
-                <w:szCs w:val="17"/>
-              </w:rPr>
-              <w:t>{%p endif%}</w:t>
-            </w:r>
-          </w:p>
-          <w:p>
-            <w:pPr>
-              <w:jc w:val="center"/>
-              <w:rPr>
-                <w:rFonts w:ascii="思源黑体 CN Normal" w:eastAsia="思源黑体 CN Normal" w:hAnsi="思源黑体 CN Normal"/>
-                <w:color w:val="000000" w:themeColor="text1"/>
-                <w:sz w:val="17"/>
-                <w:szCs w:val="17"/>
-              </w:rPr>
-            </w:pPr>
-            <w:r>
-              <w:rPr>
-                <w:rFonts w:ascii="思源黑体 CN Normal" w:eastAsia="思源黑体 CN Normal" w:hAnsi="思源黑体 CN Normal"/>
-                <w:color w:val="000000" w:themeColor="text1"/>
-                <w:sz w:val="17"/>
-                <w:szCs w:val="17"/>
-              </w:rPr>
-              <w:t>{{</w:t>
-            </w:r>
-            <w:proofErr w:type="spellStart"/>
-            <w:proofErr w:type="gramStart"/>
-            <w:r>
-              <w:rPr>
-                <w:rFonts w:ascii="思源黑体 CN Normal" w:eastAsia="思源黑体 CN Normal" w:hAnsi="思源黑体 CN Normal"/>
-                <w:color w:val="000000" w:themeColor="text1"/>
-                <w:sz w:val="17"/>
-                <w:szCs w:val="17"/>
-              </w:rPr>
-              <w:t>a.transcript</w:t>
-            </w:r>
-            <w:proofErr w:type="gramEnd"/>
-            <w:r>
-              <w:rPr>
-                <w:rFonts w:ascii="思源黑体 CN Normal" w:eastAsia="思源黑体 CN Normal" w:hAnsi="思源黑体 CN Normal"/>
-                <w:color w:val="000000" w:themeColor="text1"/>
-                <w:sz w:val="17"/>
-                <w:szCs w:val="17"/>
-              </w:rPr>
-              <w:t>_primary</w:t>
-            </w:r>
-            <w:proofErr w:type="spellEnd"/>
-            <w:r>
-              <w:rPr>
-                <w:rFonts w:ascii="思源黑体 CN Normal" w:eastAsia="思源黑体 CN Normal" w:hAnsi="思源黑体 CN Normal"/>
-                <w:color w:val="000000" w:themeColor="text1"/>
-                <w:sz w:val="17"/>
-                <w:szCs w:val="17"/>
-              </w:rPr>
-              <w:t>}}</w:t>
-            </w:r>
-          </w:p>
-        </w:tc>
-        <w:tc>
-          <w:tcPr>
-            <w:tcW w:w="1837" w:type="dxa"/>
-          </w:tcPr>
-          <w:p>
-            <w:pPr>
-              <w:jc w:val="center"/>
-              <w:rPr>
-                <w:rFonts w:ascii="思源黑体 CN Normal" w:eastAsia="思源黑体 CN Normal" w:hAnsi="思源黑体 CN Normal"/>
-                <w:color w:val="000000" w:themeColor="text1"/>
-                <w:sz w:val="17"/>
-                <w:szCs w:val="17"/>
-              </w:rPr>
-            </w:pPr>
-            <w:r>
-              <w:rPr>
-                <w:rFonts w:ascii="思源黑体 CN Normal" w:eastAsia="思源黑体 CN Normal" w:hAnsi="思源黑体 CN Normal"/>
-                <w:color w:val="000000" w:themeColor="text1"/>
-                <w:sz w:val="17"/>
-                <w:szCs w:val="17"/>
-              </w:rPr>
-              <w:t>{{</w:t>
-            </w:r>
-            <w:proofErr w:type="spellStart"/>
-            <w:proofErr w:type="gramStart"/>
-            <w:r>
-              <w:rPr>
-                <w:rFonts w:ascii="思源黑体 CN Normal" w:eastAsia="思源黑体 CN Normal" w:hAnsi="思源黑体 CN Normal"/>
-                <w:color w:val="000000" w:themeColor="text1"/>
-                <w:sz w:val="17"/>
-                <w:szCs w:val="17"/>
-              </w:rPr>
-              <w:t>a.freq</w:t>
-            </w:r>
-            <w:proofErr w:type="gramEnd"/>
-            <w:r>
-              <w:rPr>
-                <w:rFonts w:ascii="思源黑体 CN Normal" w:eastAsia="思源黑体 CN Normal" w:hAnsi="思源黑体 CN Normal"/>
-                <w:color w:val="000000" w:themeColor="text1"/>
-                <w:sz w:val="17"/>
-                <w:szCs w:val="17"/>
-              </w:rPr>
-              <w:t>_str</w:t>
+              <w:t>a.freq_str</w:t>
             </w:r>
             <w:proofErr w:type="spellEnd"/>
             <w:r>
@@ -10266,27 +9420,7 @@
                 <w:sz w:val="17"/>
                 <w:szCs w:val="17"/>
               </w:rPr>
-              <w:t>var.var_</w:t>
-            </w:r>
-            <w:proofErr w:type="gramStart"/>
-            <w:r>
-              <w:rPr>
-                <w:rFonts w:ascii="思源黑体 CN Normal" w:eastAsia="思源黑体 CN Normal" w:hAnsi="思源黑体 CN Normal"/>
-                <w:color w:val="000000" w:themeColor="text1"/>
-                <w:sz w:val="17"/>
-                <w:szCs w:val="17"/>
-              </w:rPr>
-              <w:t>somatic.level</w:t>
-            </w:r>
-            <w:proofErr w:type="gramEnd"/>
-            <w:r>
-              <w:rPr>
-                <w:rFonts w:ascii="思源黑体 CN Normal" w:eastAsia="思源黑体 CN Normal" w:hAnsi="思源黑体 CN Normal"/>
-                <w:color w:val="000000" w:themeColor="text1"/>
-                <w:sz w:val="17"/>
-                <w:szCs w:val="17"/>
-              </w:rPr>
-              <w:t>_III</w:t>
+              <w:t>var.var_somatic.level_III</w:t>
             </w:r>
             <w:proofErr w:type="spellEnd"/>
             <w:r>
@@ -10337,27 +9471,7 @@
                 <w:sz w:val="17"/>
                 <w:szCs w:val="17"/>
               </w:rPr>
-              <w:t>var.var_</w:t>
-            </w:r>
-            <w:proofErr w:type="gramStart"/>
-            <w:r>
-              <w:rPr>
-                <w:rFonts w:ascii="思源黑体 CN Normal" w:eastAsia="思源黑体 CN Normal" w:hAnsi="思源黑体 CN Normal"/>
-                <w:color w:val="000000" w:themeColor="text1"/>
-                <w:sz w:val="17"/>
-                <w:szCs w:val="17"/>
-              </w:rPr>
-              <w:t>somatic.level</w:t>
-            </w:r>
-            <w:proofErr w:type="gramEnd"/>
-            <w:r>
-              <w:rPr>
-                <w:rFonts w:ascii="思源黑体 CN Normal" w:eastAsia="思源黑体 CN Normal" w:hAnsi="思源黑体 CN Normal"/>
-                <w:color w:val="000000" w:themeColor="text1"/>
-                <w:sz w:val="17"/>
-                <w:szCs w:val="17"/>
-              </w:rPr>
-              <w:t>_III</w:t>
+              <w:t>var.var_somatic.level_III</w:t>
             </w:r>
             <w:proofErr w:type="spellEnd"/>
             <w:r>
@@ -10400,7 +9514,6 @@
               <w:t>{{</w:t>
             </w:r>
             <w:proofErr w:type="spellStart"/>
-            <w:proofErr w:type="gramStart"/>
             <w:r>
               <w:rPr>
                 <w:rFonts w:ascii="思源黑体 CN Normal" w:eastAsia="思源黑体 CN Normal" w:hAnsi="思源黑体 CN Normal"/>
@@ -10408,9 +9521,9 @@
                 <w:sz w:val="17"/>
                 <w:szCs w:val="17"/>
               </w:rPr>
-              <w:t>a.gene</w:t>
-            </w:r>
-            <w:proofErr w:type="gramEnd"/>
+              <w:t>a.gene_symbol</w:t>
+            </w:r>
+            <w:proofErr w:type="spellEnd"/>
             <w:r>
               <w:rPr>
                 <w:rFonts w:ascii="思源黑体 CN Normal" w:eastAsia="思源黑体 CN Normal" w:hAnsi="思源黑体 CN Normal"/>
@@ -10418,63 +9531,182 @@
                 <w:sz w:val="17"/>
                 <w:szCs w:val="17"/>
               </w:rPr>
-              <w:t>_symbol</w:t>
+              <w:t>}}</w:t>
+            </w:r>
+          </w:p>
+        </w:tc>
+        <w:tc>
+          <w:tcPr>
+            <w:tcW w:w="6237" w:type="dxa"/>
+          </w:tcPr>
+          <w:p>
+            <w:pPr>
+              <w:jc w:val="center"/>
+              <w:rPr>
+                <w:rFonts w:ascii="思源黑体 CN Normal" w:eastAsia="思源黑体 CN Normal" w:hAnsi="思源黑体 CN Normal"/>
+                <w:color w:val="000000" w:themeColor="text1"/>
+                <w:sz w:val="17"/>
+                <w:szCs w:val="17"/>
+              </w:rPr>
+            </w:pPr>
+            <w:r>
+              <w:rPr>
+                <w:rFonts w:ascii="思源黑体 CN Normal" w:eastAsia="思源黑体 CN Normal" w:hAnsi="思源黑体 CN Normal"/>
+                <w:color w:val="000000" w:themeColor="text1"/>
+                <w:sz w:val="17"/>
+                <w:szCs w:val="17"/>
+              </w:rPr>
+              <w:t xml:space="preserve">{%p if </w:t>
+            </w:r>
+            <w:proofErr w:type="spellStart"/>
+            <w:r>
+              <w:rPr>
+                <w:rFonts w:ascii="思源黑体 CN Normal" w:eastAsia="思源黑体 CN Normal" w:hAnsi="思源黑体 CN Normal"/>
+                <w:color w:val="000000" w:themeColor="text1"/>
+                <w:sz w:val="17"/>
+                <w:szCs w:val="17"/>
+              </w:rPr>
+              <w:t>a.hgvs_p</w:t>
             </w:r>
             <w:proofErr w:type="spellEnd"/>
             <w:r>
               <w:rPr>
                 <w:rFonts w:ascii="思源黑体 CN Normal" w:eastAsia="思源黑体 CN Normal" w:hAnsi="思源黑体 CN Normal"/>
-                <w:i/>
+                <w:color w:val="000000" w:themeColor="text1"/>
+                <w:sz w:val="17"/>
+                <w:szCs w:val="17"/>
+              </w:rPr>
+              <w:t>!=”p.?”%}</w:t>
+            </w:r>
+          </w:p>
+          <w:p>
+            <w:pPr>
+              <w:jc w:val="center"/>
+              <w:rPr>
+                <w:rFonts w:ascii="思源黑体 CN Normal" w:eastAsia="思源黑体 CN Normal" w:hAnsi="思源黑体 CN Normal"/>
+                <w:color w:val="000000" w:themeColor="text1"/>
+                <w:sz w:val="17"/>
+                <w:szCs w:val="17"/>
+              </w:rPr>
+            </w:pPr>
+            <w:r>
+              <w:rPr>
+                <w:rFonts w:ascii="思源黑体 CN Normal" w:eastAsia="思源黑体 CN Normal" w:hAnsi="思源黑体 CN Normal"/>
+                <w:color w:val="000000" w:themeColor="text1"/>
+                <w:sz w:val="17"/>
+                <w:szCs w:val="17"/>
+              </w:rPr>
+              <w:t>{{</w:t>
+            </w:r>
+            <w:proofErr w:type="spellStart"/>
+            <w:r>
+              <w:rPr>
+                <w:rFonts w:ascii="思源黑体 CN Normal" w:eastAsia="思源黑体 CN Normal" w:hAnsi="思源黑体 CN Normal"/>
+                <w:color w:val="000000" w:themeColor="text1"/>
+                <w:sz w:val="17"/>
+                <w:szCs w:val="17"/>
+              </w:rPr>
+              <w:t>a.gene_region</w:t>
+            </w:r>
+            <w:proofErr w:type="spellEnd"/>
+            <w:r>
+              <w:rPr>
+                <w:rFonts w:ascii="思源黑体 CN Normal" w:eastAsia="思源黑体 CN Normal" w:hAnsi="思源黑体 CN Normal"/>
+                <w:color w:val="000000" w:themeColor="text1"/>
+                <w:sz w:val="17"/>
+                <w:szCs w:val="17"/>
+              </w:rPr>
+              <w:t>}} {{</w:t>
+            </w:r>
+            <w:proofErr w:type="spellStart"/>
+            <w:r>
+              <w:rPr>
+                <w:rFonts w:ascii="思源黑体 CN Normal" w:eastAsia="思源黑体 CN Normal" w:hAnsi="思源黑体 CN Normal"/>
+                <w:color w:val="000000" w:themeColor="text1"/>
+                <w:sz w:val="17"/>
+                <w:szCs w:val="17"/>
+              </w:rPr>
+              <w:t>a.hgvs_c</w:t>
+            </w:r>
+            <w:proofErr w:type="spellEnd"/>
+            <w:r>
+              <w:rPr>
+                <w:rFonts w:ascii="思源黑体 CN Normal" w:eastAsia="思源黑体 CN Normal" w:hAnsi="思源黑体 CN Normal"/>
+                <w:color w:val="000000" w:themeColor="text1"/>
+                <w:sz w:val="17"/>
+                <w:szCs w:val="17"/>
+              </w:rPr>
+              <w:t>}} {{</w:t>
+            </w:r>
+            <w:proofErr w:type="spellStart"/>
+            <w:r>
+              <w:rPr>
+                <w:rFonts w:ascii="思源黑体 CN Normal" w:eastAsia="思源黑体 CN Normal" w:hAnsi="思源黑体 CN Normal"/>
+                <w:color w:val="000000" w:themeColor="text1"/>
+                <w:sz w:val="17"/>
+                <w:szCs w:val="17"/>
+              </w:rPr>
+              <w:t>a.hgvs_p</w:t>
+            </w:r>
+            <w:proofErr w:type="spellEnd"/>
+            <w:r>
+              <w:rPr>
+                <w:rFonts w:ascii="思源黑体 CN Normal" w:eastAsia="思源黑体 CN Normal" w:hAnsi="思源黑体 CN Normal"/>
+                <w:color w:val="000000" w:themeColor="text1"/>
                 <w:sz w:val="17"/>
                 <w:szCs w:val="17"/>
               </w:rPr>
               <w:t>}}</w:t>
             </w:r>
           </w:p>
-        </w:tc>
-        <w:tc>
-          <w:tcPr>
-            <w:tcW w:w="6237" w:type="dxa"/>
-          </w:tcPr>
-          <w:p>
-            <w:pPr>
-              <w:jc w:val="center"/>
-              <w:rPr>
-                <w:rFonts w:ascii="思源黑体 CN Normal" w:eastAsia="思源黑体 CN Normal" w:hAnsi="思源黑体 CN Normal"/>
-                <w:color w:val="000000" w:themeColor="text1"/>
-                <w:sz w:val="17"/>
-                <w:szCs w:val="17"/>
-              </w:rPr>
-            </w:pPr>
-            <w:r>
-              <w:rPr>
-                <w:rFonts w:ascii="思源黑体 CN Normal" w:eastAsia="思源黑体 CN Normal" w:hAnsi="思源黑体 CN Normal"/>
-                <w:color w:val="000000" w:themeColor="text1"/>
-                <w:sz w:val="17"/>
-                <w:szCs w:val="17"/>
-              </w:rPr>
-              <w:t xml:space="preserve">{%p if </w:t>
+          <w:p>
+            <w:pPr>
+              <w:jc w:val="center"/>
+              <w:rPr>
+                <w:rFonts w:ascii="思源黑体 CN Normal" w:eastAsia="思源黑体 CN Normal" w:hAnsi="思源黑体 CN Normal"/>
+                <w:color w:val="000000" w:themeColor="text1"/>
+                <w:sz w:val="17"/>
+                <w:szCs w:val="17"/>
+              </w:rPr>
+            </w:pPr>
+            <w:r>
+              <w:rPr>
+                <w:rFonts w:ascii="思源黑体 CN Normal" w:eastAsia="思源黑体 CN Normal" w:hAnsi="思源黑体 CN Normal"/>
+                <w:color w:val="000000" w:themeColor="text1"/>
+                <w:sz w:val="17"/>
+                <w:szCs w:val="17"/>
+              </w:rPr>
+              <w:t>{%p else%}</w:t>
+            </w:r>
+          </w:p>
+          <w:p>
+            <w:pPr>
+              <w:jc w:val="center"/>
+              <w:rPr>
+                <w:rFonts w:ascii="思源黑体 CN Normal" w:eastAsia="思源黑体 CN Normal" w:hAnsi="思源黑体 CN Normal"/>
+                <w:color w:val="000000" w:themeColor="text1"/>
+                <w:sz w:val="17"/>
+                <w:szCs w:val="17"/>
+              </w:rPr>
+            </w:pPr>
+            <w:r>
+              <w:rPr>
+                <w:rFonts w:ascii="思源黑体 CN Normal" w:eastAsia="思源黑体 CN Normal" w:hAnsi="思源黑体 CN Normal"/>
+                <w:color w:val="000000" w:themeColor="text1"/>
+                <w:sz w:val="17"/>
+                <w:szCs w:val="17"/>
+              </w:rPr>
+              <w:t>{{</w:t>
             </w:r>
             <w:proofErr w:type="spellStart"/>
-            <w:proofErr w:type="gramStart"/>
-            <w:r>
-              <w:rPr>
-                <w:rFonts w:ascii="思源黑体 CN Normal" w:eastAsia="思源黑体 CN Normal" w:hAnsi="思源黑体 CN Normal"/>
-                <w:color w:val="000000" w:themeColor="text1"/>
-                <w:sz w:val="17"/>
-                <w:szCs w:val="17"/>
-              </w:rPr>
-              <w:t>a.hgvs</w:t>
-            </w:r>
-            <w:proofErr w:type="gramEnd"/>
-            <w:r>
-              <w:rPr>
-                <w:rFonts w:ascii="思源黑体 CN Normal" w:eastAsia="思源黑体 CN Normal" w:hAnsi="思源黑体 CN Normal"/>
-                <w:color w:val="000000" w:themeColor="text1"/>
-                <w:sz w:val="17"/>
-                <w:szCs w:val="17"/>
-              </w:rPr>
-              <w:t>_p</w:t>
+            <w:r>
+              <w:rPr>
+                <w:rFonts w:ascii="思源黑体 CN Normal" w:eastAsia="思源黑体 CN Normal" w:hAnsi="思源黑体 CN Normal"/>
+                <w:color w:val="000000" w:themeColor="text1"/>
+                <w:sz w:val="17"/>
+                <w:szCs w:val="17"/>
+              </w:rPr>
+              <w:t>a.gene_region</w:t>
             </w:r>
             <w:proofErr w:type="spellEnd"/>
             <w:r>
@@ -10484,7 +9716,47 @@
                 <w:sz w:val="17"/>
                 <w:szCs w:val="17"/>
               </w:rPr>
-              <w:t>!=”p.?”%}</w:t>
+              <w:t>}} {{</w:t>
+            </w:r>
+            <w:proofErr w:type="spellStart"/>
+            <w:r>
+              <w:rPr>
+                <w:rFonts w:ascii="思源黑体 CN Normal" w:eastAsia="思源黑体 CN Normal" w:hAnsi="思源黑体 CN Normal"/>
+                <w:color w:val="000000" w:themeColor="text1"/>
+                <w:sz w:val="17"/>
+                <w:szCs w:val="17"/>
+              </w:rPr>
+              <w:t>a.hgvs_c</w:t>
+            </w:r>
+            <w:proofErr w:type="spellEnd"/>
+            <w:r>
+              <w:rPr>
+                <w:rFonts w:ascii="思源黑体 CN Normal" w:eastAsia="思源黑体 CN Normal" w:hAnsi="思源黑体 CN Normal"/>
+                <w:color w:val="000000" w:themeColor="text1"/>
+                <w:sz w:val="17"/>
+                <w:szCs w:val="17"/>
+              </w:rPr>
+              <w:t>}}</w:t>
+            </w:r>
+          </w:p>
+          <w:p>
+            <w:pPr>
+              <w:jc w:val="center"/>
+              <w:rPr>
+                <w:rFonts w:ascii="思源黑体 CN Normal" w:eastAsia="思源黑体 CN Normal" w:hAnsi="思源黑体 CN Normal"/>
+                <w:color w:val="000000" w:themeColor="text1"/>
+                <w:sz w:val="17"/>
+                <w:szCs w:val="17"/>
+              </w:rPr>
+            </w:pPr>
+            <w:r>
+              <w:rPr>
+                <w:rFonts w:ascii="思源黑体 CN Normal" w:eastAsia="思源黑体 CN Normal" w:hAnsi="思源黑体 CN Normal"/>
+                <w:color w:val="000000" w:themeColor="text1"/>
+                <w:sz w:val="17"/>
+                <w:szCs w:val="17"/>
+              </w:rPr>
+              <w:t>{%p endif%}</w:t>
             </w:r>
           </w:p>
           <w:p>
@@ -10507,25 +9779,14 @@
               <w:t>{{</w:t>
             </w:r>
             <w:proofErr w:type="spellStart"/>
-            <w:proofErr w:type="gramStart"/>
-            <w:r>
-              <w:rPr>
-                <w:rFonts w:ascii="思源黑体 CN Normal" w:eastAsia="思源黑体 CN Normal" w:hAnsi="思源黑体 CN Normal"/>
-                <w:color w:val="000000" w:themeColor="text1"/>
-                <w:sz w:val="17"/>
-                <w:szCs w:val="17"/>
-              </w:rPr>
-              <w:t>a.gene</w:t>
-            </w:r>
-            <w:proofErr w:type="gramEnd"/>
-            <w:r>
-              <w:rPr>
-                <w:rFonts w:ascii="思源黑体 CN Normal" w:eastAsia="思源黑体 CN Normal" w:hAnsi="思源黑体 CN Normal"/>
-                <w:color w:val="000000" w:themeColor="text1"/>
-                <w:sz w:val="17"/>
-                <w:szCs w:val="17"/>
-              </w:rPr>
-              <w:t>_region</w:t>
+            <w:r>
+              <w:rPr>
+                <w:rFonts w:ascii="思源黑体 CN Normal" w:eastAsia="思源黑体 CN Normal" w:hAnsi="思源黑体 CN Normal"/>
+                <w:color w:val="000000" w:themeColor="text1"/>
+                <w:sz w:val="17"/>
+                <w:szCs w:val="17"/>
+              </w:rPr>
+              <w:t>a.transcript_primary</w:t>
             </w:r>
             <w:proofErr w:type="spellEnd"/>
             <w:r>
@@ -10535,7 +9796,32 @@
                 <w:sz w:val="17"/>
                 <w:szCs w:val="17"/>
               </w:rPr>
-              <w:t>}} {{</w:t>
+              <w:t>}}</w:t>
+            </w:r>
+          </w:p>
+        </w:tc>
+        <w:tc>
+          <w:tcPr>
+            <w:tcW w:w="1837" w:type="dxa"/>
+          </w:tcPr>
+          <w:p>
+            <w:pPr>
+              <w:jc w:val="center"/>
+              <w:rPr>
+                <w:rFonts w:ascii="思源黑体 CN Normal" w:eastAsia="思源黑体 CN Normal" w:hAnsi="思源黑体 CN Normal"/>
+                <w:color w:val="000000" w:themeColor="text1"/>
+                <w:sz w:val="17"/>
+                <w:szCs w:val="17"/>
+              </w:rPr>
+            </w:pPr>
+            <w:r>
+              <w:rPr>
+                <w:rFonts w:ascii="思源黑体 CN Normal" w:eastAsia="思源黑体 CN Normal" w:hAnsi="思源黑体 CN Normal"/>
+                <w:color w:val="000000" w:themeColor="text1"/>
+                <w:sz w:val="17"/>
+                <w:szCs w:val="17"/>
+              </w:rPr>
+              <w:t>{{</w:t>
             </w:r>
             <w:proofErr w:type="spellStart"/>
             <w:r>
@@ -10545,245 +9831,7 @@
                 <w:sz w:val="17"/>
                 <w:szCs w:val="17"/>
               </w:rPr>
-              <w:t>a.hgvs_c</w:t>
-            </w:r>
-            <w:proofErr w:type="spellEnd"/>
-            <w:r>
-              <w:rPr>
-                <w:rFonts w:ascii="思源黑体 CN Normal" w:eastAsia="思源黑体 CN Normal" w:hAnsi="思源黑体 CN Normal"/>
-                <w:color w:val="000000" w:themeColor="text1"/>
-                <w:sz w:val="17"/>
-                <w:szCs w:val="17"/>
-              </w:rPr>
-              <w:t>}} {{</w:t>
-            </w:r>
-            <w:proofErr w:type="spellStart"/>
-            <w:r>
-              <w:rPr>
-                <w:rFonts w:ascii="思源黑体 CN Normal" w:eastAsia="思源黑体 CN Normal" w:hAnsi="思源黑体 CN Normal"/>
-                <w:color w:val="000000" w:themeColor="text1"/>
-                <w:sz w:val="17"/>
-                <w:szCs w:val="17"/>
-              </w:rPr>
-              <w:t>a.hgvs_p</w:t>
-            </w:r>
-            <w:proofErr w:type="spellEnd"/>
-            <w:r>
-              <w:rPr>
-                <w:rFonts w:ascii="思源黑体 CN Normal" w:eastAsia="思源黑体 CN Normal" w:hAnsi="思源黑体 CN Normal"/>
-                <w:color w:val="000000" w:themeColor="text1"/>
-                <w:sz w:val="17"/>
-                <w:szCs w:val="17"/>
-              </w:rPr>
-              <w:t>}}</w:t>
-            </w:r>
-          </w:p>
-          <w:p>
-            <w:pPr>
-              <w:jc w:val="center"/>
-              <w:rPr>
-                <w:rFonts w:ascii="思源黑体 CN Normal" w:eastAsia="思源黑体 CN Normal" w:hAnsi="思源黑体 CN Normal"/>
-                <w:color w:val="000000" w:themeColor="text1"/>
-                <w:sz w:val="17"/>
-                <w:szCs w:val="17"/>
-              </w:rPr>
-            </w:pPr>
-            <w:r>
-              <w:rPr>
-                <w:rFonts w:ascii="思源黑体 CN Normal" w:eastAsia="思源黑体 CN Normal" w:hAnsi="思源黑体 CN Normal"/>
-                <w:color w:val="000000" w:themeColor="text1"/>
-                <w:sz w:val="17"/>
-                <w:szCs w:val="17"/>
-              </w:rPr>
-              <w:t>{%p else%}</w:t>
-            </w:r>
-          </w:p>
-          <w:p>
-            <w:pPr>
-              <w:jc w:val="center"/>
-              <w:rPr>
-                <w:rFonts w:ascii="思源黑体 CN Normal" w:eastAsia="思源黑体 CN Normal" w:hAnsi="思源黑体 CN Normal"/>
-                <w:color w:val="000000" w:themeColor="text1"/>
-                <w:sz w:val="17"/>
-                <w:szCs w:val="17"/>
-              </w:rPr>
-            </w:pPr>
-            <w:r>
-              <w:rPr>
-                <w:rFonts w:ascii="思源黑体 CN Normal" w:eastAsia="思源黑体 CN Normal" w:hAnsi="思源黑体 CN Normal"/>
-                <w:color w:val="000000" w:themeColor="text1"/>
-                <w:sz w:val="17"/>
-                <w:szCs w:val="17"/>
-              </w:rPr>
-              <w:t>{{</w:t>
-            </w:r>
-            <w:proofErr w:type="spellStart"/>
-            <w:proofErr w:type="gramStart"/>
-            <w:r>
-              <w:rPr>
-                <w:rFonts w:ascii="思源黑体 CN Normal" w:eastAsia="思源黑体 CN Normal" w:hAnsi="思源黑体 CN Normal"/>
-                <w:color w:val="000000" w:themeColor="text1"/>
-                <w:sz w:val="17"/>
-                <w:szCs w:val="17"/>
-              </w:rPr>
-              <w:t>a.gene</w:t>
-            </w:r>
-            <w:proofErr w:type="gramEnd"/>
-            <w:r>
-              <w:rPr>
-                <w:rFonts w:ascii="思源黑体 CN Normal" w:eastAsia="思源黑体 CN Normal" w:hAnsi="思源黑体 CN Normal"/>
-                <w:color w:val="000000" w:themeColor="text1"/>
-                <w:sz w:val="17"/>
-                <w:szCs w:val="17"/>
-              </w:rPr>
-              <w:t>_region</w:t>
-            </w:r>
-            <w:proofErr w:type="spellEnd"/>
-            <w:r>
-              <w:rPr>
-                <w:rFonts w:ascii="思源黑体 CN Normal" w:eastAsia="思源黑体 CN Normal" w:hAnsi="思源黑体 CN Normal"/>
-                <w:color w:val="000000" w:themeColor="text1"/>
-                <w:sz w:val="17"/>
-                <w:szCs w:val="17"/>
-              </w:rPr>
-              <w:t>}} {{</w:t>
-            </w:r>
-            <w:proofErr w:type="spellStart"/>
-            <w:r>
-              <w:rPr>
-                <w:rFonts w:ascii="思源黑体 CN Normal" w:eastAsia="思源黑体 CN Normal" w:hAnsi="思源黑体 CN Normal"/>
-                <w:color w:val="000000" w:themeColor="text1"/>
-                <w:sz w:val="17"/>
-                <w:szCs w:val="17"/>
-              </w:rPr>
-              <w:t>a.hgvs_c</w:t>
-            </w:r>
-            <w:proofErr w:type="spellEnd"/>
-            <w:r>
-              <w:rPr>
-                <w:rFonts w:ascii="思源黑体 CN Normal" w:eastAsia="思源黑体 CN Normal" w:hAnsi="思源黑体 CN Normal"/>
-                <w:color w:val="000000" w:themeColor="text1"/>
-                <w:sz w:val="17"/>
-                <w:szCs w:val="17"/>
-              </w:rPr>
-              <w:t>}}</w:t>
-            </w:r>
-          </w:p>
-          <w:p>
-            <w:pPr>
-              <w:jc w:val="center"/>
-              <w:rPr>
-                <w:rFonts w:ascii="思源黑体 CN Normal" w:eastAsia="思源黑体 CN Normal" w:hAnsi="思源黑体 CN Normal"/>
-                <w:color w:val="000000" w:themeColor="text1"/>
-                <w:sz w:val="17"/>
-                <w:szCs w:val="17"/>
-              </w:rPr>
-            </w:pPr>
-            <w:r>
-              <w:rPr>
-                <w:rFonts w:ascii="思源黑体 CN Normal" w:eastAsia="思源黑体 CN Normal" w:hAnsi="思源黑体 CN Normal"/>
-                <w:color w:val="000000" w:themeColor="text1"/>
-                <w:sz w:val="17"/>
-                <w:szCs w:val="17"/>
-              </w:rPr>
-              <w:t>{%p endif%}</w:t>
-            </w:r>
-          </w:p>
-          <w:p>
-            <w:pPr>
-              <w:jc w:val="center"/>
-              <w:rPr>
-                <w:rFonts w:ascii="思源黑体 CN Normal" w:eastAsia="思源黑体 CN Normal" w:hAnsi="思源黑体 CN Normal"/>
-                <w:color w:val="000000" w:themeColor="text1"/>
-                <w:sz w:val="17"/>
-                <w:szCs w:val="17"/>
-              </w:rPr>
-            </w:pPr>
-            <w:r>
-              <w:rPr>
-                <w:rFonts w:ascii="思源黑体 CN Normal" w:eastAsia="思源黑体 CN Normal" w:hAnsi="思源黑体 CN Normal"/>
-                <w:color w:val="000000" w:themeColor="text1"/>
-                <w:sz w:val="17"/>
-                <w:szCs w:val="17"/>
-              </w:rPr>
-              <w:t>{{</w:t>
-            </w:r>
-            <w:proofErr w:type="spellStart"/>
-            <w:proofErr w:type="gramStart"/>
-            <w:r>
-              <w:rPr>
-                <w:rFonts w:ascii="思源黑体 CN Normal" w:eastAsia="思源黑体 CN Normal" w:hAnsi="思源黑体 CN Normal"/>
-                <w:color w:val="000000" w:themeColor="text1"/>
-                <w:sz w:val="17"/>
-                <w:szCs w:val="17"/>
-              </w:rPr>
-              <w:t>a.transcript</w:t>
-            </w:r>
-            <w:proofErr w:type="gramEnd"/>
-            <w:r>
-              <w:rPr>
-                <w:rFonts w:ascii="思源黑体 CN Normal" w:eastAsia="思源黑体 CN Normal" w:hAnsi="思源黑体 CN Normal"/>
-                <w:color w:val="000000" w:themeColor="text1"/>
-                <w:sz w:val="17"/>
-                <w:szCs w:val="17"/>
-              </w:rPr>
-              <w:t>_primary</w:t>
-            </w:r>
-            <w:proofErr w:type="spellEnd"/>
-            <w:r>
-              <w:rPr>
-                <w:rFonts w:ascii="思源黑体 CN Normal" w:eastAsia="思源黑体 CN Normal" w:hAnsi="思源黑体 CN Normal"/>
-                <w:color w:val="000000" w:themeColor="text1"/>
-                <w:sz w:val="17"/>
-                <w:szCs w:val="17"/>
-              </w:rPr>
-              <w:t>}}</w:t>
-            </w:r>
-          </w:p>
-        </w:tc>
-        <w:tc>
-          <w:tcPr>
-            <w:tcW w:w="1837" w:type="dxa"/>
-          </w:tcPr>
-          <w:p>
-            <w:pPr>
-              <w:jc w:val="center"/>
-              <w:rPr>
-                <w:rFonts w:ascii="思源黑体 CN Normal" w:eastAsia="思源黑体 CN Normal" w:hAnsi="思源黑体 CN Normal"/>
-                <w:color w:val="000000" w:themeColor="text1"/>
-                <w:sz w:val="17"/>
-                <w:szCs w:val="17"/>
-              </w:rPr>
-            </w:pPr>
-            <w:r>
-              <w:rPr>
-                <w:rFonts w:ascii="思源黑体 CN Normal" w:eastAsia="思源黑体 CN Normal" w:hAnsi="思源黑体 CN Normal"/>
-                <w:color w:val="000000" w:themeColor="text1"/>
-                <w:sz w:val="17"/>
-                <w:szCs w:val="17"/>
-              </w:rPr>
-              <w:t>{{</w:t>
-            </w:r>
-            <w:proofErr w:type="spellStart"/>
-            <w:proofErr w:type="gramStart"/>
-            <w:r>
-              <w:rPr>
-                <w:rFonts w:ascii="思源黑体 CN Normal" w:eastAsia="思源黑体 CN Normal" w:hAnsi="思源黑体 CN Normal"/>
-                <w:color w:val="000000" w:themeColor="text1"/>
-                <w:sz w:val="17"/>
-                <w:szCs w:val="17"/>
-              </w:rPr>
-              <w:t>a.freq</w:t>
-            </w:r>
-            <w:proofErr w:type="gramEnd"/>
-            <w:r>
-              <w:rPr>
-                <w:rFonts w:ascii="思源黑体 CN Normal" w:eastAsia="思源黑体 CN Normal" w:hAnsi="思源黑体 CN Normal"/>
-                <w:color w:val="000000" w:themeColor="text1"/>
-                <w:sz w:val="17"/>
-                <w:szCs w:val="17"/>
-              </w:rPr>
-              <w:t>_str</w:t>
+              <w:t>a.freq_str</w:t>
             </w:r>
             <w:proofErr w:type="spellEnd"/>
             <w:r>
@@ -11265,55 +10313,7 @@
                 <w:sz w:val="17"/>
                 <w:szCs w:val="17"/>
               </w:rPr>
-              <w:t>==</w:t>
-            </w:r>
-            <w:proofErr w:type="gramStart"/>
-            <w:r>
-              <w:rPr>
-                <w:rFonts w:ascii="思源黑体 CN Normal" w:eastAsia="思源黑体 CN Normal" w:hAnsi="思源黑体 CN Normal" w:cs="思源黑体 CN Light" w:hint="eastAsia"/>
-                <w:bCs/>
-                <w:iCs/>
-                <w:color w:val="000000"/>
-                <w:sz w:val="17"/>
-                <w:szCs w:val="17"/>
-              </w:rPr>
-              <w:t>”</w:t>
-            </w:r>
-            <w:proofErr w:type="gramEnd"/>
-            <w:r>
-              <w:rPr>
-                <w:rFonts w:ascii="思源黑体 CN Normal" w:eastAsia="思源黑体 CN Normal" w:hAnsi="思源黑体 CN Normal" w:cs="思源黑体 CN Light" w:hint="eastAsia"/>
-                <w:bCs/>
-                <w:iCs/>
-                <w:color w:val="000000"/>
-                <w:sz w:val="17"/>
-                <w:szCs w:val="17"/>
-              </w:rPr>
-              <w:t>HRD+</w:t>
-            </w:r>
-            <w:proofErr w:type="gramStart"/>
-            <w:r>
-              <w:rPr>
-                <w:rFonts w:ascii="思源黑体 CN Normal" w:eastAsia="思源黑体 CN Normal" w:hAnsi="思源黑体 CN Normal" w:cs="思源黑体 CN Light" w:hint="eastAsia"/>
-                <w:bCs/>
-                <w:iCs/>
-                <w:color w:val="000000"/>
-                <w:sz w:val="17"/>
-                <w:szCs w:val="17"/>
-              </w:rPr>
-              <w:t>”</w:t>
-            </w:r>
-            <w:proofErr w:type="gramEnd"/>
-            <w:r>
-              <w:rPr>
-                <w:rFonts w:ascii="思源黑体 CN Normal" w:eastAsia="思源黑体 CN Normal" w:hAnsi="思源黑体 CN Normal" w:cs="思源黑体 CN Light" w:hint="eastAsia"/>
-                <w:bCs/>
-                <w:iCs/>
-                <w:color w:val="000000"/>
-                <w:sz w:val="17"/>
-                <w:szCs w:val="17"/>
-              </w:rPr>
-              <w:t>%}阳性{%else%}阴性{%endif%}</w:t>
+              <w:t>==”HRD+”%}阳性{%else%}阴性{%endif%}</w:t>
             </w:r>
           </w:p>
         </w:tc>
@@ -11362,23 +10362,13 @@
               <w:t xml:space="preserve">{%p if </w:t>
             </w:r>
             <w:proofErr w:type="spellStart"/>
-            <w:proofErr w:type="gramStart"/>
-            <w:r>
-              <w:rPr>
-                <w:rFonts w:ascii="思源黑体 CN Normal" w:eastAsia="思源黑体 CN Normal" w:hAnsi="思源黑体 CN Normal"/>
-                <w:sz w:val="17"/>
-                <w:szCs w:val="17"/>
-              </w:rPr>
-              <w:t>var.gss.gss.level</w:t>
-            </w:r>
-            <w:proofErr w:type="gramEnd"/>
-            <w:r>
-              <w:rPr>
-                <w:rFonts w:ascii="思源黑体 CN Normal" w:eastAsia="思源黑体 CN Normal" w:hAnsi="思源黑体 CN Normal"/>
-                <w:sz w:val="17"/>
-                <w:szCs w:val="17"/>
-              </w:rPr>
-              <w:t>_num</w:t>
+            <w:r>
+              <w:rPr>
+                <w:rFonts w:ascii="思源黑体 CN Normal" w:eastAsia="思源黑体 CN Normal" w:hAnsi="思源黑体 CN Normal"/>
+                <w:sz w:val="17"/>
+                <w:szCs w:val="17"/>
+              </w:rPr>
+              <w:t>var.gss.gss.level_num</w:t>
             </w:r>
             <w:proofErr w:type="spellEnd"/>
             <w:r>
@@ -11444,23 +10434,13 @@
               <w:t xml:space="preserve"> </w:t>
             </w:r>
             <w:proofErr w:type="spellStart"/>
-            <w:proofErr w:type="gramStart"/>
-            <w:r>
-              <w:rPr>
-                <w:rFonts w:ascii="思源黑体 CN Normal" w:eastAsia="思源黑体 CN Normal" w:hAnsi="思源黑体 CN Normal"/>
-                <w:sz w:val="17"/>
-                <w:szCs w:val="17"/>
-              </w:rPr>
-              <w:t>var.gss.gss.level</w:t>
-            </w:r>
-            <w:proofErr w:type="gramEnd"/>
-            <w:r>
-              <w:rPr>
-                <w:rFonts w:ascii="思源黑体 CN Normal" w:eastAsia="思源黑体 CN Normal" w:hAnsi="思源黑体 CN Normal"/>
-                <w:sz w:val="17"/>
-                <w:szCs w:val="17"/>
-              </w:rPr>
-              <w:t>_num</w:t>
+            <w:r>
+              <w:rPr>
+                <w:rFonts w:ascii="思源黑体 CN Normal" w:eastAsia="思源黑体 CN Normal" w:hAnsi="思源黑体 CN Normal"/>
+                <w:sz w:val="17"/>
+                <w:szCs w:val="17"/>
+              </w:rPr>
+              <w:t>var.gss.gss.level_num</w:t>
             </w:r>
             <w:proofErr w:type="spellEnd"/>
             <w:r>
@@ -11578,33 +10558,15 @@
                 <w:sz w:val="17"/>
                 <w:szCs w:val="17"/>
               </w:rPr>
-              <w:t xml:space="preserve">%tr for a in </w:t>
-            </w:r>
-            <w:proofErr w:type="gramStart"/>
-            <w:r>
-              <w:rPr>
-                <w:rFonts w:ascii="思源黑体 CN Normal" w:eastAsia="思源黑体 CN Normal" w:hAnsi="思源黑体 CN Normal"/>
-                <w:sz w:val="17"/>
-                <w:szCs w:val="17"/>
-              </w:rPr>
-              <w:t>var.cdx.</w:t>
-            </w:r>
-            <w:r>
-              <w:rPr>
-                <w:rFonts w:ascii="思源黑体 CN Normal" w:eastAsia="思源黑体 CN Normal" w:hAnsi="思源黑体 CN Normal"/>
-                <w:sz w:val="17"/>
-                <w:szCs w:val="17"/>
-              </w:rPr>
-              <w:t>format</w:t>
-            </w:r>
-            <w:proofErr w:type="gramEnd"/>
-            <w:r>
-              <w:rPr>
-                <w:rFonts w:ascii="思源黑体 CN Normal" w:eastAsia="思源黑体 CN Normal" w:hAnsi="思源黑体 CN Normal"/>
-                <w:sz w:val="17"/>
-                <w:szCs w:val="17"/>
-              </w:rPr>
-              <w:t xml:space="preserve">4_forHRDC_for_new_vesion </w:t>
+              <w:t>%tr for a in var.cdx.</w:t>
+            </w:r>
+            <w:r>
+              <w:rPr>
+                <w:rFonts w:ascii="思源黑体 CN Normal" w:eastAsia="思源黑体 CN Normal" w:hAnsi="思源黑体 CN Normal"/>
+                <w:sz w:val="17"/>
+                <w:szCs w:val="17"/>
+              </w:rPr>
+              <w:t xml:space="preserve">format4_forHRDC_for_new_vesion </w:t>
             </w:r>
             <w:r>
               <w:rPr>
@@ -11649,7 +10611,6 @@
               <w:t>{{</w:t>
             </w:r>
             <w:proofErr w:type="spellStart"/>
-            <w:proofErr w:type="gramStart"/>
             <w:r>
               <w:rPr>
                 <w:rFonts w:ascii="思源黑体 CN Normal" w:eastAsia="思源黑体 CN Normal" w:hAnsi="思源黑体 CN Normal" w:cs="思源黑体 CN Light"/>
@@ -11659,9 +10620,9 @@
                 <w:sz w:val="17"/>
                 <w:szCs w:val="17"/>
               </w:rPr>
-              <w:t>a.gene</w:t>
-            </w:r>
-            <w:proofErr w:type="gramEnd"/>
+              <w:t>a.gene_symbol</w:t>
+            </w:r>
+            <w:proofErr w:type="spellEnd"/>
             <w:r>
               <w:rPr>
                 <w:rFonts w:ascii="思源黑体 CN Normal" w:eastAsia="思源黑体 CN Normal" w:hAnsi="思源黑体 CN Normal" w:cs="思源黑体 CN Light"/>
@@ -11671,18 +10632,6 @@
                 <w:sz w:val="17"/>
                 <w:szCs w:val="17"/>
               </w:rPr>
-              <w:t>_symbol</w:t>
-            </w:r>
-            <w:proofErr w:type="spellEnd"/>
-            <w:r>
-              <w:rPr>
-                <w:rFonts w:ascii="思源黑体 CN Normal" w:eastAsia="思源黑体 CN Normal" w:hAnsi="思源黑体 CN Normal" w:cs="思源黑体 CN Light"/>
-                <w:bCs/>
-                <w:i/>
-                <w:color w:val="000000"/>
-                <w:sz w:val="17"/>
-                <w:szCs w:val="17"/>
-              </w:rPr>
               <w:t>}}</w:t>
             </w:r>
           </w:p>
@@ -11715,7 +10664,6 @@
               <w:t xml:space="preserve">{%p if </w:t>
             </w:r>
             <w:proofErr w:type="spellStart"/>
-            <w:proofErr w:type="gramStart"/>
             <w:r>
               <w:rPr>
                 <w:rFonts w:ascii="思源黑体 CN Normal" w:eastAsia="思源黑体 CN Normal" w:hAnsi="思源黑体 CN Normal" w:cs="思源黑体 CN Light"/>
@@ -11725,9 +10673,9 @@
                 <w:sz w:val="17"/>
                 <w:szCs w:val="17"/>
               </w:rPr>
-              <w:t>a.hgvs</w:t>
-            </w:r>
-            <w:proofErr w:type="gramEnd"/>
+              <w:t>a.hgvs_c</w:t>
+            </w:r>
+            <w:proofErr w:type="spellEnd"/>
             <w:r>
               <w:rPr>
                 <w:rFonts w:ascii="思源黑体 CN Normal" w:eastAsia="思源黑体 CN Normal" w:hAnsi="思源黑体 CN Normal" w:cs="思源黑体 CN Light"/>
@@ -11737,10 +10685,12 @@
                 <w:sz w:val="17"/>
                 <w:szCs w:val="17"/>
               </w:rPr>
-              <w:t>_c</w:t>
-            </w:r>
-            <w:proofErr w:type="spellEnd"/>
-            <w:r>
+              <w:t>%}</w:t>
+            </w:r>
+          </w:p>
+          <w:p>
+            <w:pPr>
+              <w:jc w:val="center"/>
               <w:rPr>
                 <w:rFonts w:ascii="思源黑体 CN Normal" w:eastAsia="思源黑体 CN Normal" w:hAnsi="思源黑体 CN Normal" w:cs="思源黑体 CN Light"/>
                 <w:bCs/>
@@ -11749,12 +10699,8 @@
                 <w:sz w:val="17"/>
                 <w:szCs w:val="17"/>
               </w:rPr>
-              <w:t>%}</w:t>
-            </w:r>
-          </w:p>
-          <w:p>
-            <w:pPr>
-              <w:jc w:val="center"/>
+            </w:pPr>
+            <w:r>
               <w:rPr>
                 <w:rFonts w:ascii="思源黑体 CN Normal" w:eastAsia="思源黑体 CN Normal" w:hAnsi="思源黑体 CN Normal" w:cs="思源黑体 CN Light"/>
                 <w:bCs/>
@@ -11763,7 +10709,9 @@
                 <w:sz w:val="17"/>
                 <w:szCs w:val="17"/>
               </w:rPr>
-            </w:pPr>
+              <w:t xml:space="preserve">{%p if </w:t>
+            </w:r>
+            <w:proofErr w:type="spellStart"/>
             <w:r>
               <w:rPr>
                 <w:rFonts w:ascii="思源黑体 CN Normal" w:eastAsia="思源黑体 CN Normal" w:hAnsi="思源黑体 CN Normal" w:cs="思源黑体 CN Light"/>
@@ -11773,10 +10721,9 @@
                 <w:sz w:val="17"/>
                 <w:szCs w:val="17"/>
               </w:rPr>
-              <w:t xml:space="preserve">{%p if </w:t>
-            </w:r>
-            <w:proofErr w:type="spellStart"/>
-            <w:proofErr w:type="gramStart"/>
+              <w:t>a.hgvs_p</w:t>
+            </w:r>
+            <w:proofErr w:type="spellEnd"/>
             <w:r>
               <w:rPr>
                 <w:rFonts w:ascii="思源黑体 CN Normal" w:eastAsia="思源黑体 CN Normal" w:hAnsi="思源黑体 CN Normal" w:cs="思源黑体 CN Light"/>
@@ -11786,10 +10733,12 @@
                 <w:sz w:val="17"/>
                 <w:szCs w:val="17"/>
               </w:rPr>
-              <w:t>a.hgvs</w:t>
-            </w:r>
-            <w:proofErr w:type="gramEnd"/>
-            <w:r>
+              <w:t>!=”p.?”%}</w:t>
+            </w:r>
+          </w:p>
+          <w:p>
+            <w:pPr>
+              <w:jc w:val="center"/>
               <w:rPr>
                 <w:rFonts w:ascii="思源黑体 CN Normal" w:eastAsia="思源黑体 CN Normal" w:hAnsi="思源黑体 CN Normal" w:cs="思源黑体 CN Light"/>
                 <w:bCs/>
@@ -11798,9 +10747,7 @@
                 <w:sz w:val="17"/>
                 <w:szCs w:val="17"/>
               </w:rPr>
-              <w:t>_p</w:t>
-            </w:r>
-            <w:proofErr w:type="spellEnd"/>
+            </w:pPr>
             <w:r>
               <w:rPr>
                 <w:rFonts w:ascii="思源黑体 CN Normal" w:eastAsia="思源黑体 CN Normal" w:hAnsi="思源黑体 CN Normal" w:cs="思源黑体 CN Light"/>
@@ -11810,12 +10757,10 @@
                 <w:sz w:val="17"/>
                 <w:szCs w:val="17"/>
               </w:rPr>
-              <w:t>!=”p.?”%}</w:t>
-            </w:r>
-          </w:p>
-          <w:p>
-            <w:pPr>
-              <w:jc w:val="center"/>
+              <w:t>{{</w:t>
+            </w:r>
+            <w:proofErr w:type="spellStart"/>
+            <w:r>
               <w:rPr>
                 <w:rFonts w:ascii="思源黑体 CN Normal" w:eastAsia="思源黑体 CN Normal" w:hAnsi="思源黑体 CN Normal" w:cs="思源黑体 CN Light"/>
                 <w:bCs/>
@@ -11824,7 +10769,9 @@
                 <w:sz w:val="17"/>
                 <w:szCs w:val="17"/>
               </w:rPr>
-            </w:pPr>
+              <w:t>a.gene_region</w:t>
+            </w:r>
+            <w:proofErr w:type="spellEnd"/>
             <w:r>
               <w:rPr>
                 <w:rFonts w:ascii="思源黑体 CN Normal" w:eastAsia="思源黑体 CN Normal" w:hAnsi="思源黑体 CN Normal" w:cs="思源黑体 CN Light"/>
@@ -11834,10 +10781,9 @@
                 <w:sz w:val="17"/>
                 <w:szCs w:val="17"/>
               </w:rPr>
-              <w:t>{{</w:t>
+              <w:t>}} {{</w:t>
             </w:r>
             <w:proofErr w:type="spellStart"/>
-            <w:proofErr w:type="gramStart"/>
             <w:r>
               <w:rPr>
                 <w:rFonts w:ascii="思源黑体 CN Normal" w:eastAsia="思源黑体 CN Normal" w:hAnsi="思源黑体 CN Normal" w:cs="思源黑体 CN Light"/>
@@ -11847,9 +10793,9 @@
                 <w:sz w:val="17"/>
                 <w:szCs w:val="17"/>
               </w:rPr>
-              <w:t>a.gene</w:t>
-            </w:r>
-            <w:proofErr w:type="gramEnd"/>
+              <w:t>a.hgvs_c</w:t>
+            </w:r>
+            <w:proofErr w:type="spellEnd"/>
             <w:r>
               <w:rPr>
                 <w:rFonts w:ascii="思源黑体 CN Normal" w:eastAsia="思源黑体 CN Normal" w:hAnsi="思源黑体 CN Normal" w:cs="思源黑体 CN Light"/>
@@ -11859,9 +10805,9 @@
                 <w:sz w:val="17"/>
                 <w:szCs w:val="17"/>
               </w:rPr>
-              <w:t>_region</w:t>
-            </w:r>
-            <w:proofErr w:type="spellEnd"/>
+              <w:t>}} {{</w:t>
+            </w:r>
+            <w:proofErr w:type="spellStart"/>
             <w:r>
               <w:rPr>
                 <w:rFonts w:ascii="思源黑体 CN Normal" w:eastAsia="思源黑体 CN Normal" w:hAnsi="思源黑体 CN Normal" w:cs="思源黑体 CN Light"/>
@@ -11871,9 +10817,9 @@
                 <w:sz w:val="17"/>
                 <w:szCs w:val="17"/>
               </w:rPr>
-              <w:t>}} {{</w:t>
-            </w:r>
-            <w:proofErr w:type="spellStart"/>
+              <w:t>a.hgvs_p</w:t>
+            </w:r>
+            <w:proofErr w:type="spellEnd"/>
             <w:r>
               <w:rPr>
                 <w:rFonts w:ascii="思源黑体 CN Normal" w:eastAsia="思源黑体 CN Normal" w:hAnsi="思源黑体 CN Normal" w:cs="思源黑体 CN Light"/>
@@ -11883,10 +10829,12 @@
                 <w:sz w:val="17"/>
                 <w:szCs w:val="17"/>
               </w:rPr>
-              <w:t>a.hgvs_c</w:t>
-            </w:r>
-            <w:proofErr w:type="spellEnd"/>
-            <w:r>
+              <w:t>}}</w:t>
+            </w:r>
+          </w:p>
+          <w:p>
+            <w:pPr>
+              <w:jc w:val="center"/>
               <w:rPr>
                 <w:rFonts w:ascii="思源黑体 CN Normal" w:eastAsia="思源黑体 CN Normal" w:hAnsi="思源黑体 CN Normal" w:cs="思源黑体 CN Light"/>
                 <w:bCs/>
@@ -11895,9 +10843,7 @@
                 <w:sz w:val="17"/>
                 <w:szCs w:val="17"/>
               </w:rPr>
-              <w:t>}} {{</w:t>
-            </w:r>
-            <w:proofErr w:type="spellStart"/>
+            </w:pPr>
             <w:r>
               <w:rPr>
                 <w:rFonts w:ascii="思源黑体 CN Normal" w:eastAsia="思源黑体 CN Normal" w:hAnsi="思源黑体 CN Normal" w:cs="思源黑体 CN Light"/>
@@ -11907,10 +10853,12 @@
                 <w:sz w:val="17"/>
                 <w:szCs w:val="17"/>
               </w:rPr>
-              <w:t>a.hgvs_p</w:t>
-            </w:r>
-            <w:proofErr w:type="spellEnd"/>
-            <w:r>
+              <w:t>{%p else%}</w:t>
+            </w:r>
+          </w:p>
+          <w:p>
+            <w:pPr>
+              <w:jc w:val="center"/>
               <w:rPr>
                 <w:rFonts w:ascii="思源黑体 CN Normal" w:eastAsia="思源黑体 CN Normal" w:hAnsi="思源黑体 CN Normal" w:cs="思源黑体 CN Light"/>
                 <w:bCs/>
@@ -11919,12 +10867,8 @@
                 <w:sz w:val="17"/>
                 <w:szCs w:val="17"/>
               </w:rPr>
-              <w:t>}}</w:t>
-            </w:r>
-          </w:p>
-          <w:p>
-            <w:pPr>
-              <w:jc w:val="center"/>
+            </w:pPr>
+            <w:r>
               <w:rPr>
                 <w:rFonts w:ascii="思源黑体 CN Normal" w:eastAsia="思源黑体 CN Normal" w:hAnsi="思源黑体 CN Normal" w:cs="思源黑体 CN Light"/>
                 <w:bCs/>
@@ -11933,7 +10877,9 @@
                 <w:sz w:val="17"/>
                 <w:szCs w:val="17"/>
               </w:rPr>
-            </w:pPr>
+              <w:t>{{</w:t>
+            </w:r>
+            <w:proofErr w:type="spellStart"/>
             <w:r>
               <w:rPr>
                 <w:rFonts w:ascii="思源黑体 CN Normal" w:eastAsia="思源黑体 CN Normal" w:hAnsi="思源黑体 CN Normal" w:cs="思源黑体 CN Light"/>
@@ -11943,12 +10889,10 @@
                 <w:sz w:val="17"/>
                 <w:szCs w:val="17"/>
               </w:rPr>
-              <w:t>{%p else%}</w:t>
-            </w:r>
-          </w:p>
-          <w:p>
-            <w:pPr>
-              <w:jc w:val="center"/>
+              <w:t>a.gene_region</w:t>
+            </w:r>
+            <w:proofErr w:type="spellEnd"/>
+            <w:r>
               <w:rPr>
                 <w:rFonts w:ascii="思源黑体 CN Normal" w:eastAsia="思源黑体 CN Normal" w:hAnsi="思源黑体 CN Normal" w:cs="思源黑体 CN Light"/>
                 <w:bCs/>
@@ -11957,7 +10901,9 @@
                 <w:sz w:val="17"/>
                 <w:szCs w:val="17"/>
               </w:rPr>
-            </w:pPr>
+              <w:t>}} {{</w:t>
+            </w:r>
+            <w:proofErr w:type="spellStart"/>
             <w:r>
               <w:rPr>
                 <w:rFonts w:ascii="思源黑体 CN Normal" w:eastAsia="思源黑体 CN Normal" w:hAnsi="思源黑体 CN Normal" w:cs="思源黑体 CN Light"/>
@@ -11967,10 +10913,9 @@
                 <w:sz w:val="17"/>
                 <w:szCs w:val="17"/>
               </w:rPr>
-              <w:t>{{</w:t>
-            </w:r>
-            <w:proofErr w:type="spellStart"/>
-            <w:proofErr w:type="gramStart"/>
+              <w:t>a.hgvs_c</w:t>
+            </w:r>
+            <w:proofErr w:type="spellEnd"/>
             <w:r>
               <w:rPr>
                 <w:rFonts w:ascii="思源黑体 CN Normal" w:eastAsia="思源黑体 CN Normal" w:hAnsi="思源黑体 CN Normal" w:cs="思源黑体 CN Light"/>
@@ -11980,10 +10925,12 @@
                 <w:sz w:val="17"/>
                 <w:szCs w:val="17"/>
               </w:rPr>
-              <w:t>a.gene</w:t>
-            </w:r>
-            <w:proofErr w:type="gramEnd"/>
-            <w:r>
+              <w:t>}}</w:t>
+            </w:r>
+          </w:p>
+          <w:p>
+            <w:pPr>
+              <w:jc w:val="center"/>
               <w:rPr>
                 <w:rFonts w:ascii="思源黑体 CN Normal" w:eastAsia="思源黑体 CN Normal" w:hAnsi="思源黑体 CN Normal" w:cs="思源黑体 CN Light"/>
                 <w:bCs/>
@@ -11992,9 +10939,7 @@
                 <w:sz w:val="17"/>
                 <w:szCs w:val="17"/>
               </w:rPr>
-              <w:t>_region</w:t>
-            </w:r>
-            <w:proofErr w:type="spellEnd"/>
+            </w:pPr>
             <w:r>
               <w:rPr>
                 <w:rFonts w:ascii="思源黑体 CN Normal" w:eastAsia="思源黑体 CN Normal" w:hAnsi="思源黑体 CN Normal" w:cs="思源黑体 CN Light"/>
@@ -12004,10 +10949,12 @@
                 <w:sz w:val="17"/>
                 <w:szCs w:val="17"/>
               </w:rPr>
-              <w:t>}} {{</w:t>
-            </w:r>
-            <w:proofErr w:type="spellStart"/>
-            <w:r>
+              <w:t>{%p endif%}</w:t>
+            </w:r>
+          </w:p>
+          <w:p>
+            <w:pPr>
+              <w:jc w:val="center"/>
               <w:rPr>
                 <w:rFonts w:ascii="思源黑体 CN Normal" w:eastAsia="思源黑体 CN Normal" w:hAnsi="思源黑体 CN Normal" w:cs="思源黑体 CN Light"/>
                 <w:bCs/>
@@ -12016,9 +10963,7 @@
                 <w:sz w:val="17"/>
                 <w:szCs w:val="17"/>
               </w:rPr>
-              <w:t>a.hgvs_c</w:t>
-            </w:r>
-            <w:proofErr w:type="spellEnd"/>
+            </w:pPr>
             <w:r>
               <w:rPr>
                 <w:rFonts w:ascii="思源黑体 CN Normal" w:eastAsia="思源黑体 CN Normal" w:hAnsi="思源黑体 CN Normal" w:cs="思源黑体 CN Light"/>
@@ -12028,12 +10973,10 @@
                 <w:sz w:val="17"/>
                 <w:szCs w:val="17"/>
               </w:rPr>
-              <w:t>}}</w:t>
-            </w:r>
-          </w:p>
-          <w:p>
-            <w:pPr>
-              <w:jc w:val="center"/>
+              <w:t>{{</w:t>
+            </w:r>
+            <w:proofErr w:type="spellStart"/>
+            <w:r>
               <w:rPr>
                 <w:rFonts w:ascii="思源黑体 CN Normal" w:eastAsia="思源黑体 CN Normal" w:hAnsi="思源黑体 CN Normal" w:cs="思源黑体 CN Light"/>
                 <w:bCs/>
@@ -12042,7 +10985,9 @@
                 <w:sz w:val="17"/>
                 <w:szCs w:val="17"/>
               </w:rPr>
-            </w:pPr>
+              <w:t>a.transcript_primary</w:t>
+            </w:r>
+            <w:proofErr w:type="spellEnd"/>
             <w:r>
               <w:rPr>
                 <w:rFonts w:ascii="思源黑体 CN Normal" w:eastAsia="思源黑体 CN Normal" w:hAnsi="思源黑体 CN Normal" w:cs="思源黑体 CN Light"/>
@@ -12052,7 +10997,7 @@
                 <w:sz w:val="17"/>
                 <w:szCs w:val="17"/>
               </w:rPr>
-              <w:t>{%p endif%}</w:t>
+              <w:t>}}</w:t>
             </w:r>
           </w:p>
           <w:p>
@@ -12076,11 +11021,12 @@
                 <w:sz w:val="17"/>
                 <w:szCs w:val="17"/>
               </w:rPr>
-              <w:t>{{</w:t>
-            </w:r>
-            <w:proofErr w:type="spellStart"/>
-            <w:proofErr w:type="gramStart"/>
-            <w:r>
+              <w:t>{%p else%}</w:t>
+            </w:r>
+          </w:p>
+          <w:p>
+            <w:pPr>
+              <w:jc w:val="center"/>
               <w:rPr>
                 <w:rFonts w:ascii="思源黑体 CN Normal" w:eastAsia="思源黑体 CN Normal" w:hAnsi="思源黑体 CN Normal" w:cs="思源黑体 CN Light"/>
                 <w:bCs/>
@@ -12089,22 +11035,22 @@
                 <w:sz w:val="17"/>
                 <w:szCs w:val="17"/>
               </w:rPr>
-              <w:t>a.transcript</w:t>
-            </w:r>
-            <w:proofErr w:type="gramEnd"/>
-            <w:r>
-              <w:rPr>
-                <w:rFonts w:ascii="思源黑体 CN Normal" w:eastAsia="思源黑体 CN Normal" w:hAnsi="思源黑体 CN Normal" w:cs="思源黑体 CN Light"/>
+            </w:pPr>
+            <w:r>
+              <w:rPr>
+                <w:rFonts w:ascii="思源黑体 CN Normal" w:eastAsia="思源黑体 CN Normal" w:hAnsi="思源黑体 CN Normal" w:cs="思源黑体 CN Light" w:hint="eastAsia"/>
                 <w:bCs/>
                 <w:iCs/>
                 <w:color w:val="000000"/>
                 <w:sz w:val="17"/>
                 <w:szCs w:val="17"/>
               </w:rPr>
-              <w:t>_primary</w:t>
-            </w:r>
-            <w:proofErr w:type="spellEnd"/>
-            <w:r>
+              <w:t>未检测到具有临床意义或临床意义不明的变异</w:t>
+            </w:r>
+          </w:p>
+          <w:p>
+            <w:pPr>
+              <w:jc w:val="center"/>
               <w:rPr>
                 <w:rFonts w:ascii="思源黑体 CN Normal" w:eastAsia="思源黑体 CN Normal" w:hAnsi="思源黑体 CN Normal" w:cs="思源黑体 CN Light"/>
                 <w:bCs/>
@@ -12113,12 +11059,8 @@
                 <w:sz w:val="17"/>
                 <w:szCs w:val="17"/>
               </w:rPr>
-              <w:t>}}</w:t>
-            </w:r>
-          </w:p>
-          <w:p>
-            <w:pPr>
-              <w:jc w:val="center"/>
+            </w:pPr>
+            <w:r>
               <w:rPr>
                 <w:rFonts w:ascii="思源黑体 CN Normal" w:eastAsia="思源黑体 CN Normal" w:hAnsi="思源黑体 CN Normal" w:cs="思源黑体 CN Light"/>
                 <w:bCs/>
@@ -12127,64 +11069,6 @@
                 <w:sz w:val="17"/>
                 <w:szCs w:val="17"/>
               </w:rPr>
-            </w:pPr>
-            <w:r>
-              <w:rPr>
-                <w:rFonts w:ascii="思源黑体 CN Normal" w:eastAsia="思源黑体 CN Normal" w:hAnsi="思源黑体 CN Normal" w:cs="思源黑体 CN Light"/>
-                <w:bCs/>
-                <w:iCs/>
-                <w:color w:val="000000"/>
-                <w:sz w:val="17"/>
-                <w:szCs w:val="17"/>
-              </w:rPr>
-              <w:t>{%p else%}</w:t>
-            </w:r>
-          </w:p>
-          <w:p>
-            <w:pPr>
-              <w:jc w:val="center"/>
-              <w:rPr>
-                <w:rFonts w:ascii="思源黑体 CN Normal" w:eastAsia="思源黑体 CN Normal" w:hAnsi="思源黑体 CN Normal" w:cs="思源黑体 CN Light"/>
-                <w:bCs/>
-                <w:iCs/>
-                <w:color w:val="000000"/>
-                <w:sz w:val="17"/>
-                <w:szCs w:val="17"/>
-              </w:rPr>
-            </w:pPr>
-            <w:r>
-              <w:rPr>
-                <w:rFonts w:ascii="思源黑体 CN Normal" w:eastAsia="思源黑体 CN Normal" w:hAnsi="思源黑体 CN Normal" w:cs="思源黑体 CN Light" w:hint="eastAsia"/>
-                <w:bCs/>
-                <w:iCs/>
-                <w:color w:val="000000"/>
-                <w:sz w:val="17"/>
-                <w:szCs w:val="17"/>
-              </w:rPr>
-              <w:t>未检测到具有临床意义或临床意义不明的变异</w:t>
-            </w:r>
-          </w:p>
-          <w:p>
-            <w:pPr>
-              <w:jc w:val="center"/>
-              <w:rPr>
-                <w:rFonts w:ascii="思源黑体 CN Normal" w:eastAsia="思源黑体 CN Normal" w:hAnsi="思源黑体 CN Normal" w:cs="思源黑体 CN Light"/>
-                <w:bCs/>
-                <w:iCs/>
-                <w:color w:val="000000"/>
-                <w:sz w:val="17"/>
-                <w:szCs w:val="17"/>
-              </w:rPr>
-            </w:pPr>
-            <w:r>
-              <w:rPr>
-                <w:rFonts w:ascii="思源黑体 CN Normal" w:eastAsia="思源黑体 CN Normal" w:hAnsi="思源黑体 CN Normal" w:cs="思源黑体 CN Light"/>
-                <w:bCs/>
-                <w:iCs/>
-                <w:color w:val="000000"/>
-                <w:sz w:val="17"/>
-                <w:szCs w:val="17"/>
-              </w:rPr>
               <w:lastRenderedPageBreak/>
               <w:t>{%p endif%}</w:t>
             </w:r>
@@ -12213,23 +11097,13 @@
               <w:t xml:space="preserve">{%p if </w:t>
             </w:r>
             <w:proofErr w:type="spellStart"/>
-            <w:proofErr w:type="gramStart"/>
-            <w:r>
-              <w:rPr>
-                <w:rFonts w:ascii="思源黑体 CN Normal" w:eastAsia="思源黑体 CN Normal" w:hAnsi="思源黑体 CN Normal"/>
-                <w:sz w:val="17"/>
-                <w:szCs w:val="17"/>
-              </w:rPr>
-              <w:t>a.hgvs</w:t>
-            </w:r>
-            <w:proofErr w:type="gramEnd"/>
-            <w:r>
-              <w:rPr>
-                <w:rFonts w:ascii="思源黑体 CN Normal" w:eastAsia="思源黑体 CN Normal" w:hAnsi="思源黑体 CN Normal"/>
-                <w:sz w:val="17"/>
-                <w:szCs w:val="17"/>
-              </w:rPr>
-              <w:t>_c</w:t>
+            <w:r>
+              <w:rPr>
+                <w:rFonts w:ascii="思源黑体 CN Normal" w:eastAsia="思源黑体 CN Normal" w:hAnsi="思源黑体 CN Normal"/>
+                <w:sz w:val="17"/>
+                <w:szCs w:val="17"/>
+              </w:rPr>
+              <w:t>a.hgvs_c</w:t>
             </w:r>
             <w:proofErr w:type="spellEnd"/>
             <w:r>
@@ -12259,23 +11133,13 @@
               <w:t>{{</w:t>
             </w:r>
             <w:proofErr w:type="spellStart"/>
-            <w:proofErr w:type="gramStart"/>
-            <w:r>
-              <w:rPr>
-                <w:rFonts w:ascii="思源黑体 CN Normal" w:eastAsia="思源黑体 CN Normal" w:hAnsi="思源黑体 CN Normal"/>
-                <w:sz w:val="17"/>
-                <w:szCs w:val="17"/>
-              </w:rPr>
-              <w:t>a.freq</w:t>
-            </w:r>
-            <w:proofErr w:type="gramEnd"/>
-            <w:r>
-              <w:rPr>
-                <w:rFonts w:ascii="思源黑体 CN Normal" w:eastAsia="思源黑体 CN Normal" w:hAnsi="思源黑体 CN Normal"/>
-                <w:sz w:val="17"/>
-                <w:szCs w:val="17"/>
-              </w:rPr>
-              <w:t>_str</w:t>
+            <w:r>
+              <w:rPr>
+                <w:rFonts w:ascii="思源黑体 CN Normal" w:eastAsia="思源黑体 CN Normal" w:hAnsi="思源黑体 CN Normal"/>
+                <w:sz w:val="17"/>
+                <w:szCs w:val="17"/>
+              </w:rPr>
+              <w:t>a.freq_str</w:t>
             </w:r>
             <w:proofErr w:type="spellEnd"/>
             <w:r>
@@ -12374,23 +11238,13 @@
               <w:t xml:space="preserve">{%p if </w:t>
             </w:r>
             <w:proofErr w:type="spellStart"/>
-            <w:proofErr w:type="gramStart"/>
-            <w:r>
-              <w:rPr>
-                <w:rFonts w:ascii="思源黑体 CN Normal" w:eastAsia="思源黑体 CN Normal" w:hAnsi="思源黑体 CN Normal"/>
-                <w:sz w:val="17"/>
-                <w:szCs w:val="17"/>
-              </w:rPr>
-              <w:t>a.hgvs</w:t>
-            </w:r>
-            <w:proofErr w:type="gramEnd"/>
-            <w:r>
-              <w:rPr>
-                <w:rFonts w:ascii="思源黑体 CN Normal" w:eastAsia="思源黑体 CN Normal" w:hAnsi="思源黑体 CN Normal"/>
-                <w:sz w:val="17"/>
-                <w:szCs w:val="17"/>
-              </w:rPr>
-              <w:t>_c</w:t>
+            <w:r>
+              <w:rPr>
+                <w:rFonts w:ascii="思源黑体 CN Normal" w:eastAsia="思源黑体 CN Normal" w:hAnsi="思源黑体 CN Normal"/>
+                <w:sz w:val="17"/>
+                <w:szCs w:val="17"/>
+              </w:rPr>
+              <w:t>a.hgvs_c</w:t>
             </w:r>
             <w:proofErr w:type="spellEnd"/>
             <w:r>
@@ -12420,23 +11274,13 @@
               <w:t xml:space="preserve">{%p if </w:t>
             </w:r>
             <w:proofErr w:type="spellStart"/>
-            <w:proofErr w:type="gramStart"/>
-            <w:r>
-              <w:rPr>
-                <w:rFonts w:ascii="思源黑体 CN Normal" w:eastAsia="思源黑体 CN Normal" w:hAnsi="思源黑体 CN Normal"/>
-                <w:sz w:val="17"/>
-                <w:szCs w:val="17"/>
-              </w:rPr>
-              <w:t>a.clinic</w:t>
-            </w:r>
-            <w:proofErr w:type="gramEnd"/>
-            <w:r>
-              <w:rPr>
-                <w:rFonts w:ascii="思源黑体 CN Normal" w:eastAsia="思源黑体 CN Normal" w:hAnsi="思源黑体 CN Normal"/>
-                <w:sz w:val="17"/>
-                <w:szCs w:val="17"/>
-              </w:rPr>
-              <w:t>_num_s</w:t>
+            <w:r>
+              <w:rPr>
+                <w:rFonts w:ascii="思源黑体 CN Normal" w:eastAsia="思源黑体 CN Normal" w:hAnsi="思源黑体 CN Normal"/>
+                <w:sz w:val="17"/>
+                <w:szCs w:val="17"/>
+              </w:rPr>
+              <w:t>a.clinic_num_s</w:t>
             </w:r>
             <w:proofErr w:type="spellEnd"/>
             <w:r>
@@ -12534,23 +11378,13 @@
               <w:t xml:space="preserve"> </w:t>
             </w:r>
             <w:proofErr w:type="spellStart"/>
-            <w:proofErr w:type="gramStart"/>
-            <w:r>
-              <w:rPr>
-                <w:rFonts w:ascii="思源黑体 CN Normal" w:eastAsia="思源黑体 CN Normal" w:hAnsi="思源黑体 CN Normal"/>
-                <w:sz w:val="17"/>
-                <w:szCs w:val="17"/>
-              </w:rPr>
-              <w:t>a.clinic</w:t>
-            </w:r>
-            <w:proofErr w:type="gramEnd"/>
-            <w:r>
-              <w:rPr>
-                <w:rFonts w:ascii="思源黑体 CN Normal" w:eastAsia="思源黑体 CN Normal" w:hAnsi="思源黑体 CN Normal"/>
-                <w:sz w:val="17"/>
-                <w:szCs w:val="17"/>
-              </w:rPr>
-              <w:t>_num_s</w:t>
+            <w:r>
+              <w:rPr>
+                <w:rFonts w:ascii="思源黑体 CN Normal" w:eastAsia="思源黑体 CN Normal" w:hAnsi="思源黑体 CN Normal"/>
+                <w:sz w:val="17"/>
+                <w:szCs w:val="17"/>
+              </w:rPr>
+              <w:t>a.clinic_num_s</w:t>
             </w:r>
             <w:proofErr w:type="spellEnd"/>
             <w:r>
@@ -13265,55 +12099,7 @@
                 <w:sz w:val="18"/>
                 <w:szCs w:val="18"/>
               </w:rPr>
-              <w:t>==</w:t>
-            </w:r>
-            <w:proofErr w:type="gramStart"/>
-            <w:r>
-              <w:rPr>
-                <w:rFonts w:ascii="思源黑体 CN Bold" w:eastAsia="思源黑体 CN Bold" w:hAnsi="思源黑体 CN Bold" w:hint="eastAsia"/>
-                <w:b/>
-                <w:bCs/>
-                <w:color w:val="FFFFFF" w:themeColor="background1"/>
-                <w:sz w:val="18"/>
-                <w:szCs w:val="18"/>
-              </w:rPr>
-              <w:t>”</w:t>
-            </w:r>
-            <w:proofErr w:type="gramEnd"/>
-            <w:r>
-              <w:rPr>
-                <w:rFonts w:ascii="思源黑体 CN Bold" w:eastAsia="思源黑体 CN Bold" w:hAnsi="思源黑体 CN Bold" w:hint="eastAsia"/>
-                <w:b/>
-                <w:bCs/>
-                <w:color w:val="FFFFFF" w:themeColor="background1"/>
-                <w:sz w:val="18"/>
-                <w:szCs w:val="18"/>
-              </w:rPr>
-              <w:t>HRD+</w:t>
-            </w:r>
-            <w:proofErr w:type="gramStart"/>
-            <w:r>
-              <w:rPr>
-                <w:rFonts w:ascii="思源黑体 CN Bold" w:eastAsia="思源黑体 CN Bold" w:hAnsi="思源黑体 CN Bold" w:hint="eastAsia"/>
-                <w:b/>
-                <w:bCs/>
-                <w:color w:val="FFFFFF" w:themeColor="background1"/>
-                <w:sz w:val="18"/>
-                <w:szCs w:val="18"/>
-              </w:rPr>
-              <w:t>”</w:t>
-            </w:r>
-            <w:proofErr w:type="gramEnd"/>
-            <w:r>
-              <w:rPr>
-                <w:rFonts w:ascii="思源黑体 CN Bold" w:eastAsia="思源黑体 CN Bold" w:hAnsi="思源黑体 CN Bold" w:hint="eastAsia"/>
-                <w:b/>
-                <w:bCs/>
-                <w:color w:val="FFFFFF" w:themeColor="background1"/>
-                <w:sz w:val="18"/>
-                <w:szCs w:val="18"/>
-              </w:rPr>
-              <w:t>%}阳性{%else%}阴性{%endif%}</w:t>
+              <w:t>==”HRD+”%}阳性{%else%}阴性{%endif%}</w:t>
             </w:r>
           </w:p>
         </w:tc>
@@ -14080,19 +12866,7 @@
                 <w:sz w:val="17"/>
                 <w:szCs w:val="17"/>
               </w:rPr>
-              <w:t>%endif</w:t>
-            </w:r>
-            <w:proofErr w:type="gramStart"/>
-            <w:r>
-              <w:rPr>
-                <w:rFonts w:ascii="思源黑体 CN Normal" w:eastAsia="思源黑体 CN Normal" w:hAnsi="思源黑体 CN Normal"/>
-                <w:b/>
-                <w:bCs/>
-                <w:color w:val="0070C0"/>
-                <w:sz w:val="17"/>
-                <w:szCs w:val="17"/>
-              </w:rPr>
-              <w:t>%}</w:t>
+              <w:t>%endif%}</w:t>
             </w:r>
             <w:r>
               <w:rPr>
@@ -14100,16 +12874,7 @@
                 <w:sz w:val="17"/>
                 <w:szCs w:val="17"/>
               </w:rPr>
-              <w:t>{</w:t>
-            </w:r>
-            <w:proofErr w:type="gramEnd"/>
-            <w:r>
-              <w:rPr>
-                <w:rFonts w:ascii="思源黑体 CN Normal" w:eastAsia="思源黑体 CN Normal" w:hAnsi="思源黑体 CN Normal" w:hint="eastAsia"/>
-                <w:sz w:val="17"/>
-                <w:szCs w:val="17"/>
-              </w:rPr>
-              <w:t>{</w:t>
+              <w:t>{{</w:t>
             </w:r>
             <w:proofErr w:type="spellStart"/>
             <w:r>
@@ -14255,15 +13020,7 @@
       </w:r>
       <w:proofErr w:type="spellStart"/>
       <w:r>
-        <w:t>var.var_</w:t>
-      </w:r>
-      <w:proofErr w:type="gramStart"/>
-      <w:r>
-        <w:t>somatic.level</w:t>
-      </w:r>
-      <w:proofErr w:type="gramEnd"/>
-      <w:r>
-        <w:t>_I+var.var_somatic.level_II</w:t>
+        <w:t>var.var_somatic.level_I+var.var_somatic.level_II</w:t>
       </w:r>
       <w:proofErr w:type="spellEnd"/>
       <w:r>
@@ -14276,15 +13033,7 @@
       </w:r>
       <w:proofErr w:type="spellStart"/>
       <w:r>
-        <w:t>var.var_</w:t>
-      </w:r>
-      <w:proofErr w:type="gramStart"/>
-      <w:r>
-        <w:t>somatic.level</w:t>
-      </w:r>
-      <w:proofErr w:type="gramEnd"/>
-      <w:r>
-        <w:t>_I+var.var_somatic.level_II</w:t>
+        <w:t>var.var_somatic.level_I+var.var_somatic.level_II</w:t>
       </w:r>
       <w:proofErr w:type="spellEnd"/>
       <w:r>
@@ -14337,7 +13086,6 @@
               <w:t>{{</w:t>
             </w:r>
             <w:proofErr w:type="spellStart"/>
-            <w:proofErr w:type="gramStart"/>
             <w:r>
               <w:rPr>
                 <w:rFonts w:ascii="思源黑体 CN Bold" w:eastAsia="思源黑体 CN Bold" w:hAnsi="思源黑体 CN Bold"/>
@@ -14347,9 +13095,9 @@
                 <w:sz w:val="18"/>
                 <w:szCs w:val="18"/>
               </w:rPr>
-              <w:t>a.gene</w:t>
-            </w:r>
-            <w:proofErr w:type="gramEnd"/>
+              <w:t>a.gene_symbol</w:t>
+            </w:r>
+            <w:proofErr w:type="spellEnd"/>
             <w:r>
               <w:rPr>
                 <w:rFonts w:ascii="思源黑体 CN Bold" w:eastAsia="思源黑体 CN Bold" w:hAnsi="思源黑体 CN Bold"/>
@@ -14359,18 +13107,6 @@
                 <w:sz w:val="18"/>
                 <w:szCs w:val="18"/>
               </w:rPr>
-              <w:t>_symbol</w:t>
-            </w:r>
-            <w:proofErr w:type="spellEnd"/>
-            <w:r>
-              <w:rPr>
-                <w:rFonts w:ascii="思源黑体 CN Bold" w:eastAsia="思源黑体 CN Bold" w:hAnsi="思源黑体 CN Bold"/>
-                <w:i/>
-                <w:iCs/>
-                <w:color w:val="FFFFFF" w:themeColor="background1"/>
-                <w:sz w:val="18"/>
-                <w:szCs w:val="18"/>
-              </w:rPr>
               <w:t>}}</w:t>
             </w:r>
             <w:r>
@@ -14535,23 +13271,13 @@
               <w:t>{{</w:t>
             </w:r>
             <w:proofErr w:type="spellStart"/>
-            <w:proofErr w:type="gramStart"/>
-            <w:r>
-              <w:rPr>
-                <w:rFonts w:ascii="思源黑体 CN Normal" w:eastAsia="思源黑体 CN Normal" w:hAnsi="思源黑体 CN Normal"/>
-                <w:sz w:val="17"/>
-                <w:szCs w:val="17"/>
-              </w:rPr>
-              <w:t>a.gene</w:t>
-            </w:r>
-            <w:proofErr w:type="gramEnd"/>
-            <w:r>
-              <w:rPr>
-                <w:rFonts w:ascii="思源黑体 CN Normal" w:eastAsia="思源黑体 CN Normal" w:hAnsi="思源黑体 CN Normal"/>
-                <w:sz w:val="17"/>
-                <w:szCs w:val="17"/>
-              </w:rPr>
-              <w:t>_function|e</w:t>
+            <w:r>
+              <w:rPr>
+                <w:rFonts w:ascii="思源黑体 CN Normal" w:eastAsia="思源黑体 CN Normal" w:hAnsi="思源黑体 CN Normal"/>
+                <w:sz w:val="17"/>
+                <w:szCs w:val="17"/>
+              </w:rPr>
+              <w:t>a.gene_function|e</w:t>
             </w:r>
             <w:proofErr w:type="spellEnd"/>
             <w:r>
@@ -14617,23 +13343,13 @@
               <w:t>{{</w:t>
             </w:r>
             <w:proofErr w:type="spellStart"/>
-            <w:proofErr w:type="gramStart"/>
-            <w:r>
-              <w:rPr>
-                <w:rFonts w:ascii="思源黑体 CN Normal" w:eastAsia="思源黑体 CN Normal" w:hAnsi="思源黑体 CN Normal"/>
-                <w:sz w:val="17"/>
-                <w:szCs w:val="17"/>
-              </w:rPr>
-              <w:t>a.variant</w:t>
-            </w:r>
-            <w:proofErr w:type="gramEnd"/>
-            <w:r>
-              <w:rPr>
-                <w:rFonts w:ascii="思源黑体 CN Normal" w:eastAsia="思源黑体 CN Normal" w:hAnsi="思源黑体 CN Normal"/>
-                <w:sz w:val="17"/>
-                <w:szCs w:val="17"/>
-              </w:rPr>
-              <w:t>_desc_cn|e</w:t>
+            <w:r>
+              <w:rPr>
+                <w:rFonts w:ascii="思源黑体 CN Normal" w:eastAsia="思源黑体 CN Normal" w:hAnsi="思源黑体 CN Normal"/>
+                <w:sz w:val="17"/>
+                <w:szCs w:val="17"/>
+              </w:rPr>
+              <w:t>a.variant_desc_cn|e</w:t>
             </w:r>
             <w:proofErr w:type="spellEnd"/>
             <w:r>
@@ -14723,25 +13439,7 @@
                 <w:sz w:val="17"/>
                 <w:szCs w:val="17"/>
               </w:rPr>
-              <w:t>a.evi_sum.evi_</w:t>
-            </w:r>
-            <w:proofErr w:type="gramStart"/>
-            <w:r>
-              <w:rPr>
-                <w:rFonts w:ascii="思源黑体 CN Normal" w:eastAsia="思源黑体 CN Normal" w:hAnsi="思源黑体 CN Normal"/>
-                <w:sz w:val="17"/>
-                <w:szCs w:val="17"/>
-              </w:rPr>
-              <w:t>split.Predictive</w:t>
-            </w:r>
-            <w:proofErr w:type="gramEnd"/>
-            <w:r>
-              <w:rPr>
-                <w:rFonts w:ascii="思源黑体 CN Normal" w:eastAsia="思源黑体 CN Normal" w:hAnsi="思源黑体 CN Normal"/>
-                <w:sz w:val="17"/>
-                <w:szCs w:val="17"/>
-              </w:rPr>
-              <w:t>_merge</w:t>
+              <w:t>a.evi_sum.evi_split.Predictive_merge</w:t>
             </w:r>
             <w:proofErr w:type="spellEnd"/>
             <w:r>
@@ -14776,25 +13474,7 @@
                 <w:sz w:val="17"/>
                 <w:szCs w:val="17"/>
               </w:rPr>
-              <w:t>a.evi_sum.evi_</w:t>
-            </w:r>
-            <w:proofErr w:type="gramStart"/>
-            <w:r>
-              <w:rPr>
-                <w:rFonts w:ascii="思源黑体 CN Normal" w:eastAsia="思源黑体 CN Normal" w:hAnsi="思源黑体 CN Normal"/>
-                <w:sz w:val="17"/>
-                <w:szCs w:val="17"/>
-              </w:rPr>
-              <w:t>split.Predictive</w:t>
-            </w:r>
-            <w:proofErr w:type="gramEnd"/>
-            <w:r>
-              <w:rPr>
-                <w:rFonts w:ascii="思源黑体 CN Normal" w:eastAsia="思源黑体 CN Normal" w:hAnsi="思源黑体 CN Normal"/>
-                <w:sz w:val="17"/>
-                <w:szCs w:val="17"/>
-              </w:rPr>
-              <w:t>_merge</w:t>
+              <w:t>a.evi_sum.evi_split.Predictive_merge</w:t>
             </w:r>
             <w:proofErr w:type="spellEnd"/>
             <w:r>
@@ -14951,19 +13631,9 @@
                 <w:sz w:val="17"/>
                 <w:szCs w:val="17"/>
               </w:rPr>
-              <w:t>a.evi_sum.evi_</w:t>
-            </w:r>
-            <w:proofErr w:type="gramStart"/>
-            <w:r>
-              <w:rPr>
-                <w:rFonts w:ascii="思源黑体 CN Normal" w:eastAsia="思源黑体 CN Normal" w:hAnsi="思源黑体 CN Normal"/>
-                <w:sz w:val="17"/>
-                <w:szCs w:val="17"/>
-              </w:rPr>
-              <w:t>split.Prognostic</w:t>
+              <w:t>a.evi_sum.evi_split.Prognostic</w:t>
             </w:r>
             <w:proofErr w:type="spellEnd"/>
-            <w:proofErr w:type="gramEnd"/>
             <w:r>
               <w:rPr>
                 <w:rFonts w:ascii="思源黑体 CN Normal" w:eastAsia="思源黑体 CN Normal" w:hAnsi="思源黑体 CN Normal"/>
@@ -14996,19 +13666,9 @@
                 <w:sz w:val="17"/>
                 <w:szCs w:val="17"/>
               </w:rPr>
-              <w:t>a.evi_sum.evi_</w:t>
-            </w:r>
-            <w:proofErr w:type="gramStart"/>
-            <w:r>
-              <w:rPr>
-                <w:rFonts w:ascii="思源黑体 CN Normal" w:eastAsia="思源黑体 CN Normal" w:hAnsi="思源黑体 CN Normal"/>
-                <w:sz w:val="17"/>
-                <w:szCs w:val="17"/>
-              </w:rPr>
-              <w:t>split.Prognostic</w:t>
+              <w:t>a.evi_sum.evi_split.Prognostic</w:t>
             </w:r>
             <w:proofErr w:type="spellEnd"/>
-            <w:proofErr w:type="gramEnd"/>
             <w:r>
               <w:rPr>
                 <w:rFonts w:ascii="思源黑体 CN Normal" w:eastAsia="思源黑体 CN Normal" w:hAnsi="思源黑体 CN Normal"/>
@@ -15128,19 +13788,9 @@
                 <w:sz w:val="17"/>
                 <w:szCs w:val="17"/>
               </w:rPr>
-              <w:t>a.evi_sum.evi_</w:t>
-            </w:r>
-            <w:proofErr w:type="gramStart"/>
-            <w:r>
-              <w:rPr>
-                <w:rFonts w:ascii="思源黑体 CN Normal" w:eastAsia="思源黑体 CN Normal" w:hAnsi="思源黑体 CN Normal"/>
-                <w:sz w:val="17"/>
-                <w:szCs w:val="17"/>
-              </w:rPr>
-              <w:t>split.Diagnostic</w:t>
+              <w:t>a.evi_sum.evi_split.Diagnostic</w:t>
             </w:r>
             <w:proofErr w:type="spellEnd"/>
-            <w:proofErr w:type="gramEnd"/>
             <w:r>
               <w:rPr>
                 <w:rFonts w:ascii="思源黑体 CN Normal" w:eastAsia="思源黑体 CN Normal" w:hAnsi="思源黑体 CN Normal"/>
@@ -15173,19 +13823,9 @@
                 <w:sz w:val="17"/>
                 <w:szCs w:val="17"/>
               </w:rPr>
-              <w:t>a.evi_sum.evi_</w:t>
-            </w:r>
-            <w:proofErr w:type="gramStart"/>
-            <w:r>
-              <w:rPr>
-                <w:rFonts w:ascii="思源黑体 CN Normal" w:eastAsia="思源黑体 CN Normal" w:hAnsi="思源黑体 CN Normal"/>
-                <w:sz w:val="17"/>
-                <w:szCs w:val="17"/>
-              </w:rPr>
-              <w:t>split.Diagnostic</w:t>
+              <w:t>a.evi_sum.evi_split.Diagnostic</w:t>
             </w:r>
             <w:proofErr w:type="spellEnd"/>
-            <w:proofErr w:type="gramEnd"/>
             <w:r>
               <w:rPr>
                 <w:rFonts w:ascii="思源黑体 CN Normal" w:eastAsia="思源黑体 CN Normal" w:hAnsi="思源黑体 CN Normal"/>
@@ -15698,15 +14338,7 @@
       </w:r>
       <w:proofErr w:type="spellStart"/>
       <w:r>
-        <w:t>var.var_</w:t>
-      </w:r>
-      <w:proofErr w:type="gramStart"/>
-      <w:r>
-        <w:t>somatic.level</w:t>
-      </w:r>
-      <w:proofErr w:type="gramEnd"/>
-      <w:r>
-        <w:t>_onco_nodrug</w:t>
+        <w:t>var.var_somatic.level_onco_nodrug</w:t>
       </w:r>
       <w:proofErr w:type="spellEnd"/>
       <w:r>
@@ -15719,15 +14351,7 @@
       </w:r>
       <w:proofErr w:type="spellStart"/>
       <w:r>
-        <w:t>var.var_</w:t>
-      </w:r>
-      <w:proofErr w:type="gramStart"/>
-      <w:r>
-        <w:t>somatic.level</w:t>
-      </w:r>
-      <w:proofErr w:type="gramEnd"/>
-      <w:r>
-        <w:t>_onco_nodrug</w:t>
+        <w:t>var.var_somatic.level_onco_nodrug</w:t>
       </w:r>
       <w:proofErr w:type="spellEnd"/>
       <w:r>
@@ -15785,7 +14409,6 @@
               <w:t>{{</w:t>
             </w:r>
             <w:proofErr w:type="spellStart"/>
-            <w:proofErr w:type="gramStart"/>
             <w:r>
               <w:rPr>
                 <w:rFonts w:ascii="思源黑体 CN Bold" w:eastAsia="思源黑体 CN Bold" w:hAnsi="思源黑体 CN Bold"/>
@@ -15795,19 +14418,7 @@
                 <w:sz w:val="18"/>
                 <w:szCs w:val="18"/>
               </w:rPr>
-              <w:t>a.gene</w:t>
-            </w:r>
-            <w:proofErr w:type="gramEnd"/>
-            <w:r>
-              <w:rPr>
-                <w:rFonts w:ascii="思源黑体 CN Bold" w:eastAsia="思源黑体 CN Bold" w:hAnsi="思源黑体 CN Bold"/>
-                <w:i/>
-                <w:iCs/>
-                <w:color w:val="FFFFFF" w:themeColor="background1"/>
-                <w:sz w:val="18"/>
-                <w:szCs w:val="18"/>
-              </w:rPr>
-              <w:t>_symbol</w:t>
+              <w:t>a.gene_symbol</w:t>
             </w:r>
             <w:proofErr w:type="spellEnd"/>
             <w:r>
@@ -15999,23 +14610,13 @@
               <w:t>{{</w:t>
             </w:r>
             <w:proofErr w:type="spellStart"/>
-            <w:proofErr w:type="gramStart"/>
-            <w:r>
-              <w:rPr>
-                <w:rFonts w:ascii="思源黑体 CN Normal" w:eastAsia="思源黑体 CN Normal" w:hAnsi="思源黑体 CN Normal"/>
-                <w:sz w:val="17"/>
-                <w:szCs w:val="17"/>
-              </w:rPr>
-              <w:t>a.gene</w:t>
-            </w:r>
-            <w:proofErr w:type="gramEnd"/>
-            <w:r>
-              <w:rPr>
-                <w:rFonts w:ascii="思源黑体 CN Normal" w:eastAsia="思源黑体 CN Normal" w:hAnsi="思源黑体 CN Normal"/>
-                <w:sz w:val="17"/>
-                <w:szCs w:val="17"/>
-              </w:rPr>
-              <w:t>_function|e</w:t>
+            <w:r>
+              <w:rPr>
+                <w:rFonts w:ascii="思源黑体 CN Normal" w:eastAsia="思源黑体 CN Normal" w:hAnsi="思源黑体 CN Normal"/>
+                <w:sz w:val="17"/>
+                <w:szCs w:val="17"/>
+              </w:rPr>
+              <w:t>a.gene_function|e</w:t>
             </w:r>
             <w:proofErr w:type="spellEnd"/>
             <w:r>
@@ -16097,23 +14698,13 @@
               <w:t>{{</w:t>
             </w:r>
             <w:proofErr w:type="spellStart"/>
-            <w:proofErr w:type="gramStart"/>
-            <w:r>
-              <w:rPr>
-                <w:rFonts w:ascii="思源黑体 CN Normal" w:eastAsia="思源黑体 CN Normal" w:hAnsi="思源黑体 CN Normal"/>
-                <w:sz w:val="17"/>
-                <w:szCs w:val="17"/>
-              </w:rPr>
-              <w:t>a.variant</w:t>
-            </w:r>
-            <w:proofErr w:type="gramEnd"/>
-            <w:r>
-              <w:rPr>
-                <w:rFonts w:ascii="思源黑体 CN Normal" w:eastAsia="思源黑体 CN Normal" w:hAnsi="思源黑体 CN Normal"/>
-                <w:sz w:val="17"/>
-                <w:szCs w:val="17"/>
-              </w:rPr>
-              <w:t>_desc_cn|e</w:t>
+            <w:r>
+              <w:rPr>
+                <w:rFonts w:ascii="思源黑体 CN Normal" w:eastAsia="思源黑体 CN Normal" w:hAnsi="思源黑体 CN Normal"/>
+                <w:sz w:val="17"/>
+                <w:szCs w:val="17"/>
+              </w:rPr>
+              <w:t>a.variant_desc_cn|e</w:t>
             </w:r>
             <w:proofErr w:type="spellEnd"/>
             <w:r>
@@ -16608,9 +15199,9 @@
           <w:sz w:val="18"/>
           <w:szCs w:val="18"/>
         </w:rPr>
-        <w:t xml:space="preserve">, </w:t>
-      </w:r>
-      <w:proofErr w:type="gramStart"/>
+        <w:t>, sample]|</w:t>
+      </w:r>
+      <w:proofErr w:type="spellStart"/>
       <w:r>
         <w:rPr>
           <w:rFonts w:ascii="微软雅黑" w:eastAsia="微软雅黑" w:hAnsi="微软雅黑"/>
@@ -16620,10 +15211,9 @@
           <w:sz w:val="18"/>
           <w:szCs w:val="18"/>
         </w:rPr>
-        <w:t>sample]|</w:t>
-      </w:r>
-      <w:proofErr w:type="spellStart"/>
-      <w:proofErr w:type="gramEnd"/>
+        <w:t>approval_regimen_filter_hrd</w:t>
+      </w:r>
+      <w:proofErr w:type="spellEnd"/>
       <w:r>
         <w:rPr>
           <w:rFonts w:ascii="微软雅黑" w:eastAsia="微软雅黑" w:hAnsi="微软雅黑"/>
@@ -16633,10 +15223,13 @@
           <w:sz w:val="18"/>
           <w:szCs w:val="18"/>
         </w:rPr>
-        <w:t>approval_regimen_filter_hrd</w:t>
-      </w:r>
-      <w:proofErr w:type="spellEnd"/>
-      <w:r>
+        <w:t>%}</w:t>
+      </w:r>
+    </w:p>
+    <w:p>
+      <w:pPr>
+        <w:widowControl/>
+        <w:jc w:val="left"/>
         <w:rPr>
           <w:rFonts w:ascii="微软雅黑" w:eastAsia="微软雅黑" w:hAnsi="微软雅黑"/>
           <w:b/>
@@ -16645,13 +15238,8 @@
           <w:sz w:val="18"/>
           <w:szCs w:val="18"/>
         </w:rPr>
-        <w:t>%}</w:t>
-      </w:r>
-    </w:p>
-    <w:p>
-      <w:pPr>
-        <w:widowControl/>
-        <w:jc w:val="left"/>
+      </w:pPr>
+      <w:r>
         <w:rPr>
           <w:rFonts w:ascii="微软雅黑" w:eastAsia="微软雅黑" w:hAnsi="微软雅黑"/>
           <w:b/>
@@ -16660,7 +15248,8 @@
           <w:sz w:val="18"/>
           <w:szCs w:val="18"/>
         </w:rPr>
-      </w:pPr>
+        <w:t xml:space="preserve">{%p for a in </w:t>
+      </w:r>
       <w:r>
         <w:rPr>
           <w:rFonts w:ascii="微软雅黑" w:eastAsia="微软雅黑" w:hAnsi="微软雅黑"/>
@@ -16670,8 +15259,9 @@
           <w:sz w:val="18"/>
           <w:szCs w:val="18"/>
         </w:rPr>
-        <w:t xml:space="preserve">{%p for a in </w:t>
-      </w:r>
+        <w:t>[</w:t>
+      </w:r>
+      <w:proofErr w:type="spellStart"/>
       <w:r>
         <w:rPr>
           <w:rFonts w:ascii="微软雅黑" w:eastAsia="微软雅黑" w:hAnsi="微软雅黑"/>
@@ -16681,9 +15271,9 @@
           <w:sz w:val="18"/>
           <w:szCs w:val="18"/>
         </w:rPr>
-        <w:t>[</w:t>
-      </w:r>
-      <w:proofErr w:type="spellStart"/>
+        <w:t>therapeutic_regimen</w:t>
+      </w:r>
+      <w:proofErr w:type="spellEnd"/>
       <w:r>
         <w:rPr>
           <w:rFonts w:ascii="微软雅黑" w:eastAsia="微软雅黑" w:hAnsi="微软雅黑"/>
@@ -16693,34 +15283,9 @@
           <w:sz w:val="18"/>
           <w:szCs w:val="18"/>
         </w:rPr>
-        <w:t>therapeutic_regimen</w:t>
-      </w:r>
-      <w:proofErr w:type="spellEnd"/>
-      <w:r>
-        <w:rPr>
-          <w:rFonts w:ascii="微软雅黑" w:eastAsia="微软雅黑" w:hAnsi="微软雅黑"/>
-          <w:b/>
-          <w:bCs/>
-          <w:color w:val="1E7648"/>
-          <w:sz w:val="18"/>
-          <w:szCs w:val="18"/>
-        </w:rPr>
-        <w:t xml:space="preserve">, </w:t>
-      </w:r>
-      <w:proofErr w:type="gramStart"/>
-      <w:r>
-        <w:rPr>
-          <w:rFonts w:ascii="微软雅黑" w:eastAsia="微软雅黑" w:hAnsi="微软雅黑"/>
-          <w:b/>
-          <w:bCs/>
-          <w:color w:val="1E7648"/>
-          <w:sz w:val="18"/>
-          <w:szCs w:val="18"/>
-        </w:rPr>
-        <w:t>sample]|</w:t>
+        <w:t>, sample]|</w:t>
       </w:r>
       <w:proofErr w:type="spellStart"/>
-      <w:proofErr w:type="gramEnd"/>
       <w:r>
         <w:rPr>
           <w:rFonts w:ascii="微软雅黑" w:eastAsia="微软雅黑" w:hAnsi="微软雅黑"/>
@@ -16838,7 +15403,6 @@
               <w:t xml:space="preserve">{%p if </w:t>
             </w:r>
             <w:proofErr w:type="spellStart"/>
-            <w:proofErr w:type="gramStart"/>
             <w:r>
               <w:rPr>
                 <w:rFonts w:ascii="思源黑体 CN Bold" w:eastAsia="思源黑体 CN Bold" w:hAnsi="思源黑体 CN Bold"/>
@@ -16848,19 +15412,7 @@
                 <w:sz w:val="18"/>
                 <w:szCs w:val="18"/>
               </w:rPr>
-              <w:t>a.regimen</w:t>
-            </w:r>
-            <w:proofErr w:type="gramEnd"/>
-            <w:r>
-              <w:rPr>
-                <w:rFonts w:ascii="思源黑体 CN Bold" w:eastAsia="思源黑体 CN Bold" w:hAnsi="思源黑体 CN Bold"/>
-                <w:b/>
-                <w:bCs/>
-                <w:color w:val="FFFFFF" w:themeColor="background1"/>
-                <w:sz w:val="18"/>
-                <w:szCs w:val="18"/>
-              </w:rPr>
-              <w:t>_cn</w:t>
+              <w:t>a.regimen_cn</w:t>
             </w:r>
             <w:proofErr w:type="spellEnd"/>
             <w:r>
@@ -16902,7 +15454,6 @@
               <w:t>{{</w:t>
             </w:r>
             <w:proofErr w:type="spellStart"/>
-            <w:proofErr w:type="gramStart"/>
             <w:r>
               <w:rPr>
                 <w:rFonts w:ascii="思源黑体 CN Bold" w:eastAsia="思源黑体 CN Bold" w:hAnsi="思源黑体 CN Bold"/>
@@ -16912,19 +15463,7 @@
                 <w:sz w:val="18"/>
                 <w:szCs w:val="18"/>
               </w:rPr>
-              <w:t>a.regimen</w:t>
-            </w:r>
-            <w:proofErr w:type="gramEnd"/>
-            <w:r>
-              <w:rPr>
-                <w:rFonts w:ascii="思源黑体 CN Bold" w:eastAsia="思源黑体 CN Bold" w:hAnsi="思源黑体 CN Bold"/>
-                <w:b/>
-                <w:bCs/>
-                <w:color w:val="FFFFFF" w:themeColor="background1"/>
-                <w:sz w:val="18"/>
-                <w:szCs w:val="18"/>
-              </w:rPr>
-              <w:t>_cn</w:t>
+              <w:t>a.regimen_cn</w:t>
             </w:r>
             <w:proofErr w:type="spellEnd"/>
             <w:r>
@@ -16993,7 +15532,6 @@
               <w:t xml:space="preserve">{%p if </w:t>
             </w:r>
             <w:proofErr w:type="spellStart"/>
-            <w:proofErr w:type="gramStart"/>
             <w:r>
               <w:rPr>
                 <w:rFonts w:ascii="思源黑体 CN Bold" w:eastAsia="思源黑体 CN Bold" w:hAnsi="思源黑体 CN Bold"/>
@@ -17003,19 +15541,7 @@
                 <w:sz w:val="18"/>
                 <w:szCs w:val="18"/>
               </w:rPr>
-              <w:t>a.regimen</w:t>
-            </w:r>
-            <w:proofErr w:type="gramEnd"/>
-            <w:r>
-              <w:rPr>
-                <w:rFonts w:ascii="思源黑体 CN Bold" w:eastAsia="思源黑体 CN Bold" w:hAnsi="思源黑体 CN Bold"/>
-                <w:b/>
-                <w:bCs/>
-                <w:color w:val="FFFFFF" w:themeColor="background1"/>
-                <w:sz w:val="18"/>
-                <w:szCs w:val="18"/>
-              </w:rPr>
-              <w:t>_en</w:t>
+              <w:t>a.regimen_en</w:t>
             </w:r>
             <w:proofErr w:type="spellEnd"/>
             <w:r>
@@ -17057,7 +15583,6 @@
               <w:t>{{</w:t>
             </w:r>
             <w:proofErr w:type="spellStart"/>
-            <w:proofErr w:type="gramStart"/>
             <w:r>
               <w:rPr>
                 <w:rFonts w:ascii="思源黑体 CN Bold" w:eastAsia="思源黑体 CN Bold" w:hAnsi="思源黑体 CN Bold"/>
@@ -17067,19 +15592,7 @@
                 <w:sz w:val="18"/>
                 <w:szCs w:val="18"/>
               </w:rPr>
-              <w:t>a.regimen</w:t>
-            </w:r>
-            <w:proofErr w:type="gramEnd"/>
-            <w:r>
-              <w:rPr>
-                <w:rFonts w:ascii="思源黑体 CN Bold" w:eastAsia="思源黑体 CN Bold" w:hAnsi="思源黑体 CN Bold"/>
-                <w:b/>
-                <w:bCs/>
-                <w:color w:val="FFFFFF" w:themeColor="background1"/>
-                <w:sz w:val="18"/>
-                <w:szCs w:val="18"/>
-              </w:rPr>
-              <w:t>_en</w:t>
+              <w:t>a.regimen_en</w:t>
             </w:r>
             <w:proofErr w:type="spellEnd"/>
             <w:r>
@@ -17327,25 +15840,14 @@
               <w:t xml:space="preserve"> if </w:t>
             </w:r>
             <w:proofErr w:type="spellStart"/>
-            <w:proofErr w:type="gramStart"/>
-            <w:r>
-              <w:rPr>
-                <w:rFonts w:ascii="思源黑体 CN Normal" w:eastAsia="思源黑体 CN Normal" w:hAnsi="思源黑体 CN Normal"/>
-                <w:bCs/>
-                <w:sz w:val="17"/>
-                <w:szCs w:val="17"/>
-              </w:rPr>
-              <w:t>a.drug</w:t>
-            </w:r>
-            <w:proofErr w:type="gramEnd"/>
-            <w:r>
-              <w:rPr>
-                <w:rFonts w:ascii="思源黑体 CN Normal" w:eastAsia="思源黑体 CN Normal" w:hAnsi="思源黑体 CN Normal"/>
-                <w:bCs/>
-                <w:sz w:val="17"/>
-                <w:szCs w:val="17"/>
-              </w:rPr>
-              <w:t>_details|</w:t>
+            <w:r>
+              <w:rPr>
+                <w:rFonts w:ascii="思源黑体 CN Normal" w:eastAsia="思源黑体 CN Normal" w:hAnsi="思源黑体 CN Normal"/>
+                <w:bCs/>
+                <w:sz w:val="17"/>
+                <w:szCs w:val="17"/>
+              </w:rPr>
+              <w:t>a.drug_details|</w:t>
             </w:r>
             <w:r>
               <w:rPr>
@@ -17406,25 +15908,14 @@
               <w:t xml:space="preserve"> for b in </w:t>
             </w:r>
             <w:proofErr w:type="spellStart"/>
-            <w:proofErr w:type="gramStart"/>
-            <w:r>
-              <w:rPr>
-                <w:rFonts w:ascii="思源黑体 CN Normal" w:eastAsia="思源黑体 CN Normal" w:hAnsi="思源黑体 CN Normal"/>
-                <w:bCs/>
-                <w:sz w:val="17"/>
-                <w:szCs w:val="17"/>
-              </w:rPr>
-              <w:t>a.drug</w:t>
-            </w:r>
-            <w:proofErr w:type="gramEnd"/>
-            <w:r>
-              <w:rPr>
-                <w:rFonts w:ascii="思源黑体 CN Normal" w:eastAsia="思源黑体 CN Normal" w:hAnsi="思源黑体 CN Normal"/>
-                <w:bCs/>
-                <w:sz w:val="17"/>
-                <w:szCs w:val="17"/>
-              </w:rPr>
-              <w:t>_details|</w:t>
+            <w:r>
+              <w:rPr>
+                <w:rFonts w:ascii="思源黑体 CN Normal" w:eastAsia="思源黑体 CN Normal" w:hAnsi="思源黑体 CN Normal"/>
+                <w:bCs/>
+                <w:sz w:val="17"/>
+                <w:szCs w:val="17"/>
+              </w:rPr>
+              <w:t>a.drug_details|</w:t>
             </w:r>
             <w:r>
               <w:rPr>
@@ -17693,7 +16184,6 @@
                 <w:szCs w:val="17"/>
               </w:rPr>
             </w:pPr>
-            <w:proofErr w:type="gramStart"/>
             <w:r>
               <w:rPr>
                 <w:rFonts w:ascii="思源黑体 CN Normal" w:eastAsia="思源黑体 CN Normal" w:hAnsi="思源黑体 CN Normal" w:hint="eastAsia"/>
@@ -17711,7 +16201,6 @@
               <w:t>{ [</w:t>
             </w:r>
             <w:proofErr w:type="spellStart"/>
-            <w:proofErr w:type="gramEnd"/>
             <w:r>
               <w:rPr>
                 <w:rFonts w:ascii="思源黑体 CN Normal" w:eastAsia="思源黑体 CN Normal" w:hAnsi="思源黑体 CN Normal"/>
@@ -17829,23 +16318,13 @@
               <w:t xml:space="preserve">%p if </w:t>
             </w:r>
             <w:proofErr w:type="spellStart"/>
-            <w:proofErr w:type="gramStart"/>
-            <w:r>
-              <w:rPr>
-                <w:rFonts w:ascii="思源黑体 CN Normal" w:eastAsia="思源黑体 CN Normal" w:hAnsi="思源黑体 CN Normal"/>
-                <w:sz w:val="17"/>
-                <w:szCs w:val="17"/>
-              </w:rPr>
-              <w:t>a.adaptation</w:t>
-            </w:r>
-            <w:proofErr w:type="gramEnd"/>
-            <w:r>
-              <w:rPr>
-                <w:rFonts w:ascii="思源黑体 CN Normal" w:eastAsia="思源黑体 CN Normal" w:hAnsi="思源黑体 CN Normal"/>
-                <w:sz w:val="17"/>
-                <w:szCs w:val="17"/>
-              </w:rPr>
-              <w:t>_disease_cn</w:t>
+            <w:r>
+              <w:rPr>
+                <w:rFonts w:ascii="思源黑体 CN Normal" w:eastAsia="思源黑体 CN Normal" w:hAnsi="思源黑体 CN Normal"/>
+                <w:sz w:val="17"/>
+                <w:szCs w:val="17"/>
+              </w:rPr>
+              <w:t>a.adaptation_disease_cn</w:t>
             </w:r>
             <w:proofErr w:type="spellEnd"/>
             <w:r>
@@ -17892,23 +16371,13 @@
               <w:t xml:space="preserve">p for b in </w:t>
             </w:r>
             <w:proofErr w:type="spellStart"/>
-            <w:proofErr w:type="gramStart"/>
-            <w:r>
-              <w:rPr>
-                <w:rFonts w:ascii="思源黑体 CN Normal" w:eastAsia="思源黑体 CN Normal" w:hAnsi="思源黑体 CN Normal"/>
-                <w:sz w:val="17"/>
-                <w:szCs w:val="17"/>
-              </w:rPr>
-              <w:t>a.adaptation</w:t>
-            </w:r>
-            <w:proofErr w:type="gramEnd"/>
-            <w:r>
-              <w:rPr>
-                <w:rFonts w:ascii="思源黑体 CN Normal" w:eastAsia="思源黑体 CN Normal" w:hAnsi="思源黑体 CN Normal"/>
-                <w:sz w:val="17"/>
-                <w:szCs w:val="17"/>
-              </w:rPr>
-              <w:t>_disease_cn</w:t>
+            <w:r>
+              <w:rPr>
+                <w:rFonts w:ascii="思源黑体 CN Normal" w:eastAsia="思源黑体 CN Normal" w:hAnsi="思源黑体 CN Normal"/>
+                <w:sz w:val="17"/>
+                <w:szCs w:val="17"/>
+              </w:rPr>
+              <w:t>a.adaptation_disease_cn</w:t>
             </w:r>
             <w:proofErr w:type="spellEnd"/>
             <w:r>
@@ -19126,7 +17595,6 @@
               <w:t>{{</w:t>
             </w:r>
             <w:proofErr w:type="spellStart"/>
-            <w:proofErr w:type="gramStart"/>
             <w:r>
               <w:rPr>
                 <w:rFonts w:ascii="思源黑体 CN Normal" w:eastAsia="思源黑体 CN Normal" w:hAnsi="思源黑体 CN Normal"/>
@@ -19135,9 +17603,9 @@
                 <w:sz w:val="17"/>
                 <w:szCs w:val="17"/>
               </w:rPr>
-              <w:t>a.gene</w:t>
-            </w:r>
-            <w:proofErr w:type="gramEnd"/>
+              <w:t>a.gene_symbol</w:t>
+            </w:r>
+            <w:proofErr w:type="spellEnd"/>
             <w:r>
               <w:rPr>
                 <w:rFonts w:ascii="思源黑体 CN Normal" w:eastAsia="思源黑体 CN Normal" w:hAnsi="思源黑体 CN Normal"/>
@@ -19146,14 +17614,44 @@
                 <w:sz w:val="17"/>
                 <w:szCs w:val="17"/>
               </w:rPr>
-              <w:t>_symbol</w:t>
+              <w:t>}}</w:t>
+            </w:r>
+          </w:p>
+        </w:tc>
+        <w:tc>
+          <w:tcPr>
+            <w:tcW w:w="1843" w:type="dxa"/>
+          </w:tcPr>
+          <w:p>
+            <w:pPr>
+              <w:jc w:val="center"/>
+              <w:rPr>
+                <w:rFonts w:ascii="思源黑体 CN Normal" w:eastAsia="思源黑体 CN Normal" w:hAnsi="思源黑体 CN Normal"/>
+                <w:sz w:val="17"/>
+                <w:szCs w:val="17"/>
+              </w:rPr>
+            </w:pPr>
+            <w:r>
+              <w:rPr>
+                <w:rFonts w:ascii="思源黑体 CN Normal" w:eastAsia="思源黑体 CN Normal" w:hAnsi="思源黑体 CN Normal"/>
+                <w:sz w:val="17"/>
+                <w:szCs w:val="17"/>
+              </w:rPr>
+              <w:t>{{</w:t>
+            </w:r>
+            <w:proofErr w:type="spellStart"/>
+            <w:r>
+              <w:rPr>
+                <w:rFonts w:ascii="思源黑体 CN Normal" w:eastAsia="思源黑体 CN Normal" w:hAnsi="思源黑体 CN Normal"/>
+                <w:sz w:val="17"/>
+                <w:szCs w:val="17"/>
+              </w:rPr>
+              <w:t>a.clinicaltrial_number</w:t>
             </w:r>
             <w:proofErr w:type="spellEnd"/>
             <w:r>
               <w:rPr>
                 <w:rFonts w:ascii="思源黑体 CN Normal" w:eastAsia="思源黑体 CN Normal" w:hAnsi="思源黑体 CN Normal"/>
-                <w:i/>
-                <w:iCs/>
                 <w:sz w:val="17"/>
                 <w:szCs w:val="17"/>
               </w:rPr>
@@ -19163,7 +17661,7 @@
         </w:tc>
         <w:tc>
           <w:tcPr>
-            <w:tcW w:w="1843" w:type="dxa"/>
+            <w:tcW w:w="3827" w:type="dxa"/>
           </w:tcPr>
           <w:p>
             <w:pPr>
@@ -19183,74 +17681,13 @@
               <w:t>{{</w:t>
             </w:r>
             <w:proofErr w:type="spellStart"/>
-            <w:proofErr w:type="gramStart"/>
-            <w:r>
-              <w:rPr>
-                <w:rFonts w:ascii="思源黑体 CN Normal" w:eastAsia="思源黑体 CN Normal" w:hAnsi="思源黑体 CN Normal"/>
-                <w:sz w:val="17"/>
-                <w:szCs w:val="17"/>
-              </w:rPr>
-              <w:t>a.clinicaltrial</w:t>
-            </w:r>
-            <w:proofErr w:type="gramEnd"/>
-            <w:r>
-              <w:rPr>
-                <w:rFonts w:ascii="思源黑体 CN Normal" w:eastAsia="思源黑体 CN Normal" w:hAnsi="思源黑体 CN Normal"/>
-                <w:sz w:val="17"/>
-                <w:szCs w:val="17"/>
-              </w:rPr>
-              <w:t>_number</w:t>
-            </w:r>
-            <w:proofErr w:type="spellEnd"/>
-            <w:r>
-              <w:rPr>
-                <w:rFonts w:ascii="思源黑体 CN Normal" w:eastAsia="思源黑体 CN Normal" w:hAnsi="思源黑体 CN Normal"/>
-                <w:sz w:val="17"/>
-                <w:szCs w:val="17"/>
-              </w:rPr>
-              <w:t>}}</w:t>
-            </w:r>
-          </w:p>
-        </w:tc>
-        <w:tc>
-          <w:tcPr>
-            <w:tcW w:w="3827" w:type="dxa"/>
-          </w:tcPr>
-          <w:p>
-            <w:pPr>
-              <w:jc w:val="center"/>
-              <w:rPr>
-                <w:rFonts w:ascii="思源黑体 CN Normal" w:eastAsia="思源黑体 CN Normal" w:hAnsi="思源黑体 CN Normal"/>
-                <w:sz w:val="17"/>
-                <w:szCs w:val="17"/>
-              </w:rPr>
-            </w:pPr>
-            <w:r>
-              <w:rPr>
-                <w:rFonts w:ascii="思源黑体 CN Normal" w:eastAsia="思源黑体 CN Normal" w:hAnsi="思源黑体 CN Normal"/>
-                <w:sz w:val="17"/>
-                <w:szCs w:val="17"/>
-              </w:rPr>
-              <w:t>{{</w:t>
-            </w:r>
-            <w:proofErr w:type="spellStart"/>
-            <w:proofErr w:type="gramStart"/>
-            <w:r>
-              <w:rPr>
-                <w:rFonts w:ascii="思源黑体 CN Normal" w:eastAsia="思源黑体 CN Normal" w:hAnsi="思源黑体 CN Normal"/>
-                <w:sz w:val="17"/>
-                <w:szCs w:val="17"/>
-              </w:rPr>
-              <w:t>a.study</w:t>
-            </w:r>
-            <w:proofErr w:type="gramEnd"/>
-            <w:r>
-              <w:rPr>
-                <w:rFonts w:ascii="思源黑体 CN Normal" w:eastAsia="思源黑体 CN Normal" w:hAnsi="思源黑体 CN Normal"/>
-                <w:sz w:val="17"/>
-                <w:szCs w:val="17"/>
-              </w:rPr>
-              <w:t>_title</w:t>
+            <w:r>
+              <w:rPr>
+                <w:rFonts w:ascii="思源黑体 CN Normal" w:eastAsia="思源黑体 CN Normal" w:hAnsi="思源黑体 CN Normal"/>
+                <w:sz w:val="17"/>
+                <w:szCs w:val="17"/>
+              </w:rPr>
+              <w:t>a.study_title</w:t>
             </w:r>
             <w:proofErr w:type="spellEnd"/>
             <w:r>
@@ -19292,7 +17729,6 @@
               <w:t xml:space="preserve">{%p for b in </w:t>
             </w:r>
             <w:proofErr w:type="spellStart"/>
-            <w:proofErr w:type="gramStart"/>
             <w:r>
               <w:rPr>
                 <w:rFonts w:ascii="思源黑体 CN Normal" w:eastAsia="思源黑体 CN Normal" w:hAnsi="思源黑体 CN Normal" w:cs="思源黑体 CN Light"/>
@@ -19305,7 +17741,6 @@
               <w:t>a.interventions</w:t>
             </w:r>
             <w:proofErr w:type="spellEnd"/>
-            <w:proofErr w:type="gramEnd"/>
             <w:r>
               <w:rPr>
                 <w:rFonts w:ascii="思源黑体 CN Normal" w:eastAsia="思源黑体 CN Normal" w:hAnsi="思源黑体 CN Normal" w:cs="思源黑体 CN Light"/>
@@ -19421,7 +17856,6 @@
               <w:t>{{</w:t>
             </w:r>
             <w:proofErr w:type="spellStart"/>
-            <w:proofErr w:type="gramStart"/>
             <w:r>
               <w:rPr>
                 <w:rFonts w:ascii="思源黑体 CN Normal" w:eastAsia="思源黑体 CN Normal" w:hAnsi="思源黑体 CN Normal" w:cs="思源黑体 CN Light"/>
@@ -19434,7 +17868,6 @@
               <w:t>a.phase</w:t>
             </w:r>
             <w:proofErr w:type="spellEnd"/>
-            <w:proofErr w:type="gramEnd"/>
             <w:r>
               <w:rPr>
                 <w:rFonts w:ascii="思源黑体 CN Normal" w:eastAsia="思源黑体 CN Normal" w:hAnsi="思源黑体 CN Normal" w:cs="思源黑体 CN Light"/>
@@ -20129,7 +18562,6 @@
               <w:t>tumor_content</w:t>
             </w:r>
             <w:proofErr w:type="spellEnd"/>
-            <w:proofErr w:type="gramStart"/>
             <w:r>
               <w:rPr>
                 <w:rFonts w:ascii="思源黑体 CN Normal" w:eastAsia="思源黑体 CN Normal" w:hAnsi="思源黑体 CN Normal" w:cs="思源黑体 CN Light"/>
@@ -20140,7 +18572,6 @@
               <w:t>”]|</w:t>
             </w:r>
             <w:proofErr w:type="spellStart"/>
-            <w:proofErr w:type="gramEnd"/>
             <w:r>
               <w:rPr>
                 <w:rFonts w:ascii="思源黑体 CN Normal" w:eastAsia="思源黑体 CN Normal" w:hAnsi="思源黑体 CN Normal" w:cs="思源黑体 CN Light"/>
@@ -20213,7 +18644,6 @@
               <w:t>tumor_content</w:t>
             </w:r>
             <w:proofErr w:type="spellEnd"/>
-            <w:proofErr w:type="gramStart"/>
             <w:r>
               <w:rPr>
                 <w:rFonts w:ascii="思源黑体 CN Normal" w:eastAsia="思源黑体 CN Normal" w:hAnsi="思源黑体 CN Normal" w:cs="思源黑体 CN Light"/>
@@ -20224,7 +18654,6 @@
               <w:t>”]|</w:t>
             </w:r>
             <w:proofErr w:type="spellStart"/>
-            <w:proofErr w:type="gramEnd"/>
             <w:r>
               <w:rPr>
                 <w:rFonts w:ascii="思源黑体 CN Normal" w:eastAsia="思源黑体 CN Normal" w:hAnsi="思源黑体 CN Normal" w:cs="思源黑体 CN Light"/>
@@ -20319,7 +18748,6 @@
               <w:t>tumor_content_macrodissection_performed</w:t>
             </w:r>
             <w:proofErr w:type="spellEnd"/>
-            <w:proofErr w:type="gramStart"/>
             <w:r>
               <w:rPr>
                 <w:rFonts w:ascii="思源黑体 CN Normal" w:eastAsia="思源黑体 CN Normal" w:hAnsi="思源黑体 CN Normal" w:cs="思源黑体 CN Light"/>
@@ -20330,7 +18758,6 @@
               <w:t>”]|</w:t>
             </w:r>
             <w:proofErr w:type="spellStart"/>
-            <w:proofErr w:type="gramEnd"/>
             <w:r>
               <w:rPr>
                 <w:rFonts w:ascii="思源黑体 CN Normal" w:eastAsia="思源黑体 CN Normal" w:hAnsi="思源黑体 CN Normal" w:cs="思源黑体 CN Light"/>
@@ -20357,12 +18784,22 @@
               <w:ind w:firstLineChars="0" w:firstLine="0"/>
               <w:jc w:val="center"/>
               <w:rPr>
+                <w:rFonts w:ascii="思源黑体 CN Normal" w:eastAsia="思源黑体 CN Normal" w:hAnsi="思源黑体 CN Normal" w:cs="思源黑体 CN Light"/>
+                <w:kern w:val="0"/>
+                <w:sz w:val="17"/>
+                <w:szCs w:val="17"/>
+              </w:rPr>
+            </w:pPr>
+            <w:r>
+              <w:rPr>
                 <w:rFonts w:ascii="思源黑体 CN Normal" w:eastAsia="思源黑体 CN Normal" w:hAnsi="思源黑体 CN Normal" w:cs="思源黑体 CN Light" w:hint="eastAsia"/>
                 <w:kern w:val="0"/>
                 <w:sz w:val="17"/>
                 <w:szCs w:val="17"/>
               </w:rPr>
-            </w:pPr>
+              <w:t xml:space="preserve">富集检测：{{[sample, </w:t>
+            </w:r>
+            <w:proofErr w:type="spellStart"/>
             <w:r>
               <w:rPr>
                 <w:rFonts w:ascii="思源黑体 CN Normal" w:eastAsia="思源黑体 CN Normal" w:hAnsi="思源黑体 CN Normal" w:cs="思源黑体 CN Light" w:hint="eastAsia"/>
@@ -20370,9 +18807,9 @@
                 <w:sz w:val="17"/>
                 <w:szCs w:val="17"/>
               </w:rPr>
-              <w:t xml:space="preserve">富集检测：{{[sample, </w:t>
-            </w:r>
-            <w:proofErr w:type="spellStart"/>
+              <w:t>lib_quality_control</w:t>
+            </w:r>
+            <w:proofErr w:type="spellEnd"/>
             <w:r>
               <w:rPr>
                 <w:rFonts w:ascii="思源黑体 CN Normal" w:eastAsia="思源黑体 CN Normal" w:hAnsi="思源黑体 CN Normal" w:cs="思源黑体 CN Light" w:hint="eastAsia"/>
@@ -20380,9 +18817,9 @@
                 <w:sz w:val="17"/>
                 <w:szCs w:val="17"/>
               </w:rPr>
-              <w:t>lib_quality_control</w:t>
-            </w:r>
-            <w:proofErr w:type="spellEnd"/>
+              <w:t>, “</w:t>
+            </w:r>
+            <w:proofErr w:type="spellStart"/>
             <w:r>
               <w:rPr>
                 <w:rFonts w:ascii="思源黑体 CN Normal" w:eastAsia="思源黑体 CN Normal" w:hAnsi="思源黑体 CN Normal" w:cs="思源黑体 CN Light" w:hint="eastAsia"/>
@@ -20390,9 +18827,9 @@
                 <w:sz w:val="17"/>
                 <w:szCs w:val="17"/>
               </w:rPr>
-              <w:t>, “</w:t>
-            </w:r>
-            <w:proofErr w:type="spellStart"/>
+              <w:t>tumor_content_macrodissection_performed</w:t>
+            </w:r>
+            <w:proofErr w:type="spellEnd"/>
             <w:r>
               <w:rPr>
                 <w:rFonts w:ascii="思源黑体 CN Normal" w:eastAsia="思源黑体 CN Normal" w:hAnsi="思源黑体 CN Normal" w:cs="思源黑体 CN Light" w:hint="eastAsia"/>
@@ -20400,9 +18837,9 @@
                 <w:sz w:val="17"/>
                 <w:szCs w:val="17"/>
               </w:rPr>
-              <w:t>tumor_content_macrodissection_performed</w:t>
-            </w:r>
-            <w:proofErr w:type="spellEnd"/>
+              <w:t>”]|</w:t>
+            </w:r>
+            <w:proofErr w:type="spellStart"/>
             <w:r>
               <w:rPr>
                 <w:rFonts w:ascii="思源黑体 CN Normal" w:eastAsia="思源黑体 CN Normal" w:hAnsi="思源黑体 CN Normal" w:cs="思源黑体 CN Light" w:hint="eastAsia"/>
@@ -20410,9 +18847,9 @@
                 <w:sz w:val="17"/>
                 <w:szCs w:val="17"/>
               </w:rPr>
-              <w:t>”]|</w:t>
-            </w:r>
-            <w:proofErr w:type="spellStart"/>
+              <w:t>get_tumor_content</w:t>
+            </w:r>
+            <w:proofErr w:type="spellEnd"/>
             <w:r>
               <w:rPr>
                 <w:rFonts w:ascii="思源黑体 CN Normal" w:eastAsia="思源黑体 CN Normal" w:hAnsi="思源黑体 CN Normal" w:cs="思源黑体 CN Light" w:hint="eastAsia"/>
@@ -20420,16 +18857,6 @@
                 <w:sz w:val="17"/>
                 <w:szCs w:val="17"/>
               </w:rPr>
-              <w:t>get_tumor_content</w:t>
-            </w:r>
-            <w:proofErr w:type="spellEnd"/>
-            <w:r>
-              <w:rPr>
-                <w:rFonts w:ascii="思源黑体 CN Normal" w:eastAsia="思源黑体 CN Normal" w:hAnsi="思源黑体 CN Normal" w:cs="思源黑体 CN Light" w:hint="eastAsia"/>
-                <w:kern w:val="0"/>
-                <w:sz w:val="17"/>
-                <w:szCs w:val="17"/>
-              </w:rPr>
               <w:t>}}</w:t>
             </w:r>
           </w:p>
@@ -20507,7 +18934,6 @@
               <w:t>tumor_content</w:t>
             </w:r>
             <w:proofErr w:type="spellEnd"/>
-            <w:proofErr w:type="gramStart"/>
             <w:r>
               <w:rPr>
                 <w:rFonts w:ascii="思源黑体 CN Normal" w:eastAsia="思源黑体 CN Normal" w:hAnsi="思源黑体 CN Normal" w:cs="思源黑体 CN Light"/>
@@ -20518,7 +18944,6 @@
               <w:t>”]|</w:t>
             </w:r>
             <w:proofErr w:type="spellStart"/>
-            <w:proofErr w:type="gramEnd"/>
             <w:r>
               <w:rPr>
                 <w:rFonts w:ascii="思源黑体 CN Normal" w:eastAsia="思源黑体 CN Normal" w:hAnsi="思源黑体 CN Normal" w:cs="思源黑体 CN Light"/>
@@ -20842,29 +19267,7 @@
                 <w:szCs w:val="17"/>
                 <w:lang w:bidi="ar"/>
               </w:rPr>
-              <w:t xml:space="preserve"> and lib_quality_control.lib_dna_qc.dna_qty</w:t>
-            </w:r>
-            <w:proofErr w:type="gramStart"/>
-            <w:r>
-              <w:rPr>
-                <w:rFonts w:ascii="思源黑体 CN Normal" w:eastAsia="思源黑体 CN Normal" w:hAnsi="思源黑体 CN Normal" w:cs="思源黑体 CN Light"/>
-                <w:kern w:val="0"/>
-                <w:sz w:val="17"/>
-                <w:szCs w:val="17"/>
-                <w:lang w:bidi="ar"/>
-              </w:rPr>
-              <w:t>%}{</w:t>
-            </w:r>
-            <w:proofErr w:type="gramEnd"/>
-            <w:r>
-              <w:rPr>
-                <w:rFonts w:ascii="思源黑体 CN Normal" w:eastAsia="思源黑体 CN Normal" w:hAnsi="思源黑体 CN Normal" w:cs="思源黑体 CN Light"/>
-                <w:kern w:val="0"/>
-                <w:sz w:val="17"/>
-                <w:szCs w:val="17"/>
-                <w:lang w:bidi="ar"/>
-              </w:rPr>
-              <w:t>{lib_quality_control.lib_dna_qc.dna_qty|replace(“.00”,””)}}{%else%}{%endif%}</w:t>
+              <w:t xml:space="preserve"> and lib_quality_control.lib_dna_qc.dna_qty%}{{lib_quality_control.lib_dna_qc.dna_qty|replace(“.00”,””)}}{%else%}{%endif%}</w:t>
             </w:r>
           </w:p>
         </w:tc>
@@ -21083,29 +19486,7 @@
                 <w:lang w:bidi="ar"/>
               </w:rPr>
               <w:lastRenderedPageBreak/>
-              <w:t>lib_quality_control.lib_dna_</w:t>
-            </w:r>
-            <w:proofErr w:type="gramStart"/>
-            <w:r>
-              <w:rPr>
-                <w:rFonts w:ascii="思源黑体 CN Normal" w:eastAsia="思源黑体 CN Normal" w:hAnsi="思源黑体 CN Normal" w:cs="思源黑体 CN Light"/>
-                <w:kern w:val="0"/>
-                <w:sz w:val="17"/>
-                <w:szCs w:val="17"/>
-                <w:lang w:bidi="ar"/>
-              </w:rPr>
-              <w:t>qc.library</w:t>
-            </w:r>
-            <w:proofErr w:type="gramEnd"/>
-            <w:r>
-              <w:rPr>
-                <w:rFonts w:ascii="思源黑体 CN Normal" w:eastAsia="思源黑体 CN Normal" w:hAnsi="思源黑体 CN Normal" w:cs="思源黑体 CN Light"/>
-                <w:kern w:val="0"/>
-                <w:sz w:val="17"/>
-                <w:szCs w:val="17"/>
-                <w:lang w:bidi="ar"/>
-              </w:rPr>
-              <w:t>_concn%}{{lib_quality_control.lib_dna_qc.library_concn|replace(“.00”,””)}}{%else%}{%endif%}</w:t>
+              <w:t>lib_quality_control.lib_dna_qc.library_concn%}{{lib_quality_control.lib_dna_qc.library_concn|replace(“.00”,””)}}{%else%}{%endif%}</w:t>
             </w:r>
           </w:p>
         </w:tc>
@@ -21259,25 +19640,7 @@
                 <w:sz w:val="17"/>
                 <w:szCs w:val="17"/>
               </w:rPr>
-              <w:t>{{qc.dna_data_</w:t>
-            </w:r>
-            <w:proofErr w:type="gramStart"/>
-            <w:r>
-              <w:rPr>
-                <w:rFonts w:ascii="思源黑体 CN Normal" w:eastAsia="思源黑体 CN Normal" w:hAnsi="思源黑体 CN Normal"/>
-                <w:sz w:val="17"/>
-                <w:szCs w:val="17"/>
-              </w:rPr>
-              <w:t>qc.cleandata</w:t>
-            </w:r>
-            <w:proofErr w:type="gramEnd"/>
-            <w:r>
-              <w:rPr>
-                <w:rFonts w:ascii="思源黑体 CN Normal" w:eastAsia="思源黑体 CN Normal" w:hAnsi="思源黑体 CN Normal"/>
-                <w:sz w:val="17"/>
-                <w:szCs w:val="17"/>
-              </w:rPr>
-              <w:t>_q30}}</w:t>
+              <w:t>{{qc.dna_data_qc.cleandata_q30}}</w:t>
             </w:r>
           </w:p>
         </w:tc>
@@ -21431,25 +19794,7 @@
                 <w:sz w:val="17"/>
                 <w:szCs w:val="17"/>
               </w:rPr>
-              <w:t>qc.dna_data_</w:t>
-            </w:r>
-            <w:proofErr w:type="gramStart"/>
-            <w:r>
-              <w:rPr>
-                <w:rFonts w:ascii="思源黑体 CN Normal" w:eastAsia="思源黑体 CN Normal" w:hAnsi="思源黑体 CN Normal"/>
-                <w:sz w:val="17"/>
-                <w:szCs w:val="17"/>
-              </w:rPr>
-              <w:t>qc.brca</w:t>
-            </w:r>
-            <w:proofErr w:type="gramEnd"/>
-            <w:r>
-              <w:rPr>
-                <w:rFonts w:ascii="思源黑体 CN Normal" w:eastAsia="思源黑体 CN Normal" w:hAnsi="思源黑体 CN Normal"/>
-                <w:sz w:val="17"/>
-                <w:szCs w:val="17"/>
-              </w:rPr>
-              <w:t>_cover_ratio</w:t>
+              <w:t>qc.dna_data_qc.brca_cover_ratio</w:t>
             </w:r>
             <w:proofErr w:type="spellEnd"/>
             <w:r>
@@ -21612,25 +19957,7 @@
                 <w:sz w:val="17"/>
                 <w:szCs w:val="17"/>
               </w:rPr>
-              <w:t>qc.dna_data_</w:t>
-            </w:r>
-            <w:proofErr w:type="gramStart"/>
-            <w:r>
-              <w:rPr>
-                <w:rFonts w:ascii="思源黑体 CN Normal" w:eastAsia="思源黑体 CN Normal" w:hAnsi="思源黑体 CN Normal"/>
-                <w:sz w:val="17"/>
-                <w:szCs w:val="17"/>
-              </w:rPr>
-              <w:t>qc.cover</w:t>
-            </w:r>
-            <w:proofErr w:type="gramEnd"/>
-            <w:r>
-              <w:rPr>
-                <w:rFonts w:ascii="思源黑体 CN Normal" w:eastAsia="思源黑体 CN Normal" w:hAnsi="思源黑体 CN Normal"/>
-                <w:sz w:val="17"/>
-                <w:szCs w:val="17"/>
-              </w:rPr>
-              <w:t>_ratio</w:t>
+              <w:t>qc.dna_data_qc.cover_ratio</w:t>
             </w:r>
             <w:proofErr w:type="spellEnd"/>
             <w:r>
@@ -21956,25 +20283,7 @@
                 <w:sz w:val="17"/>
                 <w:szCs w:val="17"/>
               </w:rPr>
-              <w:t>qc.dna_data_</w:t>
-            </w:r>
-            <w:proofErr w:type="gramStart"/>
-            <w:r>
-              <w:rPr>
-                <w:rFonts w:ascii="思源黑体 CN Normal" w:eastAsia="思源黑体 CN Normal" w:hAnsi="思源黑体 CN Normal"/>
-                <w:sz w:val="17"/>
-                <w:szCs w:val="17"/>
-              </w:rPr>
-              <w:t>qc.depth</w:t>
-            </w:r>
-            <w:proofErr w:type="gramEnd"/>
-            <w:r>
-              <w:rPr>
-                <w:rFonts w:ascii="思源黑体 CN Normal" w:eastAsia="思源黑体 CN Normal" w:hAnsi="思源黑体 CN Normal"/>
-                <w:sz w:val="17"/>
-                <w:szCs w:val="17"/>
-              </w:rPr>
-              <w:t>_noise_num</w:t>
+              <w:t>qc.dna_data_qc.depth_noise_num</w:t>
             </w:r>
             <w:proofErr w:type="spellEnd"/>
             <w:r>
@@ -22093,27 +20402,7 @@
           <w:sz w:val="16"/>
           <w:szCs w:val="16"/>
         </w:rPr>
-        <w:t>仅送检样本类型包含石蜡</w:t>
-      </w:r>
-      <w:proofErr w:type="gramStart"/>
-      <w:r>
-        <w:rPr>
-          <w:rFonts w:ascii="思源黑体 CN Normal" w:eastAsia="思源黑体 CN Normal" w:hAnsi="思源黑体 CN Normal"/>
-          <w:color w:val="000000"/>
-          <w:sz w:val="16"/>
-          <w:szCs w:val="16"/>
-        </w:rPr>
-        <w:t>玻</w:t>
-      </w:r>
-      <w:proofErr w:type="gramEnd"/>
-      <w:r>
-        <w:rPr>
-          <w:rFonts w:ascii="思源黑体 CN Normal" w:eastAsia="思源黑体 CN Normal" w:hAnsi="思源黑体 CN Normal"/>
-          <w:color w:val="000000"/>
-          <w:sz w:val="16"/>
-          <w:szCs w:val="16"/>
-        </w:rPr>
-        <w:t>片时可进行此项评估</w:t>
+        <w:t>仅送检样本类型包含石蜡玻片时可进行此项评估</w:t>
       </w:r>
       <w:r>
         <w:rPr>
@@ -27210,27 +25499,7 @@
           <w:sz w:val="17"/>
           <w:szCs w:val="17"/>
         </w:rPr>
-        <w:t>以下基因外显子的部分区段由于覆盖</w:t>
-      </w:r>
-      <w:proofErr w:type="gramStart"/>
-      <w:r>
-        <w:rPr>
-          <w:rFonts w:ascii="思源黑体 CN Normal" w:eastAsia="思源黑体 CN Normal" w:hAnsi="思源黑体 CN Normal" w:hint="eastAsia"/>
-          <w:color w:val="000000" w:themeColor="text1"/>
-          <w:sz w:val="17"/>
-          <w:szCs w:val="17"/>
-        </w:rPr>
-        <w:t>度原因</w:t>
-      </w:r>
-      <w:proofErr w:type="gramEnd"/>
-      <w:r>
-        <w:rPr>
-          <w:rFonts w:ascii="思源黑体 CN Normal" w:eastAsia="思源黑体 CN Normal" w:hAnsi="思源黑体 CN Normal" w:hint="eastAsia"/>
-          <w:color w:val="000000" w:themeColor="text1"/>
-          <w:sz w:val="17"/>
-          <w:szCs w:val="17"/>
-        </w:rPr>
-        <w:t>不包含在检测范围中：</w:t>
+        <w:t>以下基因外显子的部分区段由于覆盖度原因不包含在检测范围中：</w:t>
       </w:r>
       <w:r>
         <w:rPr>
@@ -27558,25 +25827,7 @@
           <w:sz w:val="18"/>
           <w:szCs w:val="18"/>
         </w:rPr>
-        <w:t>，DSB）时，断裂的DNA以其未发生断裂的姐妹染色单体或与其具有同源序列的染色体作为模板，激活一系列蛋白分子进行的一种无错误修复方式，只发生在细胞周期的DNA复制期和DNA合成后期。同源重组修复具有修复DSBs、挽救复制叉及实现减数分裂染色体交叉互换等功能。同源重组修复过程可大致分为3个步骤：DNA损伤位点剪切、3</w:t>
-      </w:r>
-      <w:proofErr w:type="gramStart"/>
-      <w:r>
-        <w:rPr>
-          <w:rFonts w:ascii="思源黑体 CN Normal" w:eastAsia="思源黑体 CN Normal" w:hAnsi="思源黑体 CN Normal" w:cs="思源黑体 CN Light" w:hint="eastAsia"/>
-          <w:sz w:val="18"/>
-          <w:szCs w:val="18"/>
-        </w:rPr>
-        <w:t>’</w:t>
-      </w:r>
-      <w:proofErr w:type="gramEnd"/>
-      <w:r>
-        <w:rPr>
-          <w:rFonts w:ascii="思源黑体 CN Normal" w:eastAsia="思源黑体 CN Normal" w:hAnsi="思源黑体 CN Normal" w:cs="思源黑体 CN Light" w:hint="eastAsia"/>
-          <w:sz w:val="18"/>
-          <w:szCs w:val="18"/>
-        </w:rPr>
-        <w:t>末端单链入侵、Holliday连接体的形成和解离</w:t>
+        <w:t>，DSB）时，断裂的DNA以其未发生断裂的姐妹染色单体或与其具有同源序列的染色体作为模板，激活一系列蛋白分子进行的一种无错误修复方式，只发生在细胞周期的DNA复制期和DNA合成后期。同源重组修复具有修复DSBs、挽救复制叉及实现减数分裂染色体交叉互换等功能。同源重组修复过程可大致分为3个步骤：DNA损伤位点剪切、3’末端单链入侵、Holliday连接体的形成和解离</w:t>
       </w:r>
       <w:bookmarkEnd w:id="10"/>
       <w:r>
@@ -27973,7 +26224,7 @@
           <w:sz w:val="18"/>
           <w:szCs w:val="18"/>
         </w:rPr>
-        <w:t>ransition，LST）等被作为基因组瘢痕标志物，以量化基因组瘢痕的程度。每个指标都有独特的定义，在一定程度上都能描述细胞HRD状态的出程度；但相较单个指标描述，三者组合综合计算评分能更全面反映基因组瘢痕状态，进而对基因组不稳定状态进行评估</w:t>
+        <w:t>ransition，LST）等被作为基因组瘢痕标志物，以量化基因组瘢痕的程度。每个指标都有独特的定义，在一定程度上都能描述细胞HRD状态的程度；但相较单个指标描述，三者组合综合计算评分能更全面反映基因组瘢痕状态，进而对基因组不稳定状态进行评估</w:t>
       </w:r>
       <w:bookmarkEnd w:id="11"/>
       <w:r>
@@ -28177,25 +26428,7 @@
           <w:sz w:val="18"/>
           <w:szCs w:val="18"/>
         </w:rPr>
-        <w:t>PARP抑制剂是一种</w:t>
-      </w:r>
-      <w:proofErr w:type="gramStart"/>
-      <w:r>
-        <w:rPr>
-          <w:rFonts w:ascii="思源黑体 CN Normal" w:eastAsia="思源黑体 CN Normal" w:hAnsi="思源黑体 CN Normal" w:cs="思源黑体 CN Light" w:hint="eastAsia"/>
-          <w:sz w:val="18"/>
-          <w:szCs w:val="18"/>
-        </w:rPr>
-        <w:t>靶向聚</w:t>
-      </w:r>
-      <w:proofErr w:type="gramEnd"/>
-      <w:r>
-        <w:rPr>
-          <w:rFonts w:ascii="思源黑体 CN Normal" w:eastAsia="思源黑体 CN Normal" w:hAnsi="思源黑体 CN Normal" w:cs="思源黑体 CN Light" w:hint="eastAsia"/>
-          <w:sz w:val="18"/>
-          <w:szCs w:val="18"/>
-        </w:rPr>
-        <w:t>ADP核糖聚合酶（poly</w:t>
+        <w:t>PARP抑制剂是一种靶向聚ADP核糖聚合酶（poly</w:t>
       </w:r>
       <w:r>
         <w:rPr>
@@ -28299,25 +26532,7 @@
           <w:sz w:val="18"/>
           <w:szCs w:val="18"/>
         </w:rPr>
-        <w:t>等）存在致病性/疑似致病性变异，细胞无法通过同源重组修复双链DNA损伤，会更加依赖PARP</w:t>
-      </w:r>
-      <w:proofErr w:type="gramStart"/>
-      <w:r>
-        <w:rPr>
-          <w:rFonts w:ascii="思源黑体 CN Normal" w:eastAsia="思源黑体 CN Normal" w:hAnsi="思源黑体 CN Normal" w:cs="思源黑体 CN Light" w:hint="eastAsia"/>
-          <w:sz w:val="18"/>
-          <w:szCs w:val="18"/>
-        </w:rPr>
-        <w:t>介</w:t>
-      </w:r>
-      <w:proofErr w:type="gramEnd"/>
-      <w:r>
-        <w:rPr>
-          <w:rFonts w:ascii="思源黑体 CN Normal" w:eastAsia="思源黑体 CN Normal" w:hAnsi="思源黑体 CN Normal" w:cs="思源黑体 CN Light" w:hint="eastAsia"/>
-          <w:sz w:val="18"/>
-          <w:szCs w:val="18"/>
-        </w:rPr>
-        <w:t>导的DNA修复通路。使用PARP抑制剂后，单链DNA断裂损伤不能被修复，不断累积，增加双链DNA断裂的发生。DNA复制叉停止，细胞毒性产生，导致合成致死。BRCA1、BRCA2和其它称为“类BRCA” (</w:t>
+        <w:t>等）存在致病性/疑似致病性变异，细胞无法通过同源重组修复双链DNA损伤，会更加依赖PARP介导的DNA修复通路。使用PARP抑制剂后，单链DNA断裂损伤不能被修复，不断累积，增加双链DNA断裂的发生。DNA复制叉停止，细胞毒性产生，导致合成致死。BRCA1、BRCA2和其它称为“类BRCA” (</w:t>
       </w:r>
       <w:proofErr w:type="spellStart"/>
       <w:r>
@@ -28404,7 +26619,23 @@
           <w:sz w:val="18"/>
           <w:szCs w:val="18"/>
         </w:rPr>
-        <w:t>的烟酰胺腺嘌呤二核苷酸结合口袋，造成构象异构，稳定DNA-PARP的可逆解离，使PARP保持对DNA的结合，这一过程被称为DNA-PARP复合物的“捕获（trapping）”，从而导致DNA-PARP复合物长期存在，抑制DNA后需修复过程。</w:t>
+        <w:t>的烟酰胺腺嘌呤二核苷酸结合口袋，造成构象异构，稳定DNA-PARP的可逆解离，使PARP保持对DNA的结合，这一过程被称为DNA-PARP复合物的“捕获（trapping）”，从而导致DNA-PARP复合物长期存在，抑制DNA</w:t>
+      </w:r>
+      <w:r>
+        <w:rPr>
+          <w:rFonts w:ascii="思源黑体 CN Normal" w:eastAsia="思源黑体 CN Normal" w:hAnsi="思源黑体 CN Normal" w:cs="思源黑体 CN Light" w:hint="eastAsia"/>
+          <w:sz w:val="18"/>
+          <w:szCs w:val="18"/>
+        </w:rPr>
+        <w:t>后续</w:t>
+      </w:r>
+      <w:r>
+        <w:rPr>
+          <w:rFonts w:ascii="思源黑体 CN Normal" w:eastAsia="思源黑体 CN Normal" w:hAnsi="思源黑体 CN Normal" w:cs="思源黑体 CN Light" w:hint="eastAsia"/>
+          <w:sz w:val="18"/>
+          <w:szCs w:val="18"/>
+        </w:rPr>
+        <w:t>修复过程。</w:t>
       </w:r>
     </w:p>
     <w:p>
@@ -28571,27 +26802,7 @@
           <w:sz w:val="18"/>
           <w:szCs w:val="18"/>
         </w:rPr>
-        <w:t>检测的靶</w:t>
-      </w:r>
-      <w:proofErr w:type="gramStart"/>
-      <w:r>
-        <w:rPr>
-          <w:rFonts w:ascii="思源黑体 CN Bold" w:eastAsia="思源黑体 CN Bold" w:hAnsi="思源黑体 CN Bold" w:cs="思源黑体 CN Normal" w:hint="eastAsia"/>
-          <w:b/>
-          <w:sz w:val="18"/>
-          <w:szCs w:val="18"/>
-        </w:rPr>
-        <w:t>向治疗</w:t>
-      </w:r>
-      <w:proofErr w:type="gramEnd"/>
-      <w:r>
-        <w:rPr>
-          <w:rFonts w:ascii="思源黑体 CN Bold" w:eastAsia="思源黑体 CN Bold" w:hAnsi="思源黑体 CN Bold" w:cs="思源黑体 CN Normal" w:hint="eastAsia"/>
-          <w:b/>
-          <w:sz w:val="18"/>
-          <w:szCs w:val="18"/>
-        </w:rPr>
-        <w:t>指导意义</w:t>
+        <w:t>检测的靶向治疗指导意义</w:t>
       </w:r>
     </w:p>
     <w:p>
@@ -28610,25 +26821,25 @@
           <w:sz w:val="18"/>
           <w:szCs w:val="18"/>
         </w:rPr>
-        <w:t>同源重组修复相关基因突变及HRD状态可以指导PARP抑制剂靶向治疗。目前，全球已有多种PARP抑制剂获批上市，如由FDA批准的奥拉帕利（Olaparib）、鲁卡帕尼（Rucaparib）、尼拉帕利（Niraparib）、他拉</w:t>
-      </w:r>
-      <w:proofErr w:type="gramStart"/>
+        <w:t>同源重组修复相关基因突变及HRD状态可以指导PARP抑制剂靶向治疗。目前，全球已有多种PARP抑制剂获批上市，如由FDA批准的奥拉帕利（Olaparib）、鲁卡帕尼（Rucaparib）、尼拉帕利（Niraparib）、他拉唑帕利（</w:t>
+      </w:r>
+      <w:proofErr w:type="spellStart"/>
       <w:r>
         <w:rPr>
           <w:rFonts w:ascii="思源黑体 CN Normal" w:eastAsia="思源黑体 CN Normal" w:hAnsi="思源黑体 CN Normal" w:cs="思源黑体 CN Light" w:hint="eastAsia"/>
           <w:sz w:val="18"/>
           <w:szCs w:val="18"/>
         </w:rPr>
-        <w:t>唑</w:t>
-      </w:r>
-      <w:proofErr w:type="gramEnd"/>
+        <w:t>Talazoparib</w:t>
+      </w:r>
+      <w:proofErr w:type="spellEnd"/>
       <w:r>
         <w:rPr>
           <w:rFonts w:ascii="思源黑体 CN Normal" w:eastAsia="思源黑体 CN Normal" w:hAnsi="思源黑体 CN Normal" w:cs="思源黑体 CN Light" w:hint="eastAsia"/>
           <w:sz w:val="18"/>
           <w:szCs w:val="18"/>
         </w:rPr>
-        <w:t>帕利（</w:t>
+        <w:t>）以及近期由NMPA批准的氟唑帕利（</w:t>
       </w:r>
       <w:proofErr w:type="spellStart"/>
       <w:r>
@@ -28637,7 +26848,7 @@
           <w:sz w:val="18"/>
           <w:szCs w:val="18"/>
         </w:rPr>
-        <w:t>Talazoparib</w:t>
+        <w:t>Fluzoparib</w:t>
       </w:r>
       <w:proofErr w:type="spellEnd"/>
       <w:r>
@@ -28646,61 +26857,25 @@
           <w:sz w:val="18"/>
           <w:szCs w:val="18"/>
         </w:rPr>
-        <w:t>）以及近期由NMPA批准的氟</w:t>
-      </w:r>
-      <w:proofErr w:type="gramStart"/>
+        <w:t>）和帕米帕利（</w:t>
+      </w:r>
+      <w:proofErr w:type="spellStart"/>
       <w:r>
         <w:rPr>
           <w:rFonts w:ascii="思源黑体 CN Normal" w:eastAsia="思源黑体 CN Normal" w:hAnsi="思源黑体 CN Normal" w:cs="思源黑体 CN Light" w:hint="eastAsia"/>
           <w:sz w:val="18"/>
           <w:szCs w:val="18"/>
         </w:rPr>
-        <w:t>唑</w:t>
-      </w:r>
-      <w:proofErr w:type="gramEnd"/>
+        <w:t>Pamiparib</w:t>
+      </w:r>
+      <w:proofErr w:type="spellEnd"/>
       <w:r>
         <w:rPr>
           <w:rFonts w:ascii="思源黑体 CN Normal" w:eastAsia="思源黑体 CN Normal" w:hAnsi="思源黑体 CN Normal" w:cs="思源黑体 CN Light" w:hint="eastAsia"/>
           <w:sz w:val="18"/>
           <w:szCs w:val="18"/>
         </w:rPr>
-        <w:t>帕利（</w:t>
-      </w:r>
-      <w:proofErr w:type="spellStart"/>
-      <w:r>
-        <w:rPr>
-          <w:rFonts w:ascii="思源黑体 CN Normal" w:eastAsia="思源黑体 CN Normal" w:hAnsi="思源黑体 CN Normal" w:cs="思源黑体 CN Light" w:hint="eastAsia"/>
-          <w:sz w:val="18"/>
-          <w:szCs w:val="18"/>
-        </w:rPr>
-        <w:t>Fluzoparib</w:t>
-      </w:r>
-      <w:proofErr w:type="spellEnd"/>
-      <w:r>
-        <w:rPr>
-          <w:rFonts w:ascii="思源黑体 CN Normal" w:eastAsia="思源黑体 CN Normal" w:hAnsi="思源黑体 CN Normal" w:cs="思源黑体 CN Light" w:hint="eastAsia"/>
-          <w:sz w:val="18"/>
-          <w:szCs w:val="18"/>
-        </w:rPr>
-        <w:t>）和帕米帕利（</w:t>
-      </w:r>
-      <w:proofErr w:type="spellStart"/>
-      <w:r>
-        <w:rPr>
-          <w:rFonts w:ascii="思源黑体 CN Normal" w:eastAsia="思源黑体 CN Normal" w:hAnsi="思源黑体 CN Normal" w:cs="思源黑体 CN Light" w:hint="eastAsia"/>
-          <w:sz w:val="18"/>
-          <w:szCs w:val="18"/>
-        </w:rPr>
-        <w:t>Pamiparib</w:t>
-      </w:r>
-      <w:proofErr w:type="spellEnd"/>
-      <w:r>
-        <w:rPr>
-          <w:rFonts w:ascii="思源黑体 CN Normal" w:eastAsia="思源黑体 CN Normal" w:hAnsi="思源黑体 CN Normal" w:cs="思源黑体 CN Light" w:hint="eastAsia"/>
-          <w:sz w:val="18"/>
-          <w:szCs w:val="18"/>
-        </w:rPr>
-        <w:t>）等，已经相继在卵巢癌、前列腺癌、乳腺癌、胰腺癌等肿瘤中获批诸多适应症，其中也包括以HRR基因突变和HRD作为生物标志物的适应症获批。HRD检测在PARP抑制剂治疗卵巢癌中具有重要的应用价值；在乳腺癌、胰腺癌、前列腺癌中，其对PARP抑制剂或含铂类 药物的临床应用可能也具有潜在的指导价值。</w:t>
+        <w:t>）等，已经相继在卵巢癌、前列腺癌、乳腺癌、胰腺癌等肿瘤中获批诸多适应症，其中也包括以HRR基因突变和HRD作为生物标志物的适应症获批。HRD检测在PARP抑制剂治疗卵巢癌中具有重要的应用价值；在乳腺癌、胰腺癌、前列腺癌中，其对PARP抑制剂或含铂类药物的临床应用可能也具有潜在的指导价值。</w:t>
       </w:r>
     </w:p>
     <w:p>
@@ -28991,21 +27166,12 @@
             <w:t>{{</w:t>
           </w:r>
           <w:proofErr w:type="spellStart"/>
-          <w:proofErr w:type="gramStart"/>
           <w:r>
             <w:rPr>
               <w:rFonts w:ascii="仿宋" w:eastAsia="仿宋" w:hAnsi="仿宋" w:cs="仿宋"/>
               <w:sz w:val="24"/>
             </w:rPr>
-            <w:t>sample.report</w:t>
-          </w:r>
-          <w:proofErr w:type="gramEnd"/>
-          <w:r>
-            <w:rPr>
-              <w:rFonts w:ascii="仿宋" w:eastAsia="仿宋" w:hAnsi="仿宋" w:cs="仿宋"/>
-              <w:sz w:val="24"/>
-            </w:rPr>
-            <w:t>_date|replace</w:t>
+            <w:t>sample.report_date|replace</w:t>
           </w:r>
           <w:proofErr w:type="spellEnd"/>
           <w:r>
